--- a/3-能力管理/运行记录类文件/TXHS-03-09-2026年度1-4月运维服务能力管理报告.docx
+++ b/3-能力管理/运行记录类文件/TXHS-03-09-2026年度1-4月运维服务能力管理报告.docx
@@ -21,7 +21,7 @@
         <w:spacing w:before="3120" w:beforeLines="1000"/>
         <w:textAlignment w:val="baseline"/>
       </w:pPr>
-      <w:bookmarkStart w:id="0" w:name="_Toc21912"/>
+      <w:bookmarkStart w:id="0" w:name="_Toc8175"/>
       <w:r>
         <w:drawing>
           <wp:anchor distT="0" distB="0" distL="114300" distR="114300" simplePos="0" relativeHeight="251661312" behindDoc="1" locked="0" layoutInCell="1" allowOverlap="1">
@@ -210,7 +210,7 @@
           <w:lang w:val="en-US" w:eastAsia="zh-CN"/>
         </w:rPr>
       </w:pPr>
-      <w:bookmarkStart w:id="1" w:name="_Toc4404"/>
+      <w:bookmarkStart w:id="1" w:name="_Toc27865"/>
       <w:r>
         <w:rPr>
           <w:rFonts w:hint="eastAsia"/>
@@ -1412,7 +1412,7 @@
                 <w:vertAlign w:val="baseline"/>
                 <w:lang w:val="en-US" w:eastAsia="zh-CN"/>
               </w:rPr>
-              <w:t>强宇涛</w:t>
+              <w:t>程方</w:t>
             </w:r>
           </w:p>
         </w:tc>
@@ -1456,7 +1456,7 @@
                 <w:vertAlign w:val="baseline"/>
                 <w:lang w:val="en-US" w:eastAsia="zh-CN"/>
               </w:rPr>
-              <w:t>陈凯</w:t>
+              <w:t>茅建根</w:t>
             </w:r>
           </w:p>
         </w:tc>
@@ -1691,6 +1691,12 @@
             <w:insideH w:val="single" w:color="000000" w:sz="2" w:space="0"/>
             <w:insideV w:val="single" w:color="000000" w:sz="2" w:space="0"/>
           </w:tblBorders>
+          <w:tblCellMar>
+            <w:top w:w="0" w:type="dxa"/>
+            <w:left w:w="0" w:type="dxa"/>
+            <w:bottom w:w="0" w:type="dxa"/>
+            <w:right w:w="0" w:type="dxa"/>
+          </w:tblCellMar>
         </w:tblPrEx>
         <w:trPr>
           <w:trHeight w:val="556" w:hRule="atLeast"/>
@@ -2123,6 +2129,8 @@
               <w:tab w:val="right" w:leader="dot" w:pos="8306"/>
             </w:tabs>
           </w:pPr>
+          <w:bookmarkStart w:id="62" w:name="_GoBack"/>
+          <w:bookmarkEnd w:id="62"/>
           <w:r>
             <w:rPr>
               <w:rFonts w:hint="eastAsia" w:ascii="宋体" w:hAnsi="宋体" w:eastAsia="宋体" w:cs="宋体"/>
@@ -2159,7 +2167,7 @@
               <w:rFonts w:hint="eastAsia" w:ascii="宋体" w:hAnsi="宋体" w:eastAsia="宋体" w:cs="宋体"/>
               <w:szCs w:val="24"/>
             </w:rPr>
-            <w:instrText xml:space="preserve"> HYPERLINK \l _Toc21912 </w:instrText>
+            <w:instrText xml:space="preserve"> HYPERLINK \l _Toc8175 </w:instrText>
           </w:r>
           <w:r>
             <w:rPr>
@@ -2182,7 +2190,7 @@
             <w:fldChar w:fldCharType="begin"/>
           </w:r>
           <w:r>
-            <w:instrText xml:space="preserve"> PAGEREF _Toc21912 \h </w:instrText>
+            <w:instrText xml:space="preserve"> PAGEREF _Toc8175 \h </w:instrText>
           </w:r>
           <w:r>
             <w:fldChar w:fldCharType="separate"/>
@@ -2220,7 +2228,7 @@
               <w:rFonts w:hint="eastAsia" w:ascii="宋体" w:hAnsi="宋体" w:eastAsia="宋体" w:cs="宋体"/>
               <w:szCs w:val="24"/>
             </w:rPr>
-            <w:instrText xml:space="preserve"> HYPERLINK \l _Toc4404 </w:instrText>
+            <w:instrText xml:space="preserve"> HYPERLINK \l _Toc27865 </w:instrText>
           </w:r>
           <w:r>
             <w:rPr>
@@ -2234,7 +2242,21 @@
               <w:rFonts w:hint="eastAsia"/>
               <w:lang w:val="en-US" w:eastAsia="zh-CN"/>
             </w:rPr>
-            <w:t>2026年度1-3月运维服务能力管理 报告</w:t>
+            <w:t>2026年度1-4月运维服务能力管理</w:t>
+          </w:r>
+          <w:r>
+            <w:rPr>
+              <w:rFonts w:hint="eastAsia"/>
+              <w:lang w:val="en-US" w:eastAsia="zh-CN"/>
+            </w:rPr>
+            <w:t xml:space="preserve"> </w:t>
+          </w:r>
+          <w:r>
+            <w:rPr>
+              <w:rFonts w:hint="eastAsia"/>
+              <w:lang w:val="en-US" w:eastAsia="zh-CN"/>
+            </w:rPr>
+            <w:t>报告</w:t>
           </w:r>
           <w:r>
             <w:tab/>
@@ -2243,7 +2265,7 @@
             <w:fldChar w:fldCharType="begin"/>
           </w:r>
           <w:r>
-            <w:instrText xml:space="preserve"> PAGEREF _Toc4404 \h </w:instrText>
+            <w:instrText xml:space="preserve"> PAGEREF _Toc27865 \h </w:instrText>
           </w:r>
           <w:r>
             <w:fldChar w:fldCharType="separate"/>
@@ -2281,7 +2303,7 @@
               <w:rFonts w:hint="eastAsia" w:ascii="宋体" w:hAnsi="宋体" w:eastAsia="宋体" w:cs="宋体"/>
               <w:szCs w:val="24"/>
             </w:rPr>
-            <w:instrText xml:space="preserve"> HYPERLINK \l _Toc20173 </w:instrText>
+            <w:instrText xml:space="preserve"> HYPERLINK \l _Toc10634 </w:instrText>
           </w:r>
           <w:r>
             <w:rPr>
@@ -2311,7 +2333,7 @@
             <w:fldChar w:fldCharType="begin"/>
           </w:r>
           <w:r>
-            <w:instrText xml:space="preserve"> PAGEREF _Toc20173 \h </w:instrText>
+            <w:instrText xml:space="preserve"> PAGEREF _Toc10634 \h </w:instrText>
           </w:r>
           <w:r>
             <w:fldChar w:fldCharType="separate"/>
@@ -2349,7 +2371,7 @@
               <w:rFonts w:hint="eastAsia" w:ascii="宋体" w:hAnsi="宋体" w:eastAsia="宋体" w:cs="宋体"/>
               <w:szCs w:val="24"/>
             </w:rPr>
-            <w:instrText xml:space="preserve"> HYPERLINK \l _Toc2476 </w:instrText>
+            <w:instrText xml:space="preserve"> HYPERLINK \l _Toc5981 </w:instrText>
           </w:r>
           <w:r>
             <w:rPr>
@@ -2379,7 +2401,7 @@
             <w:fldChar w:fldCharType="begin"/>
           </w:r>
           <w:r>
-            <w:instrText xml:space="preserve"> PAGEREF _Toc2476 \h </w:instrText>
+            <w:instrText xml:space="preserve"> PAGEREF _Toc5981 \h </w:instrText>
           </w:r>
           <w:r>
             <w:fldChar w:fldCharType="separate"/>
@@ -2417,7 +2439,7 @@
               <w:rFonts w:hint="eastAsia" w:ascii="宋体" w:hAnsi="宋体" w:eastAsia="宋体" w:cs="宋体"/>
               <w:szCs w:val="24"/>
             </w:rPr>
-            <w:instrText xml:space="preserve"> HYPERLINK \l _Toc28477 </w:instrText>
+            <w:instrText xml:space="preserve"> HYPERLINK \l _Toc30624 </w:instrText>
           </w:r>
           <w:r>
             <w:rPr>
@@ -2442,7 +2464,7 @@
             <w:fldChar w:fldCharType="begin"/>
           </w:r>
           <w:r>
-            <w:instrText xml:space="preserve"> PAGEREF _Toc28477 \h </w:instrText>
+            <w:instrText xml:space="preserve"> PAGEREF _Toc30624 \h </w:instrText>
           </w:r>
           <w:r>
             <w:fldChar w:fldCharType="separate"/>
@@ -2480,7 +2502,7 @@
               <w:rFonts w:hint="eastAsia" w:ascii="宋体" w:hAnsi="宋体" w:eastAsia="宋体" w:cs="宋体"/>
               <w:szCs w:val="24"/>
             </w:rPr>
-            <w:instrText xml:space="preserve"> HYPERLINK \l _Toc26729 </w:instrText>
+            <w:instrText xml:space="preserve"> HYPERLINK \l _Toc22866 </w:instrText>
           </w:r>
           <w:r>
             <w:rPr>
@@ -2505,7 +2527,7 @@
             <w:fldChar w:fldCharType="begin"/>
           </w:r>
           <w:r>
-            <w:instrText xml:space="preserve"> PAGEREF _Toc26729 \h </w:instrText>
+            <w:instrText xml:space="preserve"> PAGEREF _Toc22866 \h </w:instrText>
           </w:r>
           <w:r>
             <w:fldChar w:fldCharType="separate"/>
@@ -2543,7 +2565,7 @@
               <w:rFonts w:hint="eastAsia" w:ascii="宋体" w:hAnsi="宋体" w:eastAsia="宋体" w:cs="宋体"/>
               <w:szCs w:val="24"/>
             </w:rPr>
-            <w:instrText xml:space="preserve"> HYPERLINK \l _Toc31226 </w:instrText>
+            <w:instrText xml:space="preserve"> HYPERLINK \l _Toc28089 </w:instrText>
           </w:r>
           <w:r>
             <w:rPr>
@@ -2568,13 +2590,13 @@
             <w:fldChar w:fldCharType="begin"/>
           </w:r>
           <w:r>
-            <w:instrText xml:space="preserve"> PAGEREF _Toc31226 \h </w:instrText>
+            <w:instrText xml:space="preserve"> PAGEREF _Toc28089 \h </w:instrText>
           </w:r>
           <w:r>
             <w:fldChar w:fldCharType="separate"/>
           </w:r>
           <w:r>
-            <w:t>5</w:t>
+            <w:t>6</w:t>
           </w:r>
           <w:r>
             <w:fldChar w:fldCharType="end"/>
@@ -2606,7 +2628,7 @@
               <w:rFonts w:hint="eastAsia" w:ascii="宋体" w:hAnsi="宋体" w:eastAsia="宋体" w:cs="宋体"/>
               <w:szCs w:val="24"/>
             </w:rPr>
-            <w:instrText xml:space="preserve"> HYPERLINK \l _Toc7677 </w:instrText>
+            <w:instrText xml:space="preserve"> HYPERLINK \l _Toc316 </w:instrText>
           </w:r>
           <w:r>
             <w:rPr>
@@ -2631,7 +2653,7 @@
             <w:fldChar w:fldCharType="begin"/>
           </w:r>
           <w:r>
-            <w:instrText xml:space="preserve"> PAGEREF _Toc7677 \h </w:instrText>
+            <w:instrText xml:space="preserve"> PAGEREF _Toc316 \h </w:instrText>
           </w:r>
           <w:r>
             <w:fldChar w:fldCharType="separate"/>
@@ -2669,7 +2691,7 @@
               <w:rFonts w:hint="eastAsia" w:ascii="宋体" w:hAnsi="宋体" w:eastAsia="宋体" w:cs="宋体"/>
               <w:szCs w:val="24"/>
             </w:rPr>
-            <w:instrText xml:space="preserve"> HYPERLINK \l _Toc30722 </w:instrText>
+            <w:instrText xml:space="preserve"> HYPERLINK \l _Toc7420 </w:instrText>
           </w:r>
           <w:r>
             <w:rPr>
@@ -2699,13 +2721,13 @@
             <w:fldChar w:fldCharType="begin"/>
           </w:r>
           <w:r>
-            <w:instrText xml:space="preserve"> PAGEREF _Toc30722 \h </w:instrText>
+            <w:instrText xml:space="preserve"> PAGEREF _Toc7420 \h </w:instrText>
           </w:r>
           <w:r>
             <w:fldChar w:fldCharType="separate"/>
           </w:r>
           <w:r>
-            <w:t>7</w:t>
+            <w:t>8</w:t>
           </w:r>
           <w:r>
             <w:fldChar w:fldCharType="end"/>
@@ -2737,7 +2759,7 @@
               <w:rFonts w:hint="eastAsia" w:ascii="宋体" w:hAnsi="宋体" w:eastAsia="宋体" w:cs="宋体"/>
               <w:szCs w:val="24"/>
             </w:rPr>
-            <w:instrText xml:space="preserve"> HYPERLINK \l _Toc26426 </w:instrText>
+            <w:instrText xml:space="preserve"> HYPERLINK \l _Toc11663 </w:instrText>
           </w:r>
           <w:r>
             <w:rPr>
@@ -2758,7 +2780,7 @@
               <w:rFonts w:hint="eastAsia"/>
               <w:lang w:val="en-US" w:eastAsia="zh-CN"/>
             </w:rPr>
-            <w:t>人员技能评定管理报告</w:t>
+            <w:t>人员能力评价管理报告</w:t>
           </w:r>
           <w:r>
             <w:tab/>
@@ -2767,13 +2789,13 @@
             <w:fldChar w:fldCharType="begin"/>
           </w:r>
           <w:r>
-            <w:instrText xml:space="preserve"> PAGEREF _Toc26426 \h </w:instrText>
+            <w:instrText xml:space="preserve"> PAGEREF _Toc11663 \h </w:instrText>
           </w:r>
           <w:r>
             <w:fldChar w:fldCharType="separate"/>
           </w:r>
           <w:r>
-            <w:t>7</w:t>
+            <w:t>8</w:t>
           </w:r>
           <w:r>
             <w:fldChar w:fldCharType="end"/>
@@ -2805,7 +2827,7 @@
               <w:rFonts w:hint="eastAsia" w:ascii="宋体" w:hAnsi="宋体" w:eastAsia="宋体" w:cs="宋体"/>
               <w:szCs w:val="24"/>
             </w:rPr>
-            <w:instrText xml:space="preserve"> HYPERLINK \l _Toc29544 </w:instrText>
+            <w:instrText xml:space="preserve"> HYPERLINK \l _Toc23633 </w:instrText>
           </w:r>
           <w:r>
             <w:rPr>
@@ -2835,7 +2857,7 @@
             <w:fldChar w:fldCharType="begin"/>
           </w:r>
           <w:r>
-            <w:instrText xml:space="preserve"> PAGEREF _Toc29544 \h </w:instrText>
+            <w:instrText xml:space="preserve"> PAGEREF _Toc23633 \h </w:instrText>
           </w:r>
           <w:r>
             <w:fldChar w:fldCharType="separate"/>
@@ -2873,7 +2895,7 @@
               <w:rFonts w:hint="eastAsia" w:ascii="宋体" w:hAnsi="宋体" w:eastAsia="宋体" w:cs="宋体"/>
               <w:szCs w:val="24"/>
             </w:rPr>
-            <w:instrText xml:space="preserve"> HYPERLINK \l _Toc3149 </w:instrText>
+            <w:instrText xml:space="preserve"> HYPERLINK \l _Toc19150 </w:instrText>
           </w:r>
           <w:r>
             <w:rPr>
@@ -2903,13 +2925,13 @@
             <w:fldChar w:fldCharType="begin"/>
           </w:r>
           <w:r>
-            <w:instrText xml:space="preserve"> PAGEREF _Toc3149 \h </w:instrText>
+            <w:instrText xml:space="preserve"> PAGEREF _Toc19150 \h </w:instrText>
           </w:r>
           <w:r>
             <w:fldChar w:fldCharType="separate"/>
           </w:r>
           <w:r>
-            <w:t>8</w:t>
+            <w:t>9</w:t>
           </w:r>
           <w:r>
             <w:fldChar w:fldCharType="end"/>
@@ -2941,7 +2963,7 @@
               <w:rFonts w:hint="eastAsia" w:ascii="宋体" w:hAnsi="宋体" w:eastAsia="宋体" w:cs="宋体"/>
               <w:szCs w:val="24"/>
             </w:rPr>
-            <w:instrText xml:space="preserve"> HYPERLINK \l _Toc26755 </w:instrText>
+            <w:instrText xml:space="preserve"> HYPERLINK \l _Toc31354 </w:instrText>
           </w:r>
           <w:r>
             <w:rPr>
@@ -2971,13 +2993,13 @@
             <w:fldChar w:fldCharType="begin"/>
           </w:r>
           <w:r>
-            <w:instrText xml:space="preserve"> PAGEREF _Toc26755 \h </w:instrText>
+            <w:instrText xml:space="preserve"> PAGEREF _Toc31354 \h </w:instrText>
           </w:r>
           <w:r>
             <w:fldChar w:fldCharType="separate"/>
           </w:r>
           <w:r>
-            <w:t>8</w:t>
+            <w:t>9</w:t>
           </w:r>
           <w:r>
             <w:fldChar w:fldCharType="end"/>
@@ -3009,7 +3031,7 @@
               <w:rFonts w:hint="eastAsia" w:ascii="宋体" w:hAnsi="宋体" w:eastAsia="宋体" w:cs="宋体"/>
               <w:szCs w:val="24"/>
             </w:rPr>
-            <w:instrText xml:space="preserve"> HYPERLINK \l _Toc416 </w:instrText>
+            <w:instrText xml:space="preserve"> HYPERLINK \l _Toc30651 </w:instrText>
           </w:r>
           <w:r>
             <w:rPr>
@@ -3039,13 +3061,13 @@
             <w:fldChar w:fldCharType="begin"/>
           </w:r>
           <w:r>
-            <w:instrText xml:space="preserve"> PAGEREF _Toc416 \h </w:instrText>
+            <w:instrText xml:space="preserve"> PAGEREF _Toc30651 \h </w:instrText>
           </w:r>
           <w:r>
             <w:fldChar w:fldCharType="separate"/>
           </w:r>
           <w:r>
-            <w:t>8</w:t>
+            <w:t>9</w:t>
           </w:r>
           <w:r>
             <w:fldChar w:fldCharType="end"/>
@@ -3077,7 +3099,7 @@
               <w:rFonts w:hint="eastAsia" w:ascii="宋体" w:hAnsi="宋体" w:eastAsia="宋体" w:cs="宋体"/>
               <w:szCs w:val="24"/>
             </w:rPr>
-            <w:instrText xml:space="preserve"> HYPERLINK \l _Toc1469 </w:instrText>
+            <w:instrText xml:space="preserve"> HYPERLINK \l _Toc8729 </w:instrText>
           </w:r>
           <w:r>
             <w:rPr>
@@ -3107,13 +3129,13 @@
             <w:fldChar w:fldCharType="begin"/>
           </w:r>
           <w:r>
-            <w:instrText xml:space="preserve"> PAGEREF _Toc1469 \h </w:instrText>
+            <w:instrText xml:space="preserve"> PAGEREF _Toc8729 \h </w:instrText>
           </w:r>
           <w:r>
             <w:fldChar w:fldCharType="separate"/>
           </w:r>
           <w:r>
-            <w:t>8</w:t>
+            <w:t>9</w:t>
           </w:r>
           <w:r>
             <w:fldChar w:fldCharType="end"/>
@@ -3145,7 +3167,7 @@
               <w:rFonts w:hint="eastAsia" w:ascii="宋体" w:hAnsi="宋体" w:eastAsia="宋体" w:cs="宋体"/>
               <w:szCs w:val="24"/>
             </w:rPr>
-            <w:instrText xml:space="preserve"> HYPERLINK \l _Toc16634 </w:instrText>
+            <w:instrText xml:space="preserve"> HYPERLINK \l _Toc10189 </w:instrText>
           </w:r>
           <w:r>
             <w:rPr>
@@ -3175,7 +3197,7 @@
             <w:fldChar w:fldCharType="begin"/>
           </w:r>
           <w:r>
-            <w:instrText xml:space="preserve"> PAGEREF _Toc16634 \h </w:instrText>
+            <w:instrText xml:space="preserve"> PAGEREF _Toc10189 \h </w:instrText>
           </w:r>
           <w:r>
             <w:fldChar w:fldCharType="separate"/>
@@ -3213,7 +3235,7 @@
               <w:rFonts w:hint="eastAsia" w:ascii="宋体" w:hAnsi="宋体" w:eastAsia="宋体" w:cs="宋体"/>
               <w:szCs w:val="24"/>
             </w:rPr>
-            <w:instrText xml:space="preserve"> HYPERLINK \l _Toc22205 </w:instrText>
+            <w:instrText xml:space="preserve"> HYPERLINK \l _Toc1723 </w:instrText>
           </w:r>
           <w:r>
             <w:rPr>
@@ -3243,7 +3265,7 @@
             <w:fldChar w:fldCharType="begin"/>
           </w:r>
           <w:r>
-            <w:instrText xml:space="preserve"> PAGEREF _Toc22205 \h </w:instrText>
+            <w:instrText xml:space="preserve"> PAGEREF _Toc1723 \h </w:instrText>
           </w:r>
           <w:r>
             <w:fldChar w:fldCharType="separate"/>
@@ -3281,7 +3303,7 @@
               <w:rFonts w:hint="eastAsia" w:ascii="宋体" w:hAnsi="宋体" w:eastAsia="宋体" w:cs="宋体"/>
               <w:szCs w:val="24"/>
             </w:rPr>
-            <w:instrText xml:space="preserve"> HYPERLINK \l _Toc9331 </w:instrText>
+            <w:instrText xml:space="preserve"> HYPERLINK \l _Toc24196 </w:instrText>
           </w:r>
           <w:r>
             <w:rPr>
@@ -3311,13 +3333,13 @@
             <w:fldChar w:fldCharType="begin"/>
           </w:r>
           <w:r>
-            <w:instrText xml:space="preserve"> PAGEREF _Toc9331 \h </w:instrText>
+            <w:instrText xml:space="preserve"> PAGEREF _Toc24196 \h </w:instrText>
           </w:r>
           <w:r>
             <w:fldChar w:fldCharType="separate"/>
           </w:r>
           <w:r>
-            <w:t>9</w:t>
+            <w:t>10</w:t>
           </w:r>
           <w:r>
             <w:fldChar w:fldCharType="end"/>
@@ -3349,7 +3371,7 @@
               <w:rFonts w:hint="eastAsia" w:ascii="宋体" w:hAnsi="宋体" w:eastAsia="宋体" w:cs="宋体"/>
               <w:szCs w:val="24"/>
             </w:rPr>
-            <w:instrText xml:space="preserve"> HYPERLINK \l _Toc7681 </w:instrText>
+            <w:instrText xml:space="preserve"> HYPERLINK \l _Toc27486 </w:instrText>
           </w:r>
           <w:r>
             <w:rPr>
@@ -3370,7 +3392,7 @@
               <w:rFonts w:hint="eastAsia"/>
               <w:lang w:val="en-US" w:eastAsia="zh-CN"/>
             </w:rPr>
-            <w:t>各项目研发进展情况</w:t>
+            <w:t>研发工作概述</w:t>
           </w:r>
           <w:r>
             <w:tab/>
@@ -3379,13 +3401,13 @@
             <w:fldChar w:fldCharType="begin"/>
           </w:r>
           <w:r>
-            <w:instrText xml:space="preserve"> PAGEREF _Toc7681 \h </w:instrText>
+            <w:instrText xml:space="preserve"> PAGEREF _Toc27486 \h </w:instrText>
           </w:r>
           <w:r>
             <w:fldChar w:fldCharType="separate"/>
           </w:r>
           <w:r>
-            <w:t>9</w:t>
+            <w:t>10</w:t>
           </w:r>
           <w:r>
             <w:fldChar w:fldCharType="end"/>
@@ -3417,7 +3439,7 @@
               <w:rFonts w:hint="eastAsia" w:ascii="宋体" w:hAnsi="宋体" w:eastAsia="宋体" w:cs="宋体"/>
               <w:szCs w:val="24"/>
             </w:rPr>
-            <w:instrText xml:space="preserve"> HYPERLINK \l _Toc6711 </w:instrText>
+            <w:instrText xml:space="preserve"> HYPERLINK \l _Toc29282 </w:instrText>
           </w:r>
           <w:r>
             <w:rPr>
@@ -3438,7 +3460,7 @@
               <w:rFonts w:hint="eastAsia"/>
               <w:lang w:val="en-US" w:eastAsia="zh-CN"/>
             </w:rPr>
-            <w:t>研发成果</w:t>
+            <w:t>各项目研发进展情况</w:t>
           </w:r>
           <w:r>
             <w:tab/>
@@ -3447,13 +3469,13 @@
             <w:fldChar w:fldCharType="begin"/>
           </w:r>
           <w:r>
-            <w:instrText xml:space="preserve"> PAGEREF _Toc6711 \h </w:instrText>
+            <w:instrText xml:space="preserve"> PAGEREF _Toc29282 \h </w:instrText>
           </w:r>
           <w:r>
             <w:fldChar w:fldCharType="separate"/>
           </w:r>
           <w:r>
-            <w:t>9</w:t>
+            <w:t>10</w:t>
           </w:r>
           <w:r>
             <w:fldChar w:fldCharType="end"/>
@@ -3485,7 +3507,7 @@
               <w:rFonts w:hint="eastAsia" w:ascii="宋体" w:hAnsi="宋体" w:eastAsia="宋体" w:cs="宋体"/>
               <w:szCs w:val="24"/>
             </w:rPr>
-            <w:instrText xml:space="preserve"> HYPERLINK \l _Toc30755 </w:instrText>
+            <w:instrText xml:space="preserve"> HYPERLINK \l _Toc22031 </w:instrText>
           </w:r>
           <w:r>
             <w:rPr>
@@ -3506,7 +3528,7 @@
               <w:rFonts w:hint="eastAsia"/>
               <w:lang w:val="en-US" w:eastAsia="zh-CN"/>
             </w:rPr>
-            <w:t>资金使用情况</w:t>
+            <w:t>研发成果</w:t>
           </w:r>
           <w:r>
             <w:tab/>
@@ -3515,13 +3537,224 @@
             <w:fldChar w:fldCharType="begin"/>
           </w:r>
           <w:r>
-            <w:instrText xml:space="preserve"> PAGEREF _Toc30755 \h </w:instrText>
+            <w:instrText xml:space="preserve"> PAGEREF _Toc22031 \h </w:instrText>
           </w:r>
           <w:r>
             <w:fldChar w:fldCharType="separate"/>
           </w:r>
           <w:r>
-            <w:t>10</w:t>
+            <w:t>11</w:t>
+          </w:r>
+          <w:r>
+            <w:fldChar w:fldCharType="end"/>
+          </w:r>
+          <w:r>
+            <w:rPr>
+              <w:rFonts w:hint="eastAsia" w:ascii="宋体" w:hAnsi="宋体" w:eastAsia="宋体" w:cs="宋体"/>
+              <w:szCs w:val="24"/>
+            </w:rPr>
+            <w:fldChar w:fldCharType="end"/>
+          </w:r>
+        </w:p>
+        <w:p>
+          <w:pPr>
+            <w:pStyle w:val="13"/>
+            <w:tabs>
+              <w:tab w:val="right" w:leader="dot" w:pos="8306"/>
+            </w:tabs>
+          </w:pPr>
+          <w:r>
+            <w:rPr>
+              <w:rFonts w:hint="eastAsia" w:ascii="宋体" w:hAnsi="宋体" w:eastAsia="宋体" w:cs="宋体"/>
+              <w:szCs w:val="24"/>
+            </w:rPr>
+            <w:fldChar w:fldCharType="begin"/>
+          </w:r>
+          <w:r>
+            <w:rPr>
+              <w:rFonts w:hint="eastAsia" w:ascii="宋体" w:hAnsi="宋体" w:eastAsia="宋体" w:cs="宋体"/>
+              <w:szCs w:val="24"/>
+            </w:rPr>
+            <w:instrText xml:space="preserve"> HYPERLINK \l _Toc31879 </w:instrText>
+          </w:r>
+          <w:r>
+            <w:rPr>
+              <w:rFonts w:hint="eastAsia" w:ascii="宋体" w:hAnsi="宋体" w:eastAsia="宋体" w:cs="宋体"/>
+              <w:szCs w:val="24"/>
+            </w:rPr>
+            <w:fldChar w:fldCharType="separate"/>
+          </w:r>
+          <w:r>
+            <w:rPr>
+              <w:rFonts w:hint="default"/>
+              <w:lang w:val="en-US" w:eastAsia="zh-CN"/>
+            </w:rPr>
+            <w:t xml:space="preserve">1.3.4. </w:t>
+          </w:r>
+          <w:r>
+            <w:rPr>
+              <w:rFonts w:hint="eastAsia"/>
+              <w:lang w:val="en-US" w:eastAsia="zh-CN"/>
+            </w:rPr>
+            <w:t>研发人员投入情况</w:t>
+          </w:r>
+          <w:r>
+            <w:tab/>
+          </w:r>
+          <w:r>
+            <w:fldChar w:fldCharType="begin"/>
+          </w:r>
+          <w:r>
+            <w:instrText xml:space="preserve"> PAGEREF _Toc31879 \h </w:instrText>
+          </w:r>
+          <w:r>
+            <w:fldChar w:fldCharType="separate"/>
+          </w:r>
+          <w:r>
+            <w:t>11</w:t>
+          </w:r>
+          <w:r>
+            <w:fldChar w:fldCharType="end"/>
+          </w:r>
+          <w:r>
+            <w:rPr>
+              <w:rFonts w:hint="eastAsia" w:ascii="宋体" w:hAnsi="宋体" w:eastAsia="宋体" w:cs="宋体"/>
+              <w:szCs w:val="24"/>
+            </w:rPr>
+            <w:fldChar w:fldCharType="end"/>
+          </w:r>
+        </w:p>
+        <w:p>
+          <w:pPr>
+            <w:pStyle w:val="13"/>
+            <w:tabs>
+              <w:tab w:val="right" w:leader="dot" w:pos="8306"/>
+            </w:tabs>
+          </w:pPr>
+          <w:r>
+            <w:rPr>
+              <w:rFonts w:hint="eastAsia" w:ascii="宋体" w:hAnsi="宋体" w:eastAsia="宋体" w:cs="宋体"/>
+              <w:szCs w:val="24"/>
+            </w:rPr>
+            <w:fldChar w:fldCharType="begin"/>
+          </w:r>
+          <w:r>
+            <w:rPr>
+              <w:rFonts w:hint="eastAsia" w:ascii="宋体" w:hAnsi="宋体" w:eastAsia="宋体" w:cs="宋体"/>
+              <w:szCs w:val="24"/>
+            </w:rPr>
+            <w:instrText xml:space="preserve"> HYPERLINK \l _Toc8597 </w:instrText>
+          </w:r>
+          <w:r>
+            <w:rPr>
+              <w:rFonts w:hint="eastAsia" w:ascii="宋体" w:hAnsi="宋体" w:eastAsia="宋体" w:cs="宋体"/>
+              <w:szCs w:val="24"/>
+            </w:rPr>
+            <w:fldChar w:fldCharType="separate"/>
+          </w:r>
+          <w:r>
+            <w:rPr>
+              <w:rFonts w:hint="default"/>
+              <w:lang w:val="en-US" w:eastAsia="zh-CN"/>
+            </w:rPr>
+            <w:t xml:space="preserve">1.3.5. </w:t>
+          </w:r>
+          <w:r>
+            <w:rPr>
+              <w:rFonts w:hint="eastAsia"/>
+              <w:lang w:val="en-US" w:eastAsia="zh-CN"/>
+            </w:rPr>
+            <w:t>研发经费使用情况</w:t>
+          </w:r>
+          <w:r>
+            <w:tab/>
+          </w:r>
+          <w:r>
+            <w:fldChar w:fldCharType="begin"/>
+          </w:r>
+          <w:r>
+            <w:instrText xml:space="preserve"> PAGEREF _Toc8597 \h </w:instrText>
+          </w:r>
+          <w:r>
+            <w:fldChar w:fldCharType="separate"/>
+          </w:r>
+          <w:r>
+            <w:t>11</w:t>
+          </w:r>
+          <w:r>
+            <w:fldChar w:fldCharType="end"/>
+          </w:r>
+          <w:r>
+            <w:rPr>
+              <w:rFonts w:hint="eastAsia" w:ascii="宋体" w:hAnsi="宋体" w:eastAsia="宋体" w:cs="宋体"/>
+              <w:szCs w:val="24"/>
+            </w:rPr>
+            <w:fldChar w:fldCharType="end"/>
+          </w:r>
+        </w:p>
+        <w:p>
+          <w:pPr>
+            <w:pStyle w:val="13"/>
+            <w:tabs>
+              <w:tab w:val="right" w:leader="dot" w:pos="8306"/>
+            </w:tabs>
+          </w:pPr>
+          <w:r>
+            <w:rPr>
+              <w:rFonts w:hint="eastAsia" w:ascii="宋体" w:hAnsi="宋体" w:eastAsia="宋体" w:cs="宋体"/>
+              <w:szCs w:val="24"/>
+            </w:rPr>
+            <w:fldChar w:fldCharType="begin"/>
+          </w:r>
+          <w:r>
+            <w:rPr>
+              <w:rFonts w:hint="eastAsia" w:ascii="宋体" w:hAnsi="宋体" w:eastAsia="宋体" w:cs="宋体"/>
+              <w:szCs w:val="24"/>
+            </w:rPr>
+            <w:instrText xml:space="preserve"> HYPERLINK \l _Toc574 </w:instrText>
+          </w:r>
+          <w:r>
+            <w:rPr>
+              <w:rFonts w:hint="eastAsia" w:ascii="宋体" w:hAnsi="宋体" w:eastAsia="宋体" w:cs="宋体"/>
+              <w:szCs w:val="24"/>
+            </w:rPr>
+            <w:fldChar w:fldCharType="separate"/>
+          </w:r>
+          <w:r>
+            <w:rPr>
+              <w:rFonts w:hint="default"/>
+              <w:lang w:val="en-US" w:eastAsia="zh-CN"/>
+            </w:rPr>
+            <w:t xml:space="preserve">1.3.6. </w:t>
+          </w:r>
+          <w:r>
+            <w:rPr>
+              <w:rFonts w:hint="eastAsia"/>
+              <w:lang w:val="en-US" w:eastAsia="zh-CN"/>
+            </w:rPr>
+            <w:t>下一步</w:t>
+          </w:r>
+          <w:r>
+            <w:rPr>
+              <w:rFonts w:hint="default"/>
+              <w:lang w:val="en-US" w:eastAsia="zh-CN"/>
+            </w:rPr>
+            <w:t>工作计划</w:t>
+          </w:r>
+          <w:r>
+            <w:tab/>
+          </w:r>
+          <w:r>
+            <w:fldChar w:fldCharType="begin"/>
+          </w:r>
+          <w:r>
+            <w:instrText xml:space="preserve"> PAGEREF _Toc574 \h </w:instrText>
+          </w:r>
+          <w:r>
+            <w:fldChar w:fldCharType="separate"/>
+          </w:r>
+          <w:r>
+            <w:t>12</w:t>
           </w:r>
           <w:r>
             <w:fldChar w:fldCharType="end"/>
@@ -3553,7 +3786,7 @@
               <w:rFonts w:hint="eastAsia" w:ascii="宋体" w:hAnsi="宋体" w:eastAsia="宋体" w:cs="宋体"/>
               <w:szCs w:val="24"/>
             </w:rPr>
-            <w:instrText xml:space="preserve"> HYPERLINK \l _Toc32556 </w:instrText>
+            <w:instrText xml:space="preserve"> HYPERLINK \l _Toc25915 </w:instrText>
           </w:r>
           <w:r>
             <w:rPr>
@@ -3583,13 +3816,13 @@
             <w:fldChar w:fldCharType="begin"/>
           </w:r>
           <w:r>
-            <w:instrText xml:space="preserve"> PAGEREF _Toc32556 \h </w:instrText>
+            <w:instrText xml:space="preserve"> PAGEREF _Toc25915 \h </w:instrText>
           </w:r>
           <w:r>
             <w:fldChar w:fldCharType="separate"/>
           </w:r>
           <w:r>
-            <w:t>10</w:t>
+            <w:t>12</w:t>
           </w:r>
           <w:r>
             <w:fldChar w:fldCharType="end"/>
@@ -3621,7 +3854,7 @@
               <w:rFonts w:hint="eastAsia" w:ascii="宋体" w:hAnsi="宋体" w:eastAsia="宋体" w:cs="宋体"/>
               <w:szCs w:val="24"/>
             </w:rPr>
-            <w:instrText xml:space="preserve"> HYPERLINK \l _Toc32342 </w:instrText>
+            <w:instrText xml:space="preserve"> HYPERLINK \l _Toc4104 </w:instrText>
           </w:r>
           <w:r>
             <w:rPr>
@@ -3651,13 +3884,13 @@
             <w:fldChar w:fldCharType="begin"/>
           </w:r>
           <w:r>
-            <w:instrText xml:space="preserve"> PAGEREF _Toc32342 \h </w:instrText>
+            <w:instrText xml:space="preserve"> PAGEREF _Toc4104 \h </w:instrText>
           </w:r>
           <w:r>
             <w:fldChar w:fldCharType="separate"/>
           </w:r>
           <w:r>
-            <w:t>10</w:t>
+            <w:t>12</w:t>
           </w:r>
           <w:r>
             <w:fldChar w:fldCharType="end"/>
@@ -3689,7 +3922,7 @@
               <w:rFonts w:hint="eastAsia" w:ascii="宋体" w:hAnsi="宋体" w:eastAsia="宋体" w:cs="宋体"/>
               <w:szCs w:val="24"/>
             </w:rPr>
-            <w:instrText xml:space="preserve"> HYPERLINK \l _Toc8182 </w:instrText>
+            <w:instrText xml:space="preserve"> HYPERLINK \l _Toc11329 </w:instrText>
           </w:r>
           <w:r>
             <w:rPr>
@@ -3719,13 +3952,13 @@
             <w:fldChar w:fldCharType="begin"/>
           </w:r>
           <w:r>
-            <w:instrText xml:space="preserve"> PAGEREF _Toc8182 \h </w:instrText>
+            <w:instrText xml:space="preserve"> PAGEREF _Toc11329 \h </w:instrText>
           </w:r>
           <w:r>
             <w:fldChar w:fldCharType="separate"/>
           </w:r>
           <w:r>
-            <w:t>10</w:t>
+            <w:t>12</w:t>
           </w:r>
           <w:r>
             <w:fldChar w:fldCharType="end"/>
@@ -3757,7 +3990,7 @@
               <w:rFonts w:hint="eastAsia" w:ascii="宋体" w:hAnsi="宋体" w:eastAsia="宋体" w:cs="宋体"/>
               <w:szCs w:val="24"/>
             </w:rPr>
-            <w:instrText xml:space="preserve"> HYPERLINK \l _Toc2542 </w:instrText>
+            <w:instrText xml:space="preserve"> HYPERLINK \l _Toc31206 </w:instrText>
           </w:r>
           <w:r>
             <w:rPr>
@@ -3787,13 +4020,13 @@
             <w:fldChar w:fldCharType="begin"/>
           </w:r>
           <w:r>
-            <w:instrText xml:space="preserve"> PAGEREF _Toc2542 \h </w:instrText>
+            <w:instrText xml:space="preserve"> PAGEREF _Toc31206 \h </w:instrText>
           </w:r>
           <w:r>
             <w:fldChar w:fldCharType="separate"/>
           </w:r>
           <w:r>
-            <w:t>10</w:t>
+            <w:t>12</w:t>
           </w:r>
           <w:r>
             <w:fldChar w:fldCharType="end"/>
@@ -3825,7 +4058,7 @@
               <w:rFonts w:hint="eastAsia" w:ascii="宋体" w:hAnsi="宋体" w:eastAsia="宋体" w:cs="宋体"/>
               <w:szCs w:val="24"/>
             </w:rPr>
-            <w:instrText xml:space="preserve"> HYPERLINK \l _Toc6895 </w:instrText>
+            <w:instrText xml:space="preserve"> HYPERLINK \l _Toc378 </w:instrText>
           </w:r>
           <w:r>
             <w:rPr>
@@ -3855,13 +4088,13 @@
             <w:fldChar w:fldCharType="begin"/>
           </w:r>
           <w:r>
-            <w:instrText xml:space="preserve"> PAGEREF _Toc6895 \h </w:instrText>
+            <w:instrText xml:space="preserve"> PAGEREF _Toc378 \h </w:instrText>
           </w:r>
           <w:r>
             <w:fldChar w:fldCharType="separate"/>
           </w:r>
           <w:r>
-            <w:t>10</w:t>
+            <w:t>12</w:t>
           </w:r>
           <w:r>
             <w:fldChar w:fldCharType="end"/>
@@ -3893,7 +4126,7 @@
               <w:rFonts w:hint="eastAsia" w:ascii="宋体" w:hAnsi="宋体" w:eastAsia="宋体" w:cs="宋体"/>
               <w:szCs w:val="24"/>
             </w:rPr>
-            <w:instrText xml:space="preserve"> HYPERLINK \l _Toc2275 </w:instrText>
+            <w:instrText xml:space="preserve"> HYPERLINK \l _Toc21223 </w:instrText>
           </w:r>
           <w:r>
             <w:rPr>
@@ -3923,13 +4156,13 @@
             <w:fldChar w:fldCharType="begin"/>
           </w:r>
           <w:r>
-            <w:instrText xml:space="preserve"> PAGEREF _Toc2275 \h </w:instrText>
+            <w:instrText xml:space="preserve"> PAGEREF _Toc21223 \h </w:instrText>
           </w:r>
           <w:r>
             <w:fldChar w:fldCharType="separate"/>
           </w:r>
           <w:r>
-            <w:t>10</w:t>
+            <w:t>12</w:t>
           </w:r>
           <w:r>
             <w:fldChar w:fldCharType="end"/>
@@ -3961,7 +4194,7 @@
               <w:rFonts w:hint="eastAsia" w:ascii="宋体" w:hAnsi="宋体" w:eastAsia="宋体" w:cs="宋体"/>
               <w:szCs w:val="24"/>
             </w:rPr>
-            <w:instrText xml:space="preserve"> HYPERLINK \l _Toc29452 </w:instrText>
+            <w:instrText xml:space="preserve"> HYPERLINK \l _Toc14615 </w:instrText>
           </w:r>
           <w:r>
             <w:rPr>
@@ -3991,13 +4224,13 @@
             <w:fldChar w:fldCharType="begin"/>
           </w:r>
           <w:r>
-            <w:instrText xml:space="preserve"> PAGEREF _Toc29452 \h </w:instrText>
+            <w:instrText xml:space="preserve"> PAGEREF _Toc14615 \h </w:instrText>
           </w:r>
           <w:r>
             <w:fldChar w:fldCharType="separate"/>
           </w:r>
           <w:r>
-            <w:t>11</w:t>
+            <w:t>13</w:t>
           </w:r>
           <w:r>
             <w:fldChar w:fldCharType="end"/>
@@ -4029,7 +4262,7 @@
               <w:rFonts w:hint="eastAsia" w:ascii="宋体" w:hAnsi="宋体" w:eastAsia="宋体" w:cs="宋体"/>
               <w:szCs w:val="24"/>
             </w:rPr>
-            <w:instrText xml:space="preserve"> HYPERLINK \l _Toc5044 </w:instrText>
+            <w:instrText xml:space="preserve"> HYPERLINK \l _Toc32334 </w:instrText>
           </w:r>
           <w:r>
             <w:rPr>
@@ -4059,13 +4292,13 @@
             <w:fldChar w:fldCharType="begin"/>
           </w:r>
           <w:r>
-            <w:instrText xml:space="preserve"> PAGEREF _Toc5044 \h </w:instrText>
+            <w:instrText xml:space="preserve"> PAGEREF _Toc32334 \h </w:instrText>
           </w:r>
           <w:r>
             <w:fldChar w:fldCharType="separate"/>
           </w:r>
           <w:r>
-            <w:t>11</w:t>
+            <w:t>13</w:t>
           </w:r>
           <w:r>
             <w:fldChar w:fldCharType="end"/>
@@ -4097,7 +4330,7 @@
               <w:rFonts w:hint="eastAsia" w:ascii="宋体" w:hAnsi="宋体" w:eastAsia="宋体" w:cs="宋体"/>
               <w:szCs w:val="24"/>
             </w:rPr>
-            <w:instrText xml:space="preserve"> HYPERLINK \l _Toc25289 </w:instrText>
+            <w:instrText xml:space="preserve"> HYPERLINK \l _Toc29121 </w:instrText>
           </w:r>
           <w:r>
             <w:rPr>
@@ -4127,13 +4360,13 @@
             <w:fldChar w:fldCharType="begin"/>
           </w:r>
           <w:r>
-            <w:instrText xml:space="preserve"> PAGEREF _Toc25289 \h </w:instrText>
+            <w:instrText xml:space="preserve"> PAGEREF _Toc29121 \h </w:instrText>
           </w:r>
           <w:r>
             <w:fldChar w:fldCharType="separate"/>
           </w:r>
           <w:r>
-            <w:t>11</w:t>
+            <w:t>13</w:t>
           </w:r>
           <w:r>
             <w:fldChar w:fldCharType="end"/>
@@ -4165,7 +4398,7 @@
               <w:rFonts w:hint="eastAsia" w:ascii="宋体" w:hAnsi="宋体" w:eastAsia="宋体" w:cs="宋体"/>
               <w:szCs w:val="24"/>
             </w:rPr>
-            <w:instrText xml:space="preserve"> HYPERLINK \l _Toc14098 </w:instrText>
+            <w:instrText xml:space="preserve"> HYPERLINK \l _Toc3791 </w:instrText>
           </w:r>
           <w:r>
             <w:rPr>
@@ -4195,13 +4428,13 @@
             <w:fldChar w:fldCharType="begin"/>
           </w:r>
           <w:r>
-            <w:instrText xml:space="preserve"> PAGEREF _Toc14098 \h </w:instrText>
+            <w:instrText xml:space="preserve"> PAGEREF _Toc3791 \h </w:instrText>
           </w:r>
           <w:r>
             <w:fldChar w:fldCharType="separate"/>
           </w:r>
           <w:r>
-            <w:t>11</w:t>
+            <w:t>13</w:t>
           </w:r>
           <w:r>
             <w:fldChar w:fldCharType="end"/>
@@ -4233,7 +4466,7 @@
               <w:rFonts w:hint="eastAsia" w:ascii="宋体" w:hAnsi="宋体" w:eastAsia="宋体" w:cs="宋体"/>
               <w:szCs w:val="24"/>
             </w:rPr>
-            <w:instrText xml:space="preserve"> HYPERLINK \l _Toc14223 </w:instrText>
+            <w:instrText xml:space="preserve"> HYPERLINK \l _Toc20320 </w:instrText>
           </w:r>
           <w:r>
             <w:rPr>
@@ -4263,13 +4496,13 @@
             <w:fldChar w:fldCharType="begin"/>
           </w:r>
           <w:r>
-            <w:instrText xml:space="preserve"> PAGEREF _Toc14223 \h </w:instrText>
+            <w:instrText xml:space="preserve"> PAGEREF _Toc20320 \h </w:instrText>
           </w:r>
           <w:r>
             <w:fldChar w:fldCharType="separate"/>
           </w:r>
           <w:r>
-            <w:t>11</w:t>
+            <w:t>13</w:t>
           </w:r>
           <w:r>
             <w:fldChar w:fldCharType="end"/>
@@ -4301,7 +4534,7 @@
               <w:rFonts w:hint="eastAsia" w:ascii="宋体" w:hAnsi="宋体" w:eastAsia="宋体" w:cs="宋体"/>
               <w:szCs w:val="24"/>
             </w:rPr>
-            <w:instrText xml:space="preserve"> HYPERLINK \l _Toc14396 </w:instrText>
+            <w:instrText xml:space="preserve"> HYPERLINK \l _Toc3242 </w:instrText>
           </w:r>
           <w:r>
             <w:rPr>
@@ -4331,13 +4564,13 @@
             <w:fldChar w:fldCharType="begin"/>
           </w:r>
           <w:r>
-            <w:instrText xml:space="preserve"> PAGEREF _Toc14396 \h </w:instrText>
+            <w:instrText xml:space="preserve"> PAGEREF _Toc3242 \h </w:instrText>
           </w:r>
           <w:r>
             <w:fldChar w:fldCharType="separate"/>
           </w:r>
           <w:r>
-            <w:t>11</w:t>
+            <w:t>13</w:t>
           </w:r>
           <w:r>
             <w:fldChar w:fldCharType="end"/>
@@ -4369,7 +4602,7 @@
               <w:rFonts w:hint="eastAsia" w:ascii="宋体" w:hAnsi="宋体" w:eastAsia="宋体" w:cs="宋体"/>
               <w:szCs w:val="24"/>
             </w:rPr>
-            <w:instrText xml:space="preserve"> HYPERLINK \l _Toc310 </w:instrText>
+            <w:instrText xml:space="preserve"> HYPERLINK \l _Toc17735 </w:instrText>
           </w:r>
           <w:r>
             <w:rPr>
@@ -4399,13 +4632,13 @@
             <w:fldChar w:fldCharType="begin"/>
           </w:r>
           <w:r>
-            <w:instrText xml:space="preserve"> PAGEREF _Toc310 \h </w:instrText>
+            <w:instrText xml:space="preserve"> PAGEREF _Toc17735 \h </w:instrText>
           </w:r>
           <w:r>
             <w:fldChar w:fldCharType="separate"/>
           </w:r>
           <w:r>
-            <w:t>11</w:t>
+            <w:t>13</w:t>
           </w:r>
           <w:r>
             <w:fldChar w:fldCharType="end"/>
@@ -4437,7 +4670,7 @@
               <w:rFonts w:hint="eastAsia" w:ascii="宋体" w:hAnsi="宋体" w:eastAsia="宋体" w:cs="宋体"/>
               <w:szCs w:val="24"/>
             </w:rPr>
-            <w:instrText xml:space="preserve"> HYPERLINK \l _Toc4347 </w:instrText>
+            <w:instrText xml:space="preserve"> HYPERLINK \l _Toc16817 </w:instrText>
           </w:r>
           <w:r>
             <w:rPr>
@@ -4467,13 +4700,13 @@
             <w:fldChar w:fldCharType="begin"/>
           </w:r>
           <w:r>
-            <w:instrText xml:space="preserve"> PAGEREF _Toc4347 \h </w:instrText>
+            <w:instrText xml:space="preserve"> PAGEREF _Toc16817 \h </w:instrText>
           </w:r>
           <w:r>
             <w:fldChar w:fldCharType="separate"/>
           </w:r>
           <w:r>
-            <w:t>11</w:t>
+            <w:t>13</w:t>
           </w:r>
           <w:r>
             <w:fldChar w:fldCharType="end"/>
@@ -4505,7 +4738,7 @@
               <w:rFonts w:hint="eastAsia" w:ascii="宋体" w:hAnsi="宋体" w:eastAsia="宋体" w:cs="宋体"/>
               <w:szCs w:val="24"/>
             </w:rPr>
-            <w:instrText xml:space="preserve"> HYPERLINK \l _Toc32387 </w:instrText>
+            <w:instrText xml:space="preserve"> HYPERLINK \l _Toc12960 </w:instrText>
           </w:r>
           <w:r>
             <w:rPr>
@@ -4535,13 +4768,13 @@
             <w:fldChar w:fldCharType="begin"/>
           </w:r>
           <w:r>
-            <w:instrText xml:space="preserve"> PAGEREF _Toc32387 \h </w:instrText>
+            <w:instrText xml:space="preserve"> PAGEREF _Toc12960 \h </w:instrText>
           </w:r>
           <w:r>
             <w:fldChar w:fldCharType="separate"/>
           </w:r>
           <w:r>
-            <w:t>12</w:t>
+            <w:t>14</w:t>
           </w:r>
           <w:r>
             <w:fldChar w:fldCharType="end"/>
@@ -4573,7 +4806,7 @@
               <w:rFonts w:hint="eastAsia" w:ascii="宋体" w:hAnsi="宋体" w:eastAsia="宋体" w:cs="宋体"/>
               <w:szCs w:val="24"/>
             </w:rPr>
-            <w:instrText xml:space="preserve"> HYPERLINK \l _Toc2193 </w:instrText>
+            <w:instrText xml:space="preserve"> HYPERLINK \l _Toc25217 </w:instrText>
           </w:r>
           <w:r>
             <w:rPr>
@@ -4603,13 +4836,13 @@
             <w:fldChar w:fldCharType="begin"/>
           </w:r>
           <w:r>
-            <w:instrText xml:space="preserve"> PAGEREF _Toc2193 \h </w:instrText>
+            <w:instrText xml:space="preserve"> PAGEREF _Toc25217 \h </w:instrText>
           </w:r>
           <w:r>
             <w:fldChar w:fldCharType="separate"/>
           </w:r>
           <w:r>
-            <w:t>12</w:t>
+            <w:t>14</w:t>
           </w:r>
           <w:r>
             <w:fldChar w:fldCharType="end"/>
@@ -4641,7 +4874,7 @@
               <w:rFonts w:hint="eastAsia" w:ascii="宋体" w:hAnsi="宋体" w:eastAsia="宋体" w:cs="宋体"/>
               <w:szCs w:val="24"/>
             </w:rPr>
-            <w:instrText xml:space="preserve"> HYPERLINK \l _Toc14054 </w:instrText>
+            <w:instrText xml:space="preserve"> HYPERLINK \l _Toc27461 </w:instrText>
           </w:r>
           <w:r>
             <w:rPr>
@@ -4671,13 +4904,13 @@
             <w:fldChar w:fldCharType="begin"/>
           </w:r>
           <w:r>
-            <w:instrText xml:space="preserve"> PAGEREF _Toc14054 \h </w:instrText>
+            <w:instrText xml:space="preserve"> PAGEREF _Toc27461 \h </w:instrText>
           </w:r>
           <w:r>
             <w:fldChar w:fldCharType="separate"/>
           </w:r>
           <w:r>
-            <w:t>12</w:t>
+            <w:t>14</w:t>
           </w:r>
           <w:r>
             <w:fldChar w:fldCharType="end"/>
@@ -4709,7 +4942,7 @@
               <w:rFonts w:hint="eastAsia" w:ascii="宋体" w:hAnsi="宋体" w:eastAsia="宋体" w:cs="宋体"/>
               <w:szCs w:val="24"/>
             </w:rPr>
-            <w:instrText xml:space="preserve"> HYPERLINK \l _Toc14624 </w:instrText>
+            <w:instrText xml:space="preserve"> HYPERLINK \l _Toc26225 </w:instrText>
           </w:r>
           <w:r>
             <w:rPr>
@@ -4739,13 +4972,13 @@
             <w:fldChar w:fldCharType="begin"/>
           </w:r>
           <w:r>
-            <w:instrText xml:space="preserve"> PAGEREF _Toc14624 \h </w:instrText>
+            <w:instrText xml:space="preserve"> PAGEREF _Toc26225 \h </w:instrText>
           </w:r>
           <w:r>
             <w:fldChar w:fldCharType="separate"/>
           </w:r>
           <w:r>
-            <w:t>12</w:t>
+            <w:t>14</w:t>
           </w:r>
           <w:r>
             <w:fldChar w:fldCharType="end"/>
@@ -4777,7 +5010,7 @@
               <w:rFonts w:hint="eastAsia" w:ascii="宋体" w:hAnsi="宋体" w:eastAsia="宋体" w:cs="宋体"/>
               <w:szCs w:val="24"/>
             </w:rPr>
-            <w:instrText xml:space="preserve"> HYPERLINK \l _Toc29366 </w:instrText>
+            <w:instrText xml:space="preserve"> HYPERLINK \l _Toc22645 </w:instrText>
           </w:r>
           <w:r>
             <w:rPr>
@@ -4807,13 +5040,13 @@
             <w:fldChar w:fldCharType="begin"/>
           </w:r>
           <w:r>
-            <w:instrText xml:space="preserve"> PAGEREF _Toc29366 \h </w:instrText>
+            <w:instrText xml:space="preserve"> PAGEREF _Toc22645 \h </w:instrText>
           </w:r>
           <w:r>
             <w:fldChar w:fldCharType="separate"/>
           </w:r>
           <w:r>
-            <w:t>12</w:t>
+            <w:t>14</w:t>
           </w:r>
           <w:r>
             <w:fldChar w:fldCharType="end"/>
@@ -4923,7 +5156,7 @@
           <w:lang w:val="en-US" w:eastAsia="zh-CN"/>
         </w:rPr>
       </w:pPr>
-      <w:bookmarkStart w:id="2" w:name="_Toc20173"/>
+      <w:bookmarkStart w:id="2" w:name="_Toc10634"/>
       <w:r>
         <w:rPr>
           <w:rFonts w:hint="eastAsia"/>
@@ -4955,7 +5188,7 @@
           <w:lang w:val="en-US" w:eastAsia="zh-CN"/>
         </w:rPr>
       </w:pPr>
-      <w:bookmarkStart w:id="3" w:name="_Toc2476"/>
+      <w:bookmarkStart w:id="3" w:name="_Toc5981"/>
       <w:r>
         <w:rPr>
           <w:rFonts w:hint="eastAsia"/>
@@ -4983,9 +5216,9 @@
         <w:snapToGrid w:val="0"/>
         <w:textAlignment w:val="baseline"/>
       </w:pPr>
-      <w:bookmarkStart w:id="4" w:name="heading_3"/>
-      <w:bookmarkStart w:id="5" w:name="_Toc9108"/>
-      <w:bookmarkStart w:id="6" w:name="_Toc28477"/>
+      <w:bookmarkStart w:id="4" w:name="_Toc9108"/>
+      <w:bookmarkStart w:id="5" w:name="heading_3"/>
+      <w:bookmarkStart w:id="6" w:name="_Toc30624"/>
       <w:r>
         <w:t>人员储备详情</w:t>
       </w:r>
@@ -4993,6 +5226,1458 @@
       <w:bookmarkEnd w:id="5"/>
       <w:bookmarkEnd w:id="6"/>
     </w:p>
+    <w:p>
+      <w:pPr>
+        <w:pStyle w:val="29"/>
+        <w:keepNext w:val="0"/>
+        <w:keepLines w:val="0"/>
+        <w:pageBreakBefore w:val="0"/>
+        <w:widowControl w:val="0"/>
+        <w:kinsoku w:val="0"/>
+        <w:wordWrap/>
+        <w:overflowPunct/>
+        <w:topLinePunct w:val="0"/>
+        <w:autoSpaceDE w:val="0"/>
+        <w:autoSpaceDN w:val="0"/>
+        <w:bidi w:val="0"/>
+        <w:adjustRightInd w:val="0"/>
+        <w:snapToGrid w:val="0"/>
+        <w:textAlignment w:val="baseline"/>
+        <w:rPr>
+          <w:rFonts w:hint="eastAsia"/>
+          <w:lang w:val="en-US" w:eastAsia="zh-CN"/>
+        </w:rPr>
+      </w:pPr>
+      <w:r>
+        <w:rPr>
+          <w:rFonts w:hint="eastAsia"/>
+          <w:lang w:val="en-US" w:eastAsia="zh-CN"/>
+        </w:rPr>
+        <w:t>截止2026年4月，人员储备情况如下：</w:t>
+      </w:r>
+    </w:p>
+    <w:tbl>
+      <w:tblPr>
+        <w:tblStyle w:val="20"/>
+        <w:tblW w:w="8541" w:type="dxa"/>
+        <w:jc w:val="center"/>
+        <w:tblBorders>
+          <w:top w:val="none" w:color="auto" w:sz="0" w:space="0"/>
+          <w:left w:val="none" w:color="auto" w:sz="0" w:space="0"/>
+          <w:bottom w:val="none" w:color="auto" w:sz="0" w:space="0"/>
+          <w:right w:val="none" w:color="auto" w:sz="0" w:space="0"/>
+          <w:insideH w:val="none" w:color="auto" w:sz="0" w:space="0"/>
+          <w:insideV w:val="none" w:color="auto" w:sz="0" w:space="0"/>
+        </w:tblBorders>
+        <w:tblLayout w:type="autofit"/>
+        <w:tblCellMar>
+          <w:top w:w="0" w:type="dxa"/>
+          <w:left w:w="10" w:type="dxa"/>
+          <w:bottom w:w="0" w:type="dxa"/>
+          <w:right w:w="10" w:type="dxa"/>
+        </w:tblCellMar>
+      </w:tblPr>
+      <w:tblGrid>
+        <w:gridCol w:w="583"/>
+        <w:gridCol w:w="1485"/>
+        <w:gridCol w:w="1857"/>
+        <w:gridCol w:w="655"/>
+        <w:gridCol w:w="1121"/>
+        <w:gridCol w:w="1420"/>
+        <w:gridCol w:w="1420"/>
+      </w:tblGrid>
+      <w:tr>
+        <w:tblPrEx>
+          <w:tblBorders>
+            <w:top w:val="none" w:color="auto" w:sz="0" w:space="0"/>
+            <w:left w:val="none" w:color="auto" w:sz="0" w:space="0"/>
+            <w:bottom w:val="none" w:color="auto" w:sz="0" w:space="0"/>
+            <w:right w:val="none" w:color="auto" w:sz="0" w:space="0"/>
+            <w:insideH w:val="none" w:color="auto" w:sz="0" w:space="0"/>
+            <w:insideV w:val="none" w:color="auto" w:sz="0" w:space="0"/>
+          </w:tblBorders>
+          <w:tblCellMar>
+            <w:top w:w="0" w:type="dxa"/>
+            <w:left w:w="10" w:type="dxa"/>
+            <w:bottom w:w="0" w:type="dxa"/>
+            <w:right w:w="10" w:type="dxa"/>
+          </w:tblCellMar>
+        </w:tblPrEx>
+        <w:trPr>
+          <w:trHeight w:val="0" w:hRule="atLeast"/>
+          <w:tblHeader/>
+          <w:jc w:val="center"/>
+        </w:trPr>
+        <w:tc>
+          <w:tcPr>
+            <w:tcW w:w="583" w:type="dxa"/>
+            <w:tcBorders>
+              <w:top w:val="single" w:color="auto" w:sz="12" w:space="0"/>
+              <w:left w:val="single" w:color="auto" w:sz="12" w:space="0"/>
+              <w:bottom w:val="nil"/>
+              <w:right w:val="nil"/>
+            </w:tcBorders>
+            <w:tcMar>
+              <w:top w:w="60" w:type="dxa"/>
+              <w:left w:w="120" w:type="dxa"/>
+              <w:bottom w:w="30" w:type="dxa"/>
+              <w:right w:w="120" w:type="dxa"/>
+            </w:tcMar>
+            <w:vAlign w:val="center"/>
+          </w:tcPr>
+          <w:p>
+            <w:pPr>
+              <w:pStyle w:val="29"/>
+              <w:keepNext w:val="0"/>
+              <w:keepLines w:val="0"/>
+              <w:pageBreakBefore w:val="0"/>
+              <w:widowControl w:val="0"/>
+              <w:kinsoku w:val="0"/>
+              <w:wordWrap/>
+              <w:overflowPunct/>
+              <w:topLinePunct w:val="0"/>
+              <w:autoSpaceDE w:val="0"/>
+              <w:autoSpaceDN w:val="0"/>
+              <w:bidi w:val="0"/>
+              <w:adjustRightInd w:val="0"/>
+              <w:snapToGrid w:val="0"/>
+              <w:spacing w:line="240" w:lineRule="auto"/>
+              <w:ind w:left="0" w:leftChars="0" w:right="0" w:rightChars="0" w:firstLine="0" w:firstLineChars="0"/>
+              <w:jc w:val="center"/>
+              <w:textAlignment w:val="baseline"/>
+              <w:rPr>
+                <w:b/>
+              </w:rPr>
+            </w:pPr>
+            <w:r>
+              <w:rPr>
+                <w:b/>
+              </w:rPr>
+              <w:t>序号</w:t>
+            </w:r>
+          </w:p>
+        </w:tc>
+        <w:tc>
+          <w:tcPr>
+            <w:tcW w:w="1485" w:type="dxa"/>
+            <w:tcBorders>
+              <w:top w:val="single" w:color="auto" w:sz="12" w:space="0"/>
+              <w:left w:val="single" w:color="auto" w:sz="4" w:space="0"/>
+              <w:bottom w:val="nil"/>
+              <w:right w:val="nil"/>
+            </w:tcBorders>
+            <w:tcMar>
+              <w:top w:w="60" w:type="dxa"/>
+              <w:left w:w="120" w:type="dxa"/>
+              <w:bottom w:w="30" w:type="dxa"/>
+              <w:right w:w="120" w:type="dxa"/>
+            </w:tcMar>
+            <w:vAlign w:val="center"/>
+          </w:tcPr>
+          <w:p>
+            <w:pPr>
+              <w:pStyle w:val="29"/>
+              <w:keepNext w:val="0"/>
+              <w:keepLines w:val="0"/>
+              <w:pageBreakBefore w:val="0"/>
+              <w:widowControl w:val="0"/>
+              <w:kinsoku w:val="0"/>
+              <w:wordWrap/>
+              <w:overflowPunct/>
+              <w:topLinePunct w:val="0"/>
+              <w:autoSpaceDE w:val="0"/>
+              <w:autoSpaceDN w:val="0"/>
+              <w:bidi w:val="0"/>
+              <w:adjustRightInd w:val="0"/>
+              <w:snapToGrid w:val="0"/>
+              <w:spacing w:line="240" w:lineRule="auto"/>
+              <w:ind w:left="0" w:leftChars="0" w:right="0" w:rightChars="0" w:firstLine="0" w:firstLineChars="0"/>
+              <w:jc w:val="center"/>
+              <w:textAlignment w:val="baseline"/>
+              <w:rPr>
+                <w:b/>
+              </w:rPr>
+            </w:pPr>
+            <w:r>
+              <w:rPr>
+                <w:b/>
+              </w:rPr>
+              <w:t>岗位名称</w:t>
+            </w:r>
+          </w:p>
+        </w:tc>
+        <w:tc>
+          <w:tcPr>
+            <w:tcW w:w="1857" w:type="dxa"/>
+            <w:tcBorders>
+              <w:top w:val="single" w:color="auto" w:sz="12" w:space="0"/>
+              <w:left w:val="single" w:color="auto" w:sz="4" w:space="0"/>
+              <w:bottom w:val="nil"/>
+              <w:right w:val="nil"/>
+            </w:tcBorders>
+            <w:tcMar>
+              <w:top w:w="60" w:type="dxa"/>
+              <w:left w:w="120" w:type="dxa"/>
+              <w:bottom w:w="30" w:type="dxa"/>
+              <w:right w:w="120" w:type="dxa"/>
+            </w:tcMar>
+            <w:vAlign w:val="center"/>
+          </w:tcPr>
+          <w:p>
+            <w:pPr>
+              <w:pStyle w:val="29"/>
+              <w:keepNext w:val="0"/>
+              <w:keepLines w:val="0"/>
+              <w:pageBreakBefore w:val="0"/>
+              <w:widowControl w:val="0"/>
+              <w:kinsoku w:val="0"/>
+              <w:wordWrap/>
+              <w:overflowPunct/>
+              <w:topLinePunct w:val="0"/>
+              <w:autoSpaceDE w:val="0"/>
+              <w:autoSpaceDN w:val="0"/>
+              <w:bidi w:val="0"/>
+              <w:adjustRightInd w:val="0"/>
+              <w:snapToGrid w:val="0"/>
+              <w:spacing w:line="240" w:lineRule="auto"/>
+              <w:ind w:left="0" w:leftChars="0" w:right="0" w:rightChars="0" w:firstLine="0" w:firstLineChars="0"/>
+              <w:jc w:val="center"/>
+              <w:textAlignment w:val="baseline"/>
+              <w:rPr>
+                <w:b/>
+              </w:rPr>
+            </w:pPr>
+            <w:r>
+              <w:rPr>
+                <w:b/>
+              </w:rPr>
+              <w:t>识别依据</w:t>
+            </w:r>
+          </w:p>
+        </w:tc>
+        <w:tc>
+          <w:tcPr>
+            <w:tcW w:w="655" w:type="dxa"/>
+            <w:tcBorders>
+              <w:top w:val="single" w:color="auto" w:sz="12" w:space="0"/>
+              <w:left w:val="single" w:color="auto" w:sz="4" w:space="0"/>
+              <w:bottom w:val="nil"/>
+              <w:right w:val="nil"/>
+            </w:tcBorders>
+            <w:tcMar>
+              <w:top w:w="60" w:type="dxa"/>
+              <w:left w:w="120" w:type="dxa"/>
+              <w:bottom w:w="30" w:type="dxa"/>
+              <w:right w:w="120" w:type="dxa"/>
+            </w:tcMar>
+            <w:vAlign w:val="center"/>
+          </w:tcPr>
+          <w:p>
+            <w:pPr>
+              <w:pStyle w:val="29"/>
+              <w:keepNext w:val="0"/>
+              <w:keepLines w:val="0"/>
+              <w:pageBreakBefore w:val="0"/>
+              <w:widowControl w:val="0"/>
+              <w:kinsoku w:val="0"/>
+              <w:wordWrap/>
+              <w:overflowPunct/>
+              <w:topLinePunct w:val="0"/>
+              <w:autoSpaceDE w:val="0"/>
+              <w:autoSpaceDN w:val="0"/>
+              <w:bidi w:val="0"/>
+              <w:adjustRightInd w:val="0"/>
+              <w:snapToGrid w:val="0"/>
+              <w:spacing w:line="240" w:lineRule="auto"/>
+              <w:ind w:left="0" w:leftChars="0" w:right="0" w:rightChars="0" w:firstLine="0" w:firstLineChars="0"/>
+              <w:jc w:val="center"/>
+              <w:textAlignment w:val="baseline"/>
+              <w:rPr>
+                <w:b/>
+              </w:rPr>
+            </w:pPr>
+            <w:r>
+              <w:rPr>
+                <w:b/>
+              </w:rPr>
+              <w:t>储备人数</w:t>
+            </w:r>
+          </w:p>
+        </w:tc>
+        <w:tc>
+          <w:tcPr>
+            <w:tcW w:w="1121" w:type="dxa"/>
+            <w:tcBorders>
+              <w:top w:val="single" w:color="auto" w:sz="12" w:space="0"/>
+              <w:left w:val="single" w:color="auto" w:sz="4" w:space="0"/>
+              <w:bottom w:val="nil"/>
+              <w:right w:val="nil"/>
+            </w:tcBorders>
+            <w:tcMar>
+              <w:top w:w="60" w:type="dxa"/>
+              <w:left w:w="120" w:type="dxa"/>
+              <w:bottom w:w="30" w:type="dxa"/>
+              <w:right w:w="120" w:type="dxa"/>
+            </w:tcMar>
+            <w:vAlign w:val="center"/>
+          </w:tcPr>
+          <w:p>
+            <w:pPr>
+              <w:pStyle w:val="29"/>
+              <w:keepNext w:val="0"/>
+              <w:keepLines w:val="0"/>
+              <w:pageBreakBefore w:val="0"/>
+              <w:widowControl w:val="0"/>
+              <w:kinsoku w:val="0"/>
+              <w:wordWrap/>
+              <w:overflowPunct/>
+              <w:topLinePunct w:val="0"/>
+              <w:autoSpaceDE w:val="0"/>
+              <w:autoSpaceDN w:val="0"/>
+              <w:bidi w:val="0"/>
+              <w:adjustRightInd w:val="0"/>
+              <w:snapToGrid w:val="0"/>
+              <w:spacing w:line="240" w:lineRule="auto"/>
+              <w:ind w:left="0" w:leftChars="0" w:right="0" w:rightChars="0" w:firstLine="0" w:firstLineChars="0"/>
+              <w:jc w:val="center"/>
+              <w:textAlignment w:val="baseline"/>
+              <w:rPr>
+                <w:b/>
+              </w:rPr>
+            </w:pPr>
+            <w:r>
+              <w:rPr>
+                <w:b/>
+              </w:rPr>
+              <w:t>储备来源</w:t>
+            </w:r>
+          </w:p>
+        </w:tc>
+        <w:tc>
+          <w:tcPr>
+            <w:tcW w:w="1420" w:type="dxa"/>
+            <w:tcBorders>
+              <w:top w:val="single" w:color="auto" w:sz="12" w:space="0"/>
+              <w:left w:val="single" w:color="auto" w:sz="4" w:space="0"/>
+              <w:bottom w:val="nil"/>
+              <w:right w:val="single" w:color="auto" w:sz="12" w:space="0"/>
+            </w:tcBorders>
+            <w:tcMar>
+              <w:top w:w="60" w:type="dxa"/>
+              <w:left w:w="120" w:type="dxa"/>
+              <w:bottom w:w="30" w:type="dxa"/>
+              <w:right w:w="120" w:type="dxa"/>
+            </w:tcMar>
+            <w:vAlign w:val="center"/>
+          </w:tcPr>
+          <w:p>
+            <w:pPr>
+              <w:pStyle w:val="29"/>
+              <w:keepNext w:val="0"/>
+              <w:keepLines w:val="0"/>
+              <w:pageBreakBefore w:val="0"/>
+              <w:widowControl w:val="0"/>
+              <w:kinsoku w:val="0"/>
+              <w:wordWrap/>
+              <w:overflowPunct/>
+              <w:topLinePunct w:val="0"/>
+              <w:autoSpaceDE w:val="0"/>
+              <w:autoSpaceDN w:val="0"/>
+              <w:bidi w:val="0"/>
+              <w:adjustRightInd w:val="0"/>
+              <w:snapToGrid w:val="0"/>
+              <w:spacing w:line="240" w:lineRule="auto"/>
+              <w:ind w:left="0" w:leftChars="0" w:right="0" w:rightChars="0" w:firstLine="0" w:firstLineChars="0"/>
+              <w:jc w:val="center"/>
+              <w:textAlignment w:val="baseline"/>
+              <w:rPr>
+                <w:b/>
+              </w:rPr>
+            </w:pPr>
+            <w:r>
+              <w:rPr>
+                <w:b/>
+              </w:rPr>
+              <w:t>计划完成时间</w:t>
+            </w:r>
+          </w:p>
+        </w:tc>
+        <w:tc>
+          <w:tcPr>
+            <w:tcW w:w="1420" w:type="dxa"/>
+            <w:tcBorders>
+              <w:top w:val="single" w:color="auto" w:sz="12" w:space="0"/>
+              <w:left w:val="single" w:color="auto" w:sz="4" w:space="0"/>
+              <w:bottom w:val="nil"/>
+              <w:right w:val="single" w:color="auto" w:sz="12" w:space="0"/>
+            </w:tcBorders>
+            <w:tcMar>
+              <w:top w:w="60" w:type="dxa"/>
+              <w:left w:w="120" w:type="dxa"/>
+              <w:bottom w:w="30" w:type="dxa"/>
+              <w:right w:w="120" w:type="dxa"/>
+            </w:tcMar>
+            <w:vAlign w:val="center"/>
+          </w:tcPr>
+          <w:p>
+            <w:pPr>
+              <w:pStyle w:val="29"/>
+              <w:keepNext w:val="0"/>
+              <w:keepLines w:val="0"/>
+              <w:pageBreakBefore w:val="0"/>
+              <w:widowControl w:val="0"/>
+              <w:kinsoku w:val="0"/>
+              <w:wordWrap/>
+              <w:overflowPunct/>
+              <w:topLinePunct w:val="0"/>
+              <w:autoSpaceDE w:val="0"/>
+              <w:autoSpaceDN w:val="0"/>
+              <w:bidi w:val="0"/>
+              <w:adjustRightInd w:val="0"/>
+              <w:snapToGrid w:val="0"/>
+              <w:spacing w:line="240" w:lineRule="auto"/>
+              <w:ind w:left="0" w:leftChars="0" w:right="0" w:rightChars="0" w:firstLine="0" w:firstLineChars="0"/>
+              <w:jc w:val="center"/>
+              <w:textAlignment w:val="baseline"/>
+              <w:rPr>
+                <w:rFonts w:hint="default" w:eastAsia="宋体"/>
+                <w:b/>
+                <w:lang w:val="en-US" w:eastAsia="zh-CN"/>
+              </w:rPr>
+            </w:pPr>
+            <w:r>
+              <w:rPr>
+                <w:rFonts w:hint="eastAsia"/>
+                <w:b/>
+                <w:lang w:val="en-US" w:eastAsia="zh-CN"/>
+              </w:rPr>
+              <w:t>完成情况</w:t>
+            </w:r>
+          </w:p>
+        </w:tc>
+      </w:tr>
+      <w:tr>
+        <w:tblPrEx>
+          <w:tblBorders>
+            <w:top w:val="none" w:color="auto" w:sz="0" w:space="0"/>
+            <w:left w:val="none" w:color="auto" w:sz="0" w:space="0"/>
+            <w:bottom w:val="none" w:color="auto" w:sz="0" w:space="0"/>
+            <w:right w:val="none" w:color="auto" w:sz="0" w:space="0"/>
+            <w:insideH w:val="none" w:color="auto" w:sz="0" w:space="0"/>
+            <w:insideV w:val="none" w:color="auto" w:sz="0" w:space="0"/>
+          </w:tblBorders>
+          <w:tblCellMar>
+            <w:top w:w="0" w:type="dxa"/>
+            <w:left w:w="10" w:type="dxa"/>
+            <w:bottom w:w="0" w:type="dxa"/>
+            <w:right w:w="10" w:type="dxa"/>
+          </w:tblCellMar>
+        </w:tblPrEx>
+        <w:trPr>
+          <w:trHeight w:val="0" w:hRule="atLeast"/>
+          <w:jc w:val="center"/>
+        </w:trPr>
+        <w:tc>
+          <w:tcPr>
+            <w:tcW w:w="583" w:type="dxa"/>
+            <w:tcBorders>
+              <w:top w:val="single" w:color="auto" w:sz="4" w:space="0"/>
+              <w:left w:val="single" w:color="auto" w:sz="12" w:space="0"/>
+              <w:bottom w:val="nil"/>
+              <w:right w:val="nil"/>
+            </w:tcBorders>
+            <w:tcMar>
+              <w:top w:w="60" w:type="dxa"/>
+              <w:left w:w="120" w:type="dxa"/>
+              <w:bottom w:w="30" w:type="dxa"/>
+              <w:right w:w="120" w:type="dxa"/>
+            </w:tcMar>
+            <w:vAlign w:val="center"/>
+          </w:tcPr>
+          <w:p>
+            <w:pPr>
+              <w:pStyle w:val="29"/>
+              <w:keepNext w:val="0"/>
+              <w:keepLines w:val="0"/>
+              <w:pageBreakBefore w:val="0"/>
+              <w:widowControl w:val="0"/>
+              <w:kinsoku w:val="0"/>
+              <w:wordWrap/>
+              <w:overflowPunct/>
+              <w:topLinePunct w:val="0"/>
+              <w:autoSpaceDE w:val="0"/>
+              <w:autoSpaceDN w:val="0"/>
+              <w:bidi w:val="0"/>
+              <w:adjustRightInd w:val="0"/>
+              <w:snapToGrid w:val="0"/>
+              <w:spacing w:line="240" w:lineRule="auto"/>
+              <w:ind w:left="0" w:leftChars="0" w:right="0" w:rightChars="0" w:firstLine="0" w:firstLineChars="0"/>
+              <w:jc w:val="center"/>
+              <w:textAlignment w:val="baseline"/>
+            </w:pPr>
+            <w:r>
+              <w:t>1</w:t>
+            </w:r>
+          </w:p>
+        </w:tc>
+        <w:tc>
+          <w:tcPr>
+            <w:tcW w:w="1485" w:type="dxa"/>
+            <w:tcBorders>
+              <w:top w:val="single" w:color="auto" w:sz="4" w:space="0"/>
+              <w:left w:val="single" w:color="auto" w:sz="4" w:space="0"/>
+              <w:bottom w:val="nil"/>
+              <w:right w:val="nil"/>
+            </w:tcBorders>
+            <w:tcMar>
+              <w:top w:w="60" w:type="dxa"/>
+              <w:left w:w="120" w:type="dxa"/>
+              <w:bottom w:w="30" w:type="dxa"/>
+              <w:right w:w="120" w:type="dxa"/>
+            </w:tcMar>
+            <w:vAlign w:val="center"/>
+          </w:tcPr>
+          <w:p>
+            <w:pPr>
+              <w:pStyle w:val="29"/>
+              <w:keepNext w:val="0"/>
+              <w:keepLines w:val="0"/>
+              <w:pageBreakBefore w:val="0"/>
+              <w:widowControl w:val="0"/>
+              <w:kinsoku w:val="0"/>
+              <w:wordWrap/>
+              <w:overflowPunct/>
+              <w:topLinePunct w:val="0"/>
+              <w:autoSpaceDE w:val="0"/>
+              <w:autoSpaceDN w:val="0"/>
+              <w:bidi w:val="0"/>
+              <w:adjustRightInd w:val="0"/>
+              <w:snapToGrid w:val="0"/>
+              <w:spacing w:line="240" w:lineRule="auto"/>
+              <w:ind w:left="0" w:leftChars="0" w:right="0" w:rightChars="0" w:firstLine="0" w:firstLineChars="0"/>
+              <w:jc w:val="center"/>
+              <w:textAlignment w:val="baseline"/>
+            </w:pPr>
+            <w:r>
+              <w:t>运维项目经理</w:t>
+            </w:r>
+          </w:p>
+        </w:tc>
+        <w:tc>
+          <w:tcPr>
+            <w:tcW w:w="1857" w:type="dxa"/>
+            <w:tcBorders>
+              <w:top w:val="single" w:color="auto" w:sz="4" w:space="0"/>
+              <w:left w:val="single" w:color="auto" w:sz="4" w:space="0"/>
+              <w:bottom w:val="nil"/>
+              <w:right w:val="nil"/>
+            </w:tcBorders>
+            <w:tcMar>
+              <w:top w:w="60" w:type="dxa"/>
+              <w:left w:w="120" w:type="dxa"/>
+              <w:bottom w:w="30" w:type="dxa"/>
+              <w:right w:w="120" w:type="dxa"/>
+            </w:tcMar>
+            <w:vAlign w:val="center"/>
+          </w:tcPr>
+          <w:p>
+            <w:pPr>
+              <w:pStyle w:val="29"/>
+              <w:keepNext w:val="0"/>
+              <w:keepLines w:val="0"/>
+              <w:pageBreakBefore w:val="0"/>
+              <w:widowControl w:val="0"/>
+              <w:kinsoku w:val="0"/>
+              <w:wordWrap/>
+              <w:overflowPunct/>
+              <w:topLinePunct w:val="0"/>
+              <w:autoSpaceDE w:val="0"/>
+              <w:autoSpaceDN w:val="0"/>
+              <w:bidi w:val="0"/>
+              <w:adjustRightInd w:val="0"/>
+              <w:snapToGrid w:val="0"/>
+              <w:spacing w:line="240" w:lineRule="auto"/>
+              <w:ind w:left="0" w:leftChars="0" w:right="0" w:rightChars="0" w:firstLine="0" w:firstLineChars="0"/>
+              <w:jc w:val="left"/>
+              <w:textAlignment w:val="baseline"/>
+            </w:pPr>
+            <w:r>
+              <w:t>业务扩展、项目数量增加</w:t>
+            </w:r>
+          </w:p>
+        </w:tc>
+        <w:tc>
+          <w:tcPr>
+            <w:tcW w:w="655" w:type="dxa"/>
+            <w:tcBorders>
+              <w:top w:val="single" w:color="auto" w:sz="4" w:space="0"/>
+              <w:left w:val="single" w:color="auto" w:sz="4" w:space="0"/>
+              <w:bottom w:val="nil"/>
+              <w:right w:val="nil"/>
+            </w:tcBorders>
+            <w:tcMar>
+              <w:top w:w="60" w:type="dxa"/>
+              <w:left w:w="120" w:type="dxa"/>
+              <w:bottom w:w="30" w:type="dxa"/>
+              <w:right w:w="120" w:type="dxa"/>
+            </w:tcMar>
+            <w:vAlign w:val="center"/>
+          </w:tcPr>
+          <w:p>
+            <w:pPr>
+              <w:pStyle w:val="29"/>
+              <w:keepNext w:val="0"/>
+              <w:keepLines w:val="0"/>
+              <w:pageBreakBefore w:val="0"/>
+              <w:widowControl w:val="0"/>
+              <w:kinsoku w:val="0"/>
+              <w:wordWrap/>
+              <w:overflowPunct/>
+              <w:topLinePunct w:val="0"/>
+              <w:autoSpaceDE w:val="0"/>
+              <w:autoSpaceDN w:val="0"/>
+              <w:bidi w:val="0"/>
+              <w:adjustRightInd w:val="0"/>
+              <w:snapToGrid w:val="0"/>
+              <w:spacing w:line="240" w:lineRule="auto"/>
+              <w:ind w:left="0" w:leftChars="0" w:right="0" w:rightChars="0" w:firstLine="0" w:firstLineChars="0"/>
+              <w:jc w:val="left"/>
+              <w:textAlignment w:val="baseline"/>
+            </w:pPr>
+            <w:r>
+              <w:t>2人</w:t>
+            </w:r>
+          </w:p>
+        </w:tc>
+        <w:tc>
+          <w:tcPr>
+            <w:tcW w:w="1121" w:type="dxa"/>
+            <w:tcBorders>
+              <w:top w:val="single" w:color="auto" w:sz="4" w:space="0"/>
+              <w:left w:val="single" w:color="auto" w:sz="4" w:space="0"/>
+              <w:bottom w:val="nil"/>
+              <w:right w:val="nil"/>
+            </w:tcBorders>
+            <w:tcMar>
+              <w:top w:w="60" w:type="dxa"/>
+              <w:left w:w="120" w:type="dxa"/>
+              <w:bottom w:w="30" w:type="dxa"/>
+              <w:right w:w="120" w:type="dxa"/>
+            </w:tcMar>
+            <w:vAlign w:val="center"/>
+          </w:tcPr>
+          <w:p>
+            <w:pPr>
+              <w:pStyle w:val="29"/>
+              <w:keepNext w:val="0"/>
+              <w:keepLines w:val="0"/>
+              <w:pageBreakBefore w:val="0"/>
+              <w:widowControl w:val="0"/>
+              <w:kinsoku w:val="0"/>
+              <w:wordWrap/>
+              <w:overflowPunct/>
+              <w:topLinePunct w:val="0"/>
+              <w:autoSpaceDE w:val="0"/>
+              <w:autoSpaceDN w:val="0"/>
+              <w:bidi w:val="0"/>
+              <w:adjustRightInd w:val="0"/>
+              <w:snapToGrid w:val="0"/>
+              <w:spacing w:line="240" w:lineRule="auto"/>
+              <w:ind w:left="0" w:leftChars="0" w:right="0" w:rightChars="0" w:firstLine="0" w:firstLineChars="0"/>
+              <w:jc w:val="center"/>
+              <w:textAlignment w:val="baseline"/>
+            </w:pPr>
+            <w:r>
+              <w:t>内部储备</w:t>
+            </w:r>
+          </w:p>
+        </w:tc>
+        <w:tc>
+          <w:tcPr>
+            <w:tcW w:w="1420" w:type="dxa"/>
+            <w:tcBorders>
+              <w:top w:val="single" w:color="auto" w:sz="4" w:space="0"/>
+              <w:left w:val="single" w:color="auto" w:sz="4" w:space="0"/>
+              <w:bottom w:val="nil"/>
+              <w:right w:val="single" w:color="auto" w:sz="12" w:space="0"/>
+            </w:tcBorders>
+            <w:tcMar>
+              <w:top w:w="60" w:type="dxa"/>
+              <w:left w:w="120" w:type="dxa"/>
+              <w:bottom w:w="30" w:type="dxa"/>
+              <w:right w:w="120" w:type="dxa"/>
+            </w:tcMar>
+            <w:vAlign w:val="center"/>
+          </w:tcPr>
+          <w:p>
+            <w:pPr>
+              <w:pStyle w:val="29"/>
+              <w:keepNext w:val="0"/>
+              <w:keepLines w:val="0"/>
+              <w:pageBreakBefore w:val="0"/>
+              <w:widowControl w:val="0"/>
+              <w:kinsoku w:val="0"/>
+              <w:wordWrap/>
+              <w:overflowPunct/>
+              <w:topLinePunct w:val="0"/>
+              <w:autoSpaceDE w:val="0"/>
+              <w:autoSpaceDN w:val="0"/>
+              <w:bidi w:val="0"/>
+              <w:adjustRightInd w:val="0"/>
+              <w:snapToGrid w:val="0"/>
+              <w:spacing w:line="240" w:lineRule="auto"/>
+              <w:ind w:left="0" w:leftChars="0" w:right="0" w:rightChars="0" w:firstLine="0" w:firstLineChars="0"/>
+              <w:jc w:val="center"/>
+              <w:textAlignment w:val="baseline"/>
+            </w:pPr>
+            <w:r>
+              <w:t>2026年4月</w:t>
+            </w:r>
+          </w:p>
+        </w:tc>
+        <w:tc>
+          <w:tcPr>
+            <w:tcW w:w="1420" w:type="dxa"/>
+            <w:tcBorders>
+              <w:top w:val="single" w:color="auto" w:sz="4" w:space="0"/>
+              <w:left w:val="single" w:color="auto" w:sz="4" w:space="0"/>
+              <w:bottom w:val="nil"/>
+              <w:right w:val="single" w:color="auto" w:sz="12" w:space="0"/>
+            </w:tcBorders>
+            <w:tcMar>
+              <w:top w:w="60" w:type="dxa"/>
+              <w:left w:w="120" w:type="dxa"/>
+              <w:bottom w:w="30" w:type="dxa"/>
+              <w:right w:w="120" w:type="dxa"/>
+            </w:tcMar>
+            <w:vAlign w:val="center"/>
+          </w:tcPr>
+          <w:p>
+            <w:pPr>
+              <w:pStyle w:val="29"/>
+              <w:keepNext w:val="0"/>
+              <w:keepLines w:val="0"/>
+              <w:pageBreakBefore w:val="0"/>
+              <w:widowControl w:val="0"/>
+              <w:kinsoku w:val="0"/>
+              <w:wordWrap/>
+              <w:overflowPunct/>
+              <w:topLinePunct w:val="0"/>
+              <w:autoSpaceDE w:val="0"/>
+              <w:autoSpaceDN w:val="0"/>
+              <w:bidi w:val="0"/>
+              <w:adjustRightInd w:val="0"/>
+              <w:snapToGrid w:val="0"/>
+              <w:spacing w:line="240" w:lineRule="auto"/>
+              <w:ind w:left="0" w:leftChars="0" w:right="0" w:rightChars="0" w:firstLine="0" w:firstLineChars="0"/>
+              <w:jc w:val="center"/>
+              <w:textAlignment w:val="baseline"/>
+              <w:rPr>
+                <w:rFonts w:hint="eastAsia" w:eastAsia="宋体"/>
+                <w:lang w:val="en-US" w:eastAsia="zh-CN"/>
+              </w:rPr>
+            </w:pPr>
+            <w:r>
+              <w:rPr>
+                <w:rFonts w:hint="eastAsia"/>
+                <w:lang w:val="en-US" w:eastAsia="zh-CN"/>
+              </w:rPr>
+              <w:t>已完成</w:t>
+            </w:r>
+          </w:p>
+        </w:tc>
+      </w:tr>
+      <w:tr>
+        <w:tblPrEx>
+          <w:tblBorders>
+            <w:top w:val="none" w:color="auto" w:sz="0" w:space="0"/>
+            <w:left w:val="none" w:color="auto" w:sz="0" w:space="0"/>
+            <w:bottom w:val="none" w:color="auto" w:sz="0" w:space="0"/>
+            <w:right w:val="none" w:color="auto" w:sz="0" w:space="0"/>
+            <w:insideH w:val="none" w:color="auto" w:sz="0" w:space="0"/>
+            <w:insideV w:val="none" w:color="auto" w:sz="0" w:space="0"/>
+          </w:tblBorders>
+          <w:tblCellMar>
+            <w:top w:w="0" w:type="dxa"/>
+            <w:left w:w="10" w:type="dxa"/>
+            <w:bottom w:w="0" w:type="dxa"/>
+            <w:right w:w="10" w:type="dxa"/>
+          </w:tblCellMar>
+        </w:tblPrEx>
+        <w:trPr>
+          <w:trHeight w:val="0" w:hRule="atLeast"/>
+          <w:jc w:val="center"/>
+        </w:trPr>
+        <w:tc>
+          <w:tcPr>
+            <w:tcW w:w="583" w:type="dxa"/>
+            <w:tcBorders>
+              <w:top w:val="single" w:color="auto" w:sz="4" w:space="0"/>
+              <w:left w:val="single" w:color="auto" w:sz="12" w:space="0"/>
+              <w:bottom w:val="nil"/>
+              <w:right w:val="nil"/>
+            </w:tcBorders>
+            <w:tcMar>
+              <w:top w:w="60" w:type="dxa"/>
+              <w:left w:w="120" w:type="dxa"/>
+              <w:bottom w:w="30" w:type="dxa"/>
+              <w:right w:w="120" w:type="dxa"/>
+            </w:tcMar>
+            <w:vAlign w:val="center"/>
+          </w:tcPr>
+          <w:p>
+            <w:pPr>
+              <w:pStyle w:val="29"/>
+              <w:keepNext w:val="0"/>
+              <w:keepLines w:val="0"/>
+              <w:pageBreakBefore w:val="0"/>
+              <w:widowControl w:val="0"/>
+              <w:kinsoku w:val="0"/>
+              <w:wordWrap/>
+              <w:overflowPunct/>
+              <w:topLinePunct w:val="0"/>
+              <w:autoSpaceDE w:val="0"/>
+              <w:autoSpaceDN w:val="0"/>
+              <w:bidi w:val="0"/>
+              <w:adjustRightInd w:val="0"/>
+              <w:snapToGrid w:val="0"/>
+              <w:spacing w:line="240" w:lineRule="auto"/>
+              <w:ind w:left="0" w:leftChars="0" w:right="0" w:rightChars="0" w:firstLine="0" w:firstLineChars="0"/>
+              <w:jc w:val="center"/>
+              <w:textAlignment w:val="baseline"/>
+            </w:pPr>
+            <w:r>
+              <w:t>2</w:t>
+            </w:r>
+          </w:p>
+        </w:tc>
+        <w:tc>
+          <w:tcPr>
+            <w:tcW w:w="1485" w:type="dxa"/>
+            <w:tcBorders>
+              <w:top w:val="single" w:color="auto" w:sz="4" w:space="0"/>
+              <w:left w:val="single" w:color="auto" w:sz="4" w:space="0"/>
+              <w:bottom w:val="nil"/>
+              <w:right w:val="nil"/>
+            </w:tcBorders>
+            <w:tcMar>
+              <w:top w:w="60" w:type="dxa"/>
+              <w:left w:w="120" w:type="dxa"/>
+              <w:bottom w:w="30" w:type="dxa"/>
+              <w:right w:w="120" w:type="dxa"/>
+            </w:tcMar>
+            <w:vAlign w:val="center"/>
+          </w:tcPr>
+          <w:p>
+            <w:pPr>
+              <w:pStyle w:val="29"/>
+              <w:keepNext w:val="0"/>
+              <w:keepLines w:val="0"/>
+              <w:pageBreakBefore w:val="0"/>
+              <w:widowControl w:val="0"/>
+              <w:kinsoku w:val="0"/>
+              <w:wordWrap/>
+              <w:overflowPunct/>
+              <w:topLinePunct w:val="0"/>
+              <w:autoSpaceDE w:val="0"/>
+              <w:autoSpaceDN w:val="0"/>
+              <w:bidi w:val="0"/>
+              <w:adjustRightInd w:val="0"/>
+              <w:snapToGrid w:val="0"/>
+              <w:spacing w:line="240" w:lineRule="auto"/>
+              <w:ind w:left="0" w:leftChars="0" w:right="0" w:rightChars="0" w:firstLine="0" w:firstLineChars="0"/>
+              <w:jc w:val="center"/>
+              <w:textAlignment w:val="baseline"/>
+            </w:pPr>
+            <w:r>
+              <w:t>视频监控运维工程师</w:t>
+            </w:r>
+          </w:p>
+        </w:tc>
+        <w:tc>
+          <w:tcPr>
+            <w:tcW w:w="1857" w:type="dxa"/>
+            <w:tcBorders>
+              <w:top w:val="single" w:color="auto" w:sz="4" w:space="0"/>
+              <w:left w:val="single" w:color="auto" w:sz="4" w:space="0"/>
+              <w:bottom w:val="nil"/>
+              <w:right w:val="nil"/>
+            </w:tcBorders>
+            <w:tcMar>
+              <w:top w:w="60" w:type="dxa"/>
+              <w:left w:w="120" w:type="dxa"/>
+              <w:bottom w:w="30" w:type="dxa"/>
+              <w:right w:w="120" w:type="dxa"/>
+            </w:tcMar>
+            <w:vAlign w:val="center"/>
+          </w:tcPr>
+          <w:p>
+            <w:pPr>
+              <w:pStyle w:val="29"/>
+              <w:keepNext w:val="0"/>
+              <w:keepLines w:val="0"/>
+              <w:pageBreakBefore w:val="0"/>
+              <w:widowControl w:val="0"/>
+              <w:kinsoku w:val="0"/>
+              <w:wordWrap/>
+              <w:overflowPunct/>
+              <w:topLinePunct w:val="0"/>
+              <w:autoSpaceDE w:val="0"/>
+              <w:autoSpaceDN w:val="0"/>
+              <w:bidi w:val="0"/>
+              <w:adjustRightInd w:val="0"/>
+              <w:snapToGrid w:val="0"/>
+              <w:spacing w:line="240" w:lineRule="auto"/>
+              <w:ind w:left="0" w:leftChars="0" w:right="0" w:rightChars="0" w:firstLine="0" w:firstLineChars="0"/>
+              <w:jc w:val="left"/>
+              <w:textAlignment w:val="baseline"/>
+            </w:pPr>
+            <w:r>
+              <w:t>公安项目扩容、技术深化</w:t>
+            </w:r>
+          </w:p>
+        </w:tc>
+        <w:tc>
+          <w:tcPr>
+            <w:tcW w:w="655" w:type="dxa"/>
+            <w:tcBorders>
+              <w:top w:val="single" w:color="auto" w:sz="4" w:space="0"/>
+              <w:left w:val="single" w:color="auto" w:sz="4" w:space="0"/>
+              <w:bottom w:val="nil"/>
+              <w:right w:val="nil"/>
+            </w:tcBorders>
+            <w:tcMar>
+              <w:top w:w="60" w:type="dxa"/>
+              <w:left w:w="120" w:type="dxa"/>
+              <w:bottom w:w="30" w:type="dxa"/>
+              <w:right w:w="120" w:type="dxa"/>
+            </w:tcMar>
+            <w:vAlign w:val="center"/>
+          </w:tcPr>
+          <w:p>
+            <w:pPr>
+              <w:pStyle w:val="29"/>
+              <w:keepNext w:val="0"/>
+              <w:keepLines w:val="0"/>
+              <w:pageBreakBefore w:val="0"/>
+              <w:widowControl w:val="0"/>
+              <w:kinsoku w:val="0"/>
+              <w:wordWrap/>
+              <w:overflowPunct/>
+              <w:topLinePunct w:val="0"/>
+              <w:autoSpaceDE w:val="0"/>
+              <w:autoSpaceDN w:val="0"/>
+              <w:bidi w:val="0"/>
+              <w:adjustRightInd w:val="0"/>
+              <w:snapToGrid w:val="0"/>
+              <w:spacing w:line="240" w:lineRule="auto"/>
+              <w:ind w:left="0" w:leftChars="0" w:right="0" w:rightChars="0" w:firstLine="0" w:firstLineChars="0"/>
+              <w:jc w:val="left"/>
+              <w:textAlignment w:val="baseline"/>
+            </w:pPr>
+            <w:r>
+              <w:t>2人</w:t>
+            </w:r>
+          </w:p>
+        </w:tc>
+        <w:tc>
+          <w:tcPr>
+            <w:tcW w:w="1121" w:type="dxa"/>
+            <w:tcBorders>
+              <w:top w:val="single" w:color="auto" w:sz="4" w:space="0"/>
+              <w:left w:val="single" w:color="auto" w:sz="4" w:space="0"/>
+              <w:bottom w:val="nil"/>
+              <w:right w:val="nil"/>
+            </w:tcBorders>
+            <w:tcMar>
+              <w:top w:w="60" w:type="dxa"/>
+              <w:left w:w="120" w:type="dxa"/>
+              <w:bottom w:w="30" w:type="dxa"/>
+              <w:right w:w="120" w:type="dxa"/>
+            </w:tcMar>
+            <w:vAlign w:val="center"/>
+          </w:tcPr>
+          <w:p>
+            <w:pPr>
+              <w:pStyle w:val="29"/>
+              <w:keepNext w:val="0"/>
+              <w:keepLines w:val="0"/>
+              <w:pageBreakBefore w:val="0"/>
+              <w:widowControl w:val="0"/>
+              <w:kinsoku w:val="0"/>
+              <w:wordWrap/>
+              <w:overflowPunct/>
+              <w:topLinePunct w:val="0"/>
+              <w:autoSpaceDE w:val="0"/>
+              <w:autoSpaceDN w:val="0"/>
+              <w:bidi w:val="0"/>
+              <w:adjustRightInd w:val="0"/>
+              <w:snapToGrid w:val="0"/>
+              <w:spacing w:line="240" w:lineRule="auto"/>
+              <w:ind w:left="0" w:leftChars="0" w:right="0" w:rightChars="0" w:firstLine="0" w:firstLineChars="0"/>
+              <w:jc w:val="center"/>
+              <w:textAlignment w:val="baseline"/>
+            </w:pPr>
+            <w:r>
+              <w:t>内部+外部</w:t>
+            </w:r>
+          </w:p>
+        </w:tc>
+        <w:tc>
+          <w:tcPr>
+            <w:tcW w:w="1420" w:type="dxa"/>
+            <w:tcBorders>
+              <w:top w:val="single" w:color="auto" w:sz="4" w:space="0"/>
+              <w:left w:val="single" w:color="auto" w:sz="4" w:space="0"/>
+              <w:bottom w:val="nil"/>
+              <w:right w:val="single" w:color="auto" w:sz="12" w:space="0"/>
+            </w:tcBorders>
+            <w:tcMar>
+              <w:top w:w="60" w:type="dxa"/>
+              <w:left w:w="120" w:type="dxa"/>
+              <w:bottom w:w="30" w:type="dxa"/>
+              <w:right w:w="120" w:type="dxa"/>
+            </w:tcMar>
+            <w:vAlign w:val="center"/>
+          </w:tcPr>
+          <w:p>
+            <w:pPr>
+              <w:pStyle w:val="29"/>
+              <w:keepNext w:val="0"/>
+              <w:keepLines w:val="0"/>
+              <w:pageBreakBefore w:val="0"/>
+              <w:widowControl w:val="0"/>
+              <w:kinsoku w:val="0"/>
+              <w:wordWrap/>
+              <w:overflowPunct/>
+              <w:topLinePunct w:val="0"/>
+              <w:autoSpaceDE w:val="0"/>
+              <w:autoSpaceDN w:val="0"/>
+              <w:bidi w:val="0"/>
+              <w:adjustRightInd w:val="0"/>
+              <w:snapToGrid w:val="0"/>
+              <w:spacing w:line="240" w:lineRule="auto"/>
+              <w:ind w:left="0" w:leftChars="0" w:right="0" w:rightChars="0" w:firstLine="0" w:firstLineChars="0"/>
+              <w:jc w:val="center"/>
+              <w:textAlignment w:val="baseline"/>
+            </w:pPr>
+            <w:r>
+              <w:t>2026年6月</w:t>
+            </w:r>
+          </w:p>
+        </w:tc>
+        <w:tc>
+          <w:tcPr>
+            <w:tcW w:w="1420" w:type="dxa"/>
+            <w:tcBorders>
+              <w:top w:val="single" w:color="auto" w:sz="4" w:space="0"/>
+              <w:left w:val="single" w:color="auto" w:sz="4" w:space="0"/>
+              <w:bottom w:val="nil"/>
+              <w:right w:val="single" w:color="auto" w:sz="12" w:space="0"/>
+            </w:tcBorders>
+            <w:tcMar>
+              <w:top w:w="60" w:type="dxa"/>
+              <w:left w:w="120" w:type="dxa"/>
+              <w:bottom w:w="30" w:type="dxa"/>
+              <w:right w:w="120" w:type="dxa"/>
+            </w:tcMar>
+            <w:vAlign w:val="center"/>
+          </w:tcPr>
+          <w:p>
+            <w:pPr>
+              <w:pStyle w:val="29"/>
+              <w:keepNext w:val="0"/>
+              <w:keepLines w:val="0"/>
+              <w:pageBreakBefore w:val="0"/>
+              <w:widowControl w:val="0"/>
+              <w:kinsoku w:val="0"/>
+              <w:wordWrap/>
+              <w:overflowPunct/>
+              <w:topLinePunct w:val="0"/>
+              <w:autoSpaceDE w:val="0"/>
+              <w:autoSpaceDN w:val="0"/>
+              <w:bidi w:val="0"/>
+              <w:adjustRightInd w:val="0"/>
+              <w:snapToGrid w:val="0"/>
+              <w:spacing w:line="240" w:lineRule="auto"/>
+              <w:ind w:left="0" w:leftChars="0" w:right="0" w:rightChars="0" w:firstLine="0" w:firstLineChars="0"/>
+              <w:jc w:val="center"/>
+              <w:textAlignment w:val="baseline"/>
+              <w:rPr>
+                <w:rFonts w:hint="eastAsia" w:eastAsia="宋体"/>
+                <w:lang w:val="en-US" w:eastAsia="zh-CN"/>
+              </w:rPr>
+            </w:pPr>
+            <w:r>
+              <w:rPr>
+                <w:rFonts w:hint="eastAsia"/>
+                <w:lang w:val="en-US" w:eastAsia="zh-CN"/>
+              </w:rPr>
+              <w:t>未开始</w:t>
+            </w:r>
+          </w:p>
+        </w:tc>
+      </w:tr>
+      <w:tr>
+        <w:tblPrEx>
+          <w:tblBorders>
+            <w:top w:val="none" w:color="auto" w:sz="0" w:space="0"/>
+            <w:left w:val="none" w:color="auto" w:sz="0" w:space="0"/>
+            <w:bottom w:val="none" w:color="auto" w:sz="0" w:space="0"/>
+            <w:right w:val="none" w:color="auto" w:sz="0" w:space="0"/>
+            <w:insideH w:val="none" w:color="auto" w:sz="0" w:space="0"/>
+            <w:insideV w:val="none" w:color="auto" w:sz="0" w:space="0"/>
+          </w:tblBorders>
+          <w:tblCellMar>
+            <w:top w:w="0" w:type="dxa"/>
+            <w:left w:w="10" w:type="dxa"/>
+            <w:bottom w:w="0" w:type="dxa"/>
+            <w:right w:w="10" w:type="dxa"/>
+          </w:tblCellMar>
+        </w:tblPrEx>
+        <w:trPr>
+          <w:trHeight w:val="0" w:hRule="atLeast"/>
+          <w:jc w:val="center"/>
+        </w:trPr>
+        <w:tc>
+          <w:tcPr>
+            <w:tcW w:w="583" w:type="dxa"/>
+            <w:tcBorders>
+              <w:top w:val="single" w:color="auto" w:sz="4" w:space="0"/>
+              <w:left w:val="single" w:color="auto" w:sz="12" w:space="0"/>
+              <w:bottom w:val="single" w:color="auto" w:sz="12" w:space="0"/>
+              <w:right w:val="nil"/>
+            </w:tcBorders>
+            <w:tcMar>
+              <w:top w:w="60" w:type="dxa"/>
+              <w:left w:w="120" w:type="dxa"/>
+              <w:bottom w:w="30" w:type="dxa"/>
+              <w:right w:w="120" w:type="dxa"/>
+            </w:tcMar>
+            <w:vAlign w:val="center"/>
+          </w:tcPr>
+          <w:p>
+            <w:pPr>
+              <w:pStyle w:val="29"/>
+              <w:keepNext w:val="0"/>
+              <w:keepLines w:val="0"/>
+              <w:pageBreakBefore w:val="0"/>
+              <w:widowControl w:val="0"/>
+              <w:kinsoku w:val="0"/>
+              <w:wordWrap/>
+              <w:overflowPunct/>
+              <w:topLinePunct w:val="0"/>
+              <w:autoSpaceDE w:val="0"/>
+              <w:autoSpaceDN w:val="0"/>
+              <w:bidi w:val="0"/>
+              <w:adjustRightInd w:val="0"/>
+              <w:snapToGrid w:val="0"/>
+              <w:spacing w:line="240" w:lineRule="auto"/>
+              <w:ind w:left="0" w:leftChars="0" w:right="0" w:rightChars="0" w:firstLine="0" w:firstLineChars="0"/>
+              <w:jc w:val="center"/>
+              <w:textAlignment w:val="baseline"/>
+            </w:pPr>
+            <w:r>
+              <w:t>3</w:t>
+            </w:r>
+          </w:p>
+        </w:tc>
+        <w:tc>
+          <w:tcPr>
+            <w:tcW w:w="1485" w:type="dxa"/>
+            <w:tcBorders>
+              <w:top w:val="single" w:color="auto" w:sz="4" w:space="0"/>
+              <w:left w:val="single" w:color="auto" w:sz="4" w:space="0"/>
+              <w:bottom w:val="single" w:color="auto" w:sz="12" w:space="0"/>
+              <w:right w:val="nil"/>
+            </w:tcBorders>
+            <w:tcMar>
+              <w:top w:w="60" w:type="dxa"/>
+              <w:left w:w="120" w:type="dxa"/>
+              <w:bottom w:w="30" w:type="dxa"/>
+              <w:right w:w="120" w:type="dxa"/>
+            </w:tcMar>
+            <w:vAlign w:val="center"/>
+          </w:tcPr>
+          <w:p>
+            <w:pPr>
+              <w:pStyle w:val="29"/>
+              <w:keepNext w:val="0"/>
+              <w:keepLines w:val="0"/>
+              <w:pageBreakBefore w:val="0"/>
+              <w:widowControl w:val="0"/>
+              <w:kinsoku w:val="0"/>
+              <w:wordWrap/>
+              <w:overflowPunct/>
+              <w:topLinePunct w:val="0"/>
+              <w:autoSpaceDE w:val="0"/>
+              <w:autoSpaceDN w:val="0"/>
+              <w:bidi w:val="0"/>
+              <w:adjustRightInd w:val="0"/>
+              <w:snapToGrid w:val="0"/>
+              <w:spacing w:line="240" w:lineRule="auto"/>
+              <w:ind w:left="0" w:leftChars="0" w:right="0" w:rightChars="0" w:firstLine="0" w:firstLineChars="0"/>
+              <w:jc w:val="center"/>
+              <w:textAlignment w:val="baseline"/>
+              <w:rPr>
+                <w:rFonts w:hint="eastAsia" w:eastAsia="宋体"/>
+                <w:lang w:eastAsia="zh-CN"/>
+              </w:rPr>
+            </w:pPr>
+            <w:r>
+              <w:t>开发工程师</w:t>
+            </w:r>
+            <w:r>
+              <w:br w:type="textWrapping"/>
+            </w:r>
+            <w:r>
+              <w:rPr>
+                <w:rFonts w:hint="eastAsia"/>
+                <w:lang w:eastAsia="zh-CN"/>
+              </w:rPr>
+              <w:t>（</w:t>
+            </w:r>
+            <w:r>
+              <w:rPr>
+                <w:rFonts w:hint="eastAsia"/>
+                <w:lang w:val="en-US" w:eastAsia="zh-CN"/>
+              </w:rPr>
+              <w:t>运维工具</w:t>
+            </w:r>
+            <w:r>
+              <w:rPr>
+                <w:rFonts w:hint="eastAsia"/>
+                <w:lang w:eastAsia="zh-CN"/>
+              </w:rPr>
+              <w:t>）</w:t>
+            </w:r>
+          </w:p>
+        </w:tc>
+        <w:tc>
+          <w:tcPr>
+            <w:tcW w:w="1857" w:type="dxa"/>
+            <w:tcBorders>
+              <w:top w:val="single" w:color="auto" w:sz="4" w:space="0"/>
+              <w:left w:val="single" w:color="auto" w:sz="4" w:space="0"/>
+              <w:bottom w:val="single" w:color="auto" w:sz="12" w:space="0"/>
+              <w:right w:val="nil"/>
+            </w:tcBorders>
+            <w:tcMar>
+              <w:top w:w="60" w:type="dxa"/>
+              <w:left w:w="120" w:type="dxa"/>
+              <w:bottom w:w="30" w:type="dxa"/>
+              <w:right w:w="120" w:type="dxa"/>
+            </w:tcMar>
+            <w:vAlign w:val="center"/>
+          </w:tcPr>
+          <w:p>
+            <w:pPr>
+              <w:pStyle w:val="29"/>
+              <w:keepNext w:val="0"/>
+              <w:keepLines w:val="0"/>
+              <w:pageBreakBefore w:val="0"/>
+              <w:widowControl w:val="0"/>
+              <w:kinsoku w:val="0"/>
+              <w:wordWrap/>
+              <w:overflowPunct/>
+              <w:topLinePunct w:val="0"/>
+              <w:autoSpaceDE w:val="0"/>
+              <w:autoSpaceDN w:val="0"/>
+              <w:bidi w:val="0"/>
+              <w:adjustRightInd w:val="0"/>
+              <w:snapToGrid w:val="0"/>
+              <w:spacing w:line="240" w:lineRule="auto"/>
+              <w:ind w:left="0" w:leftChars="0" w:right="0" w:rightChars="0" w:firstLine="0" w:firstLineChars="0"/>
+              <w:jc w:val="left"/>
+              <w:textAlignment w:val="baseline"/>
+            </w:pPr>
+            <w:r>
+              <w:t>新技术研发需求（AIOps）</w:t>
+            </w:r>
+          </w:p>
+        </w:tc>
+        <w:tc>
+          <w:tcPr>
+            <w:tcW w:w="655" w:type="dxa"/>
+            <w:tcBorders>
+              <w:top w:val="single" w:color="auto" w:sz="4" w:space="0"/>
+              <w:left w:val="single" w:color="auto" w:sz="4" w:space="0"/>
+              <w:bottom w:val="single" w:color="auto" w:sz="12" w:space="0"/>
+              <w:right w:val="nil"/>
+            </w:tcBorders>
+            <w:tcMar>
+              <w:top w:w="60" w:type="dxa"/>
+              <w:left w:w="120" w:type="dxa"/>
+              <w:bottom w:w="30" w:type="dxa"/>
+              <w:right w:w="120" w:type="dxa"/>
+            </w:tcMar>
+            <w:vAlign w:val="center"/>
+          </w:tcPr>
+          <w:p>
+            <w:pPr>
+              <w:pStyle w:val="29"/>
+              <w:keepNext w:val="0"/>
+              <w:keepLines w:val="0"/>
+              <w:pageBreakBefore w:val="0"/>
+              <w:widowControl w:val="0"/>
+              <w:kinsoku w:val="0"/>
+              <w:wordWrap/>
+              <w:overflowPunct/>
+              <w:topLinePunct w:val="0"/>
+              <w:autoSpaceDE w:val="0"/>
+              <w:autoSpaceDN w:val="0"/>
+              <w:bidi w:val="0"/>
+              <w:adjustRightInd w:val="0"/>
+              <w:snapToGrid w:val="0"/>
+              <w:spacing w:line="240" w:lineRule="auto"/>
+              <w:ind w:left="0" w:leftChars="0" w:right="0" w:rightChars="0" w:firstLine="0" w:firstLineChars="0"/>
+              <w:jc w:val="left"/>
+              <w:textAlignment w:val="baseline"/>
+            </w:pPr>
+            <w:r>
+              <w:t>1人</w:t>
+            </w:r>
+          </w:p>
+        </w:tc>
+        <w:tc>
+          <w:tcPr>
+            <w:tcW w:w="1121" w:type="dxa"/>
+            <w:tcBorders>
+              <w:top w:val="single" w:color="auto" w:sz="4" w:space="0"/>
+              <w:left w:val="single" w:color="auto" w:sz="4" w:space="0"/>
+              <w:bottom w:val="single" w:color="auto" w:sz="12" w:space="0"/>
+              <w:right w:val="nil"/>
+            </w:tcBorders>
+            <w:tcMar>
+              <w:top w:w="60" w:type="dxa"/>
+              <w:left w:w="120" w:type="dxa"/>
+              <w:bottom w:w="30" w:type="dxa"/>
+              <w:right w:w="120" w:type="dxa"/>
+            </w:tcMar>
+            <w:vAlign w:val="center"/>
+          </w:tcPr>
+          <w:p>
+            <w:pPr>
+              <w:pStyle w:val="29"/>
+              <w:keepNext w:val="0"/>
+              <w:keepLines w:val="0"/>
+              <w:pageBreakBefore w:val="0"/>
+              <w:widowControl w:val="0"/>
+              <w:kinsoku w:val="0"/>
+              <w:wordWrap/>
+              <w:overflowPunct/>
+              <w:topLinePunct w:val="0"/>
+              <w:autoSpaceDE w:val="0"/>
+              <w:autoSpaceDN w:val="0"/>
+              <w:bidi w:val="0"/>
+              <w:adjustRightInd w:val="0"/>
+              <w:snapToGrid w:val="0"/>
+              <w:spacing w:line="240" w:lineRule="auto"/>
+              <w:ind w:left="0" w:leftChars="0" w:right="0" w:rightChars="0" w:firstLine="0" w:firstLineChars="0"/>
+              <w:jc w:val="center"/>
+              <w:textAlignment w:val="baseline"/>
+            </w:pPr>
+            <w:r>
+              <w:t>外部引进</w:t>
+            </w:r>
+          </w:p>
+        </w:tc>
+        <w:tc>
+          <w:tcPr>
+            <w:tcW w:w="1420" w:type="dxa"/>
+            <w:tcBorders>
+              <w:top w:val="single" w:color="auto" w:sz="4" w:space="0"/>
+              <w:left w:val="single" w:color="auto" w:sz="4" w:space="0"/>
+              <w:bottom w:val="single" w:color="auto" w:sz="12" w:space="0"/>
+              <w:right w:val="single" w:color="auto" w:sz="12" w:space="0"/>
+            </w:tcBorders>
+            <w:tcMar>
+              <w:top w:w="60" w:type="dxa"/>
+              <w:left w:w="120" w:type="dxa"/>
+              <w:bottom w:w="30" w:type="dxa"/>
+              <w:right w:w="120" w:type="dxa"/>
+            </w:tcMar>
+            <w:vAlign w:val="center"/>
+          </w:tcPr>
+          <w:p>
+            <w:pPr>
+              <w:pStyle w:val="29"/>
+              <w:keepNext w:val="0"/>
+              <w:keepLines w:val="0"/>
+              <w:pageBreakBefore w:val="0"/>
+              <w:widowControl w:val="0"/>
+              <w:kinsoku w:val="0"/>
+              <w:wordWrap/>
+              <w:overflowPunct/>
+              <w:topLinePunct w:val="0"/>
+              <w:autoSpaceDE w:val="0"/>
+              <w:autoSpaceDN w:val="0"/>
+              <w:bidi w:val="0"/>
+              <w:adjustRightInd w:val="0"/>
+              <w:snapToGrid w:val="0"/>
+              <w:spacing w:line="240" w:lineRule="auto"/>
+              <w:ind w:left="0" w:leftChars="0" w:right="0" w:rightChars="0" w:firstLine="0" w:firstLineChars="0"/>
+              <w:jc w:val="center"/>
+              <w:textAlignment w:val="baseline"/>
+            </w:pPr>
+            <w:r>
+              <w:t>2026年7月</w:t>
+            </w:r>
+          </w:p>
+        </w:tc>
+        <w:tc>
+          <w:tcPr>
+            <w:tcW w:w="1420" w:type="dxa"/>
+            <w:tcBorders>
+              <w:top w:val="single" w:color="auto" w:sz="4" w:space="0"/>
+              <w:left w:val="single" w:color="auto" w:sz="4" w:space="0"/>
+              <w:bottom w:val="single" w:color="auto" w:sz="12" w:space="0"/>
+              <w:right w:val="single" w:color="auto" w:sz="12" w:space="0"/>
+            </w:tcBorders>
+            <w:tcMar>
+              <w:top w:w="60" w:type="dxa"/>
+              <w:left w:w="120" w:type="dxa"/>
+              <w:bottom w:w="30" w:type="dxa"/>
+              <w:right w:w="120" w:type="dxa"/>
+            </w:tcMar>
+            <w:vAlign w:val="center"/>
+          </w:tcPr>
+          <w:p>
+            <w:pPr>
+              <w:pStyle w:val="29"/>
+              <w:keepNext w:val="0"/>
+              <w:keepLines w:val="0"/>
+              <w:pageBreakBefore w:val="0"/>
+              <w:widowControl w:val="0"/>
+              <w:kinsoku w:val="0"/>
+              <w:wordWrap/>
+              <w:overflowPunct/>
+              <w:topLinePunct w:val="0"/>
+              <w:autoSpaceDE w:val="0"/>
+              <w:autoSpaceDN w:val="0"/>
+              <w:bidi w:val="0"/>
+              <w:adjustRightInd w:val="0"/>
+              <w:snapToGrid w:val="0"/>
+              <w:spacing w:line="240" w:lineRule="auto"/>
+              <w:ind w:left="0" w:leftChars="0" w:right="0" w:rightChars="0" w:firstLine="0" w:firstLineChars="0"/>
+              <w:jc w:val="center"/>
+              <w:textAlignment w:val="baseline"/>
+              <w:rPr>
+                <w:rFonts w:hint="eastAsia" w:eastAsia="宋体"/>
+                <w:lang w:val="en-US" w:eastAsia="zh-CN"/>
+              </w:rPr>
+            </w:pPr>
+            <w:r>
+              <w:rPr>
+                <w:rFonts w:hint="eastAsia"/>
+                <w:lang w:val="en-US" w:eastAsia="zh-CN"/>
+              </w:rPr>
+              <w:t>未开始</w:t>
+            </w:r>
+          </w:p>
+        </w:tc>
+      </w:tr>
+    </w:tbl>
     <w:p>
       <w:pPr>
         <w:pStyle w:val="29"/>
@@ -5076,7 +6761,7 @@
           <w:rFonts w:hint="eastAsia"/>
           <w:lang w:val="en-US" w:eastAsia="zh-CN"/>
         </w:rPr>
-        <w:t>2026年4月完成1名运维项目经理的储备。</w:t>
+        <w:t>2026年4月完成2名运维项目经理的储备。</w:t>
       </w:r>
     </w:p>
     <w:p>
@@ -5151,9 +6836,9 @@
         <w:snapToGrid w:val="0"/>
         <w:textAlignment w:val="baseline"/>
       </w:pPr>
-      <w:bookmarkStart w:id="7" w:name="_Toc29692"/>
-      <w:bookmarkStart w:id="8" w:name="heading_6"/>
-      <w:bookmarkStart w:id="9" w:name="_Toc26729"/>
+      <w:bookmarkStart w:id="7" w:name="heading_6"/>
+      <w:bookmarkStart w:id="8" w:name="_Toc29692"/>
+      <w:bookmarkStart w:id="9" w:name="_Toc22866"/>
       <w:r>
         <w:t>人员招聘情况详情</w:t>
       </w:r>
@@ -5180,13 +6865,60 @@
         <w:textAlignment w:val="baseline"/>
       </w:pPr>
       <w:r>
+        <w:rPr>
+          <w:rFonts w:hint="eastAsia"/>
+          <w:lang w:val="en-US" w:eastAsia="zh-CN"/>
+        </w:rPr>
+        <w:t>截止2026年4月，</w:t>
+      </w:r>
+      <w:r>
         <w:t>招聘计划完成情况如下：</w:t>
       </w:r>
+    </w:p>
+    <w:p>
+      <w:pPr>
+        <w:keepNext w:val="0"/>
+        <w:keepLines w:val="0"/>
+        <w:pageBreakBefore w:val="0"/>
+        <w:widowControl w:val="0"/>
+        <w:kinsoku w:val="0"/>
+        <w:wordWrap/>
+        <w:overflowPunct/>
+        <w:topLinePunct w:val="0"/>
+        <w:autoSpaceDE w:val="0"/>
+        <w:autoSpaceDN w:val="0"/>
+        <w:bidi w:val="0"/>
+        <w:adjustRightInd w:val="0"/>
+        <w:snapToGrid w:val="0"/>
+        <w:textAlignment w:val="baseline"/>
+      </w:pPr>
+      <w:r>
+        <w:br w:type="page"/>
+      </w:r>
+    </w:p>
+    <w:p>
+      <w:pPr>
+        <w:pStyle w:val="29"/>
+        <w:keepNext w:val="0"/>
+        <w:keepLines w:val="0"/>
+        <w:pageBreakBefore w:val="0"/>
+        <w:widowControl w:val="0"/>
+        <w:kinsoku w:val="0"/>
+        <w:wordWrap/>
+        <w:overflowPunct/>
+        <w:topLinePunct w:val="0"/>
+        <w:autoSpaceDE w:val="0"/>
+        <w:autoSpaceDN w:val="0"/>
+        <w:bidi w:val="0"/>
+        <w:adjustRightInd w:val="0"/>
+        <w:snapToGrid w:val="0"/>
+        <w:textAlignment w:val="baseline"/>
+      </w:pPr>
     </w:p>
     <w:tbl>
       <w:tblPr>
         <w:tblStyle w:val="20"/>
-        <w:tblW w:w="8517" w:type="dxa"/>
+        <w:tblW w:w="8616" w:type="dxa"/>
         <w:jc w:val="center"/>
         <w:tblBorders>
           <w:top w:val="none" w:color="auto" w:sz="0" w:space="0"/>
@@ -5206,11 +6938,11 @@
       </w:tblPr>
       <w:tblGrid>
         <w:gridCol w:w="621"/>
-        <w:gridCol w:w="1514"/>
-        <w:gridCol w:w="1872"/>
+        <w:gridCol w:w="1340"/>
+        <w:gridCol w:w="2433"/>
         <w:gridCol w:w="1585"/>
-        <w:gridCol w:w="1403"/>
-        <w:gridCol w:w="1522"/>
+        <w:gridCol w:w="1585"/>
+        <w:gridCol w:w="1052"/>
       </w:tblGrid>
       <w:tr>
         <w:tblPrEx>
@@ -5285,7 +7017,7 @@
         </w:tc>
         <w:tc>
           <w:tcPr>
-            <w:tcW w:w="1514" w:type="dxa"/>
+            <w:tcW w:w="1340" w:type="dxa"/>
             <w:tcBorders>
               <w:top w:val="single" w:color="auto" w:sz="12" w:space="0"/>
               <w:left w:val="single" w:color="auto" w:sz="4" w:space="0"/>
@@ -5334,7 +7066,7 @@
         </w:tc>
         <w:tc>
           <w:tcPr>
-            <w:tcW w:w="1872" w:type="dxa"/>
+            <w:tcW w:w="2433" w:type="dxa"/>
             <w:tcBorders>
               <w:top w:val="single" w:color="auto" w:sz="12" w:space="0"/>
               <w:left w:val="single" w:color="auto" w:sz="4" w:space="0"/>
@@ -5432,7 +7164,7 @@
         </w:tc>
         <w:tc>
           <w:tcPr>
-            <w:tcW w:w="1403" w:type="dxa"/>
+            <w:tcW w:w="1585" w:type="dxa"/>
             <w:tcBorders>
               <w:top w:val="single" w:color="auto" w:sz="12" w:space="0"/>
               <w:left w:val="single" w:color="auto" w:sz="4" w:space="0"/>
@@ -5481,7 +7213,7 @@
         </w:tc>
         <w:tc>
           <w:tcPr>
-            <w:tcW w:w="1522" w:type="dxa"/>
+            <w:tcW w:w="1052" w:type="dxa"/>
             <w:tcBorders>
               <w:top w:val="single" w:color="auto" w:sz="12" w:space="0"/>
               <w:left w:val="single" w:color="auto" w:sz="4" w:space="0"/>
@@ -5595,7 +7327,7 @@
         </w:tc>
         <w:tc>
           <w:tcPr>
-            <w:tcW w:w="1514" w:type="dxa"/>
+            <w:tcW w:w="1340" w:type="dxa"/>
             <w:tcBorders>
               <w:top w:val="single" w:color="auto" w:sz="4" w:space="0"/>
               <w:left w:val="single" w:color="auto" w:sz="4" w:space="0"/>
@@ -5638,7 +7370,7 @@
         </w:tc>
         <w:tc>
           <w:tcPr>
-            <w:tcW w:w="1872" w:type="dxa"/>
+            <w:tcW w:w="2433" w:type="dxa"/>
             <w:tcBorders>
               <w:top w:val="single" w:color="auto" w:sz="4" w:space="0"/>
               <w:left w:val="single" w:color="auto" w:sz="4" w:space="0"/>
@@ -5724,7 +7456,7 @@
         </w:tc>
         <w:tc>
           <w:tcPr>
-            <w:tcW w:w="1403" w:type="dxa"/>
+            <w:tcW w:w="1585" w:type="dxa"/>
             <w:tcBorders>
               <w:top w:val="single" w:color="auto" w:sz="4" w:space="0"/>
               <w:left w:val="single" w:color="auto" w:sz="4" w:space="0"/>
@@ -5767,7 +7499,7 @@
         </w:tc>
         <w:tc>
           <w:tcPr>
-            <w:tcW w:w="1522" w:type="dxa"/>
+            <w:tcW w:w="1052" w:type="dxa"/>
             <w:tcBorders>
               <w:top w:val="single" w:color="auto" w:sz="4" w:space="0"/>
               <w:left w:val="single" w:color="auto" w:sz="4" w:space="0"/>
@@ -5875,7 +7607,7 @@
         </w:tc>
         <w:tc>
           <w:tcPr>
-            <w:tcW w:w="1514" w:type="dxa"/>
+            <w:tcW w:w="1340" w:type="dxa"/>
             <w:tcBorders>
               <w:top w:val="single" w:color="auto" w:sz="4" w:space="0"/>
               <w:left w:val="single" w:color="auto" w:sz="4" w:space="0"/>
@@ -5918,7 +7650,7 @@
         </w:tc>
         <w:tc>
           <w:tcPr>
-            <w:tcW w:w="1872" w:type="dxa"/>
+            <w:tcW w:w="2433" w:type="dxa"/>
             <w:tcBorders>
               <w:top w:val="single" w:color="auto" w:sz="4" w:space="0"/>
               <w:left w:val="single" w:color="auto" w:sz="4" w:space="0"/>
@@ -5953,9 +7685,34 @@
               <w:ind w:left="0" w:leftChars="0" w:right="0" w:rightChars="0" w:firstLine="0" w:firstLineChars="0"/>
               <w:jc w:val="left"/>
               <w:textAlignment w:val="baseline"/>
+              <w:rPr>
+                <w:rFonts w:hint="eastAsia" w:eastAsia="宋体"/>
+                <w:lang w:eastAsia="zh-CN"/>
+              </w:rPr>
             </w:pPr>
             <w:r>
               <w:t>运维工程师</w:t>
+            </w:r>
+            <w:r>
+              <w:rPr>
+                <w:rFonts w:hint="eastAsia"/>
+                <w:lang w:eastAsia="zh-CN"/>
+              </w:rPr>
+              <w:t>（</w:t>
+            </w:r>
+            <w:r>
+              <w:rPr>
+                <w:rFonts w:hint="eastAsia"/>
+                <w:lang w:val="en-US" w:eastAsia="zh-CN"/>
+              </w:rPr>
+              <w:t>1人</w:t>
+            </w:r>
+            <w:r>
+              <w:rPr>
+                <w:rFonts w:hint="eastAsia"/>
+                <w:lang w:eastAsia="zh-CN"/>
+              </w:rPr>
+              <w:t>）</w:t>
             </w:r>
           </w:p>
         </w:tc>
@@ -6004,7 +7761,7 @@
         </w:tc>
         <w:tc>
           <w:tcPr>
-            <w:tcW w:w="1403" w:type="dxa"/>
+            <w:tcW w:w="1585" w:type="dxa"/>
             <w:tcBorders>
               <w:top w:val="single" w:color="auto" w:sz="4" w:space="0"/>
               <w:left w:val="single" w:color="auto" w:sz="4" w:space="0"/>
@@ -6055,7 +7812,7 @@
         </w:tc>
         <w:tc>
           <w:tcPr>
-            <w:tcW w:w="1522" w:type="dxa"/>
+            <w:tcW w:w="1052" w:type="dxa"/>
             <w:tcBorders>
               <w:top w:val="single" w:color="auto" w:sz="4" w:space="0"/>
               <w:left w:val="single" w:color="auto" w:sz="4" w:space="0"/>
@@ -6171,7 +7928,7 @@
         </w:tc>
         <w:tc>
           <w:tcPr>
-            <w:tcW w:w="1514" w:type="dxa"/>
+            <w:tcW w:w="1340" w:type="dxa"/>
             <w:tcBorders>
               <w:top w:val="single" w:color="auto" w:sz="4" w:space="0"/>
               <w:left w:val="single" w:color="auto" w:sz="4" w:space="0"/>
@@ -6214,7 +7971,7 @@
         </w:tc>
         <w:tc>
           <w:tcPr>
-            <w:tcW w:w="1872" w:type="dxa"/>
+            <w:tcW w:w="2433" w:type="dxa"/>
             <w:tcBorders>
               <w:top w:val="single" w:color="auto" w:sz="4" w:space="0"/>
               <w:left w:val="single" w:color="auto" w:sz="4" w:space="0"/>
@@ -6253,6 +8010,27 @@
             <w:r>
               <w:t>开发工程师</w:t>
             </w:r>
+            <w:r>
+              <w:rPr>
+                <w:rFonts w:hint="eastAsia"/>
+                <w:lang w:eastAsia="zh-CN"/>
+              </w:rPr>
+              <w:t>（</w:t>
+            </w:r>
+            <w:r>
+              <w:rPr>
+                <w:rFonts w:hint="eastAsia"/>
+                <w:lang w:val="en-US" w:eastAsia="zh-CN"/>
+              </w:rPr>
+              <w:t>1人</w:t>
+            </w:r>
+            <w:r>
+              <w:rPr>
+                <w:rFonts w:hint="eastAsia"/>
+                <w:lang w:eastAsia="zh-CN"/>
+              </w:rPr>
+              <w:t>）</w:t>
+            </w:r>
           </w:p>
         </w:tc>
         <w:tc>
@@ -6300,7 +8078,7 @@
         </w:tc>
         <w:tc>
           <w:tcPr>
-            <w:tcW w:w="1403" w:type="dxa"/>
+            <w:tcW w:w="1585" w:type="dxa"/>
             <w:tcBorders>
               <w:top w:val="single" w:color="auto" w:sz="4" w:space="0"/>
               <w:left w:val="single" w:color="auto" w:sz="4" w:space="0"/>
@@ -6343,281 +8121,7 @@
         </w:tc>
         <w:tc>
           <w:tcPr>
-            <w:tcW w:w="1522" w:type="dxa"/>
-            <w:tcBorders>
-              <w:top w:val="single" w:color="auto" w:sz="4" w:space="0"/>
-              <w:left w:val="single" w:color="auto" w:sz="4" w:space="0"/>
-              <w:bottom w:val="nil"/>
-              <w:right w:val="single" w:color="auto" w:sz="12" w:space="0"/>
-            </w:tcBorders>
-            <w:tcMar>
-              <w:top w:w="60" w:type="dxa"/>
-              <w:left w:w="120" w:type="dxa"/>
-              <w:bottom w:w="30" w:type="dxa"/>
-              <w:right w:w="120" w:type="dxa"/>
-            </w:tcMar>
-            <w:vAlign w:val="center"/>
-          </w:tcPr>
-          <w:p>
-            <w:pPr>
-              <w:pStyle w:val="29"/>
-              <w:keepNext w:val="0"/>
-              <w:keepLines w:val="0"/>
-              <w:pageBreakBefore w:val="0"/>
-              <w:widowControl w:val="0"/>
-              <w:kinsoku w:val="0"/>
-              <w:wordWrap/>
-              <w:overflowPunct/>
-              <w:topLinePunct w:val="0"/>
-              <w:autoSpaceDE w:val="0"/>
-              <w:autoSpaceDN w:val="0"/>
-              <w:bidi w:val="0"/>
-              <w:adjustRightInd w:val="0"/>
-              <w:snapToGrid w:val="0"/>
-              <w:spacing w:line="240" w:lineRule="auto"/>
-              <w:ind w:left="0" w:leftChars="0" w:right="0" w:rightChars="0" w:firstLine="0" w:firstLineChars="0"/>
-              <w:jc w:val="center"/>
-              <w:textAlignment w:val="baseline"/>
-            </w:pPr>
-            <w:r>
-              <w:t>按计划推进</w:t>
-            </w:r>
-          </w:p>
-        </w:tc>
-      </w:tr>
-      <w:tr>
-        <w:tblPrEx>
-          <w:tblBorders>
-            <w:top w:val="none" w:color="auto" w:sz="0" w:space="0"/>
-            <w:left w:val="none" w:color="auto" w:sz="0" w:space="0"/>
-            <w:bottom w:val="none" w:color="auto" w:sz="0" w:space="0"/>
-            <w:right w:val="none" w:color="auto" w:sz="0" w:space="0"/>
-            <w:insideH w:val="none" w:color="auto" w:sz="0" w:space="0"/>
-            <w:insideV w:val="none" w:color="auto" w:sz="0" w:space="0"/>
-          </w:tblBorders>
-        </w:tblPrEx>
-        <w:trPr>
-          <w:trHeight w:val="0" w:hRule="atLeast"/>
-          <w:jc w:val="center"/>
-        </w:trPr>
-        <w:tc>
-          <w:tcPr>
-            <w:tcW w:w="621" w:type="dxa"/>
-            <w:tcBorders>
-              <w:top w:val="single" w:color="auto" w:sz="4" w:space="0"/>
-              <w:left w:val="single" w:color="auto" w:sz="12" w:space="0"/>
-              <w:bottom w:val="nil"/>
-              <w:right w:val="nil"/>
-            </w:tcBorders>
-            <w:tcMar>
-              <w:top w:w="60" w:type="dxa"/>
-              <w:left w:w="120" w:type="dxa"/>
-              <w:bottom w:w="30" w:type="dxa"/>
-              <w:right w:w="120" w:type="dxa"/>
-            </w:tcMar>
-            <w:vAlign w:val="center"/>
-          </w:tcPr>
-          <w:p>
-            <w:pPr>
-              <w:pStyle w:val="29"/>
-              <w:keepNext w:val="0"/>
-              <w:keepLines w:val="0"/>
-              <w:pageBreakBefore w:val="0"/>
-              <w:widowControl w:val="0"/>
-              <w:kinsoku w:val="0"/>
-              <w:wordWrap/>
-              <w:overflowPunct/>
-              <w:topLinePunct w:val="0"/>
-              <w:autoSpaceDE w:val="0"/>
-              <w:autoSpaceDN w:val="0"/>
-              <w:bidi w:val="0"/>
-              <w:adjustRightInd w:val="0"/>
-              <w:snapToGrid w:val="0"/>
-              <w:spacing w:line="240" w:lineRule="auto"/>
-              <w:ind w:left="0" w:leftChars="0" w:right="0" w:rightChars="0" w:firstLine="0" w:firstLineChars="0"/>
-              <w:jc w:val="center"/>
-              <w:textAlignment w:val="baseline"/>
-            </w:pPr>
-            <w:r>
-              <w:t>4</w:t>
-            </w:r>
-          </w:p>
-        </w:tc>
-        <w:tc>
-          <w:tcPr>
-            <w:tcW w:w="1514" w:type="dxa"/>
-            <w:tcBorders>
-              <w:top w:val="single" w:color="auto" w:sz="4" w:space="0"/>
-              <w:left w:val="single" w:color="auto" w:sz="4" w:space="0"/>
-              <w:bottom w:val="nil"/>
-              <w:right w:val="nil"/>
-            </w:tcBorders>
-            <w:tcMar>
-              <w:top w:w="60" w:type="dxa"/>
-              <w:left w:w="120" w:type="dxa"/>
-              <w:bottom w:w="30" w:type="dxa"/>
-              <w:right w:w="120" w:type="dxa"/>
-            </w:tcMar>
-            <w:vAlign w:val="center"/>
-          </w:tcPr>
-          <w:p>
-            <w:pPr>
-              <w:pStyle w:val="29"/>
-              <w:keepNext w:val="0"/>
-              <w:keepLines w:val="0"/>
-              <w:pageBreakBefore w:val="0"/>
-              <w:widowControl w:val="0"/>
-              <w:kinsoku w:val="0"/>
-              <w:wordWrap/>
-              <w:overflowPunct/>
-              <w:topLinePunct w:val="0"/>
-              <w:autoSpaceDE w:val="0"/>
-              <w:autoSpaceDN w:val="0"/>
-              <w:bidi w:val="0"/>
-              <w:adjustRightInd w:val="0"/>
-              <w:snapToGrid w:val="0"/>
-              <w:spacing w:line="240" w:lineRule="auto"/>
-              <w:ind w:left="0" w:leftChars="0" w:right="0" w:rightChars="0" w:firstLine="0" w:firstLineChars="0"/>
-              <w:jc w:val="center"/>
-              <w:textAlignment w:val="baseline"/>
-            </w:pPr>
-            <w:r>
-              <w:t>服务台</w:t>
-            </w:r>
-          </w:p>
-        </w:tc>
-        <w:tc>
-          <w:tcPr>
-            <w:tcW w:w="1872" w:type="dxa"/>
-            <w:tcBorders>
-              <w:top w:val="single" w:color="auto" w:sz="4" w:space="0"/>
-              <w:left w:val="single" w:color="auto" w:sz="4" w:space="0"/>
-              <w:bottom w:val="nil"/>
-              <w:right w:val="nil"/>
-            </w:tcBorders>
-            <w:tcMar>
-              <w:top w:w="60" w:type="dxa"/>
-              <w:left w:w="120" w:type="dxa"/>
-              <w:bottom w:w="30" w:type="dxa"/>
-              <w:right w:w="120" w:type="dxa"/>
-            </w:tcMar>
-            <w:vAlign w:val="center"/>
-          </w:tcPr>
-          <w:p>
-            <w:pPr>
-              <w:pStyle w:val="29"/>
-              <w:keepNext w:val="0"/>
-              <w:keepLines w:val="0"/>
-              <w:pageBreakBefore w:val="0"/>
-              <w:widowControl w:val="0"/>
-              <w:kinsoku w:val="0"/>
-              <w:wordWrap/>
-              <w:overflowPunct/>
-              <w:topLinePunct w:val="0"/>
-              <w:autoSpaceDE w:val="0"/>
-              <w:autoSpaceDN w:val="0"/>
-              <w:bidi w:val="0"/>
-              <w:adjustRightInd w:val="0"/>
-              <w:snapToGrid w:val="0"/>
-              <w:spacing w:line="240" w:lineRule="auto"/>
-              <w:ind w:left="0" w:leftChars="0" w:right="0" w:rightChars="0" w:firstLine="0" w:firstLineChars="0"/>
-              <w:jc w:val="left"/>
-              <w:textAlignment w:val="baseline"/>
-            </w:pPr>
-            <w:r>
-              <w:t>服务台专员</w:t>
-            </w:r>
-          </w:p>
-        </w:tc>
-        <w:tc>
-          <w:tcPr>
-            <w:tcW w:w="1585" w:type="dxa"/>
-            <w:tcBorders>
-              <w:top w:val="single" w:color="auto" w:sz="4" w:space="0"/>
-              <w:left w:val="single" w:color="auto" w:sz="4" w:space="0"/>
-              <w:bottom w:val="nil"/>
-              <w:right w:val="nil"/>
-            </w:tcBorders>
-            <w:tcMar>
-              <w:top w:w="60" w:type="dxa"/>
-              <w:left w:w="120" w:type="dxa"/>
-              <w:bottom w:w="30" w:type="dxa"/>
-              <w:right w:w="120" w:type="dxa"/>
-            </w:tcMar>
-            <w:vAlign w:val="center"/>
-          </w:tcPr>
-          <w:p>
-            <w:pPr>
-              <w:pStyle w:val="29"/>
-              <w:keepNext w:val="0"/>
-              <w:keepLines w:val="0"/>
-              <w:pageBreakBefore w:val="0"/>
-              <w:widowControl w:val="0"/>
-              <w:kinsoku w:val="0"/>
-              <w:wordWrap/>
-              <w:overflowPunct/>
-              <w:topLinePunct w:val="0"/>
-              <w:autoSpaceDE w:val="0"/>
-              <w:autoSpaceDN w:val="0"/>
-              <w:bidi w:val="0"/>
-              <w:adjustRightInd w:val="0"/>
-              <w:snapToGrid w:val="0"/>
-              <w:spacing w:line="240" w:lineRule="auto"/>
-              <w:ind w:left="0" w:leftChars="0" w:right="0" w:rightChars="0" w:firstLine="0" w:firstLineChars="0"/>
-              <w:jc w:val="left"/>
-              <w:textAlignment w:val="baseline"/>
-            </w:pPr>
-            <w:r>
-              <w:t>2026年6月</w:t>
-            </w:r>
-          </w:p>
-        </w:tc>
-        <w:tc>
-          <w:tcPr>
-            <w:tcW w:w="1403" w:type="dxa"/>
-            <w:tcBorders>
-              <w:top w:val="single" w:color="auto" w:sz="4" w:space="0"/>
-              <w:left w:val="single" w:color="auto" w:sz="4" w:space="0"/>
-              <w:bottom w:val="nil"/>
-              <w:right w:val="nil"/>
-            </w:tcBorders>
-            <w:tcMar>
-              <w:top w:w="60" w:type="dxa"/>
-              <w:left w:w="120" w:type="dxa"/>
-              <w:bottom w:w="30" w:type="dxa"/>
-              <w:right w:w="120" w:type="dxa"/>
-            </w:tcMar>
-            <w:vAlign w:val="center"/>
-          </w:tcPr>
-          <w:p>
-            <w:pPr>
-              <w:pStyle w:val="29"/>
-              <w:keepNext w:val="0"/>
-              <w:keepLines w:val="0"/>
-              <w:pageBreakBefore w:val="0"/>
-              <w:widowControl w:val="0"/>
-              <w:kinsoku w:val="0"/>
-              <w:wordWrap/>
-              <w:overflowPunct/>
-              <w:topLinePunct w:val="0"/>
-              <w:autoSpaceDE w:val="0"/>
-              <w:autoSpaceDN w:val="0"/>
-              <w:bidi w:val="0"/>
-              <w:adjustRightInd w:val="0"/>
-              <w:snapToGrid w:val="0"/>
-              <w:spacing w:line="240" w:lineRule="auto"/>
-              <w:ind w:left="0" w:leftChars="0" w:right="0" w:rightChars="0" w:firstLine="0" w:firstLineChars="0"/>
-              <w:jc w:val="center"/>
-              <w:textAlignment w:val="baseline"/>
-            </w:pPr>
-            <w:r>
-              <w:t>—</w:t>
-            </w:r>
-          </w:p>
-        </w:tc>
-        <w:tc>
-          <w:tcPr>
-            <w:tcW w:w="1522" w:type="dxa"/>
+            <w:tcW w:w="1052" w:type="dxa"/>
             <w:tcBorders>
               <w:top w:val="single" w:color="auto" w:sz="4" w:space="0"/>
               <w:left w:val="single" w:color="auto" w:sz="4" w:space="0"/>
@@ -6686,6 +8190,307 @@
             <w:tcBorders>
               <w:top w:val="single" w:color="auto" w:sz="4" w:space="0"/>
               <w:left w:val="single" w:color="auto" w:sz="12" w:space="0"/>
+              <w:bottom w:val="nil"/>
+              <w:right w:val="nil"/>
+            </w:tcBorders>
+            <w:tcMar>
+              <w:top w:w="60" w:type="dxa"/>
+              <w:left w:w="120" w:type="dxa"/>
+              <w:bottom w:w="30" w:type="dxa"/>
+              <w:right w:w="120" w:type="dxa"/>
+            </w:tcMar>
+            <w:vAlign w:val="center"/>
+          </w:tcPr>
+          <w:p>
+            <w:pPr>
+              <w:pStyle w:val="29"/>
+              <w:keepNext w:val="0"/>
+              <w:keepLines w:val="0"/>
+              <w:pageBreakBefore w:val="0"/>
+              <w:widowControl w:val="0"/>
+              <w:kinsoku w:val="0"/>
+              <w:wordWrap/>
+              <w:overflowPunct/>
+              <w:topLinePunct w:val="0"/>
+              <w:autoSpaceDE w:val="0"/>
+              <w:autoSpaceDN w:val="0"/>
+              <w:bidi w:val="0"/>
+              <w:adjustRightInd w:val="0"/>
+              <w:snapToGrid w:val="0"/>
+              <w:spacing w:line="240" w:lineRule="auto"/>
+              <w:ind w:left="0" w:leftChars="0" w:right="0" w:rightChars="0" w:firstLine="0" w:firstLineChars="0"/>
+              <w:jc w:val="center"/>
+              <w:textAlignment w:val="baseline"/>
+            </w:pPr>
+            <w:r>
+              <w:t>4</w:t>
+            </w:r>
+          </w:p>
+        </w:tc>
+        <w:tc>
+          <w:tcPr>
+            <w:tcW w:w="1340" w:type="dxa"/>
+            <w:tcBorders>
+              <w:top w:val="single" w:color="auto" w:sz="4" w:space="0"/>
+              <w:left w:val="single" w:color="auto" w:sz="4" w:space="0"/>
+              <w:bottom w:val="nil"/>
+              <w:right w:val="nil"/>
+            </w:tcBorders>
+            <w:tcMar>
+              <w:top w:w="60" w:type="dxa"/>
+              <w:left w:w="120" w:type="dxa"/>
+              <w:bottom w:w="30" w:type="dxa"/>
+              <w:right w:w="120" w:type="dxa"/>
+            </w:tcMar>
+            <w:vAlign w:val="center"/>
+          </w:tcPr>
+          <w:p>
+            <w:pPr>
+              <w:pStyle w:val="29"/>
+              <w:keepNext w:val="0"/>
+              <w:keepLines w:val="0"/>
+              <w:pageBreakBefore w:val="0"/>
+              <w:widowControl w:val="0"/>
+              <w:kinsoku w:val="0"/>
+              <w:wordWrap/>
+              <w:overflowPunct/>
+              <w:topLinePunct w:val="0"/>
+              <w:autoSpaceDE w:val="0"/>
+              <w:autoSpaceDN w:val="0"/>
+              <w:bidi w:val="0"/>
+              <w:adjustRightInd w:val="0"/>
+              <w:snapToGrid w:val="0"/>
+              <w:spacing w:line="240" w:lineRule="auto"/>
+              <w:ind w:left="0" w:leftChars="0" w:right="0" w:rightChars="0" w:firstLine="0" w:firstLineChars="0"/>
+              <w:jc w:val="center"/>
+              <w:textAlignment w:val="baseline"/>
+            </w:pPr>
+            <w:r>
+              <w:t>服务台</w:t>
+            </w:r>
+          </w:p>
+        </w:tc>
+        <w:tc>
+          <w:tcPr>
+            <w:tcW w:w="2433" w:type="dxa"/>
+            <w:tcBorders>
+              <w:top w:val="single" w:color="auto" w:sz="4" w:space="0"/>
+              <w:left w:val="single" w:color="auto" w:sz="4" w:space="0"/>
+              <w:bottom w:val="nil"/>
+              <w:right w:val="nil"/>
+            </w:tcBorders>
+            <w:tcMar>
+              <w:top w:w="60" w:type="dxa"/>
+              <w:left w:w="120" w:type="dxa"/>
+              <w:bottom w:w="30" w:type="dxa"/>
+              <w:right w:w="120" w:type="dxa"/>
+            </w:tcMar>
+            <w:vAlign w:val="center"/>
+          </w:tcPr>
+          <w:p>
+            <w:pPr>
+              <w:pStyle w:val="29"/>
+              <w:keepNext w:val="0"/>
+              <w:keepLines w:val="0"/>
+              <w:pageBreakBefore w:val="0"/>
+              <w:widowControl w:val="0"/>
+              <w:kinsoku w:val="0"/>
+              <w:wordWrap/>
+              <w:overflowPunct/>
+              <w:topLinePunct w:val="0"/>
+              <w:autoSpaceDE w:val="0"/>
+              <w:autoSpaceDN w:val="0"/>
+              <w:bidi w:val="0"/>
+              <w:adjustRightInd w:val="0"/>
+              <w:snapToGrid w:val="0"/>
+              <w:spacing w:line="240" w:lineRule="auto"/>
+              <w:ind w:left="0" w:leftChars="0" w:right="0" w:rightChars="0" w:firstLine="0" w:firstLineChars="0"/>
+              <w:jc w:val="left"/>
+              <w:textAlignment w:val="baseline"/>
+            </w:pPr>
+            <w:r>
+              <w:t>服务台专员</w:t>
+            </w:r>
+            <w:r>
+              <w:rPr>
+                <w:rFonts w:hint="eastAsia"/>
+                <w:lang w:eastAsia="zh-CN"/>
+              </w:rPr>
+              <w:t>（</w:t>
+            </w:r>
+            <w:r>
+              <w:rPr>
+                <w:rFonts w:hint="eastAsia"/>
+                <w:lang w:val="en-US" w:eastAsia="zh-CN"/>
+              </w:rPr>
+              <w:t>1人</w:t>
+            </w:r>
+            <w:r>
+              <w:rPr>
+                <w:rFonts w:hint="eastAsia"/>
+                <w:lang w:eastAsia="zh-CN"/>
+              </w:rPr>
+              <w:t>）</w:t>
+            </w:r>
+          </w:p>
+        </w:tc>
+        <w:tc>
+          <w:tcPr>
+            <w:tcW w:w="1585" w:type="dxa"/>
+            <w:tcBorders>
+              <w:top w:val="single" w:color="auto" w:sz="4" w:space="0"/>
+              <w:left w:val="single" w:color="auto" w:sz="4" w:space="0"/>
+              <w:bottom w:val="nil"/>
+              <w:right w:val="nil"/>
+            </w:tcBorders>
+            <w:tcMar>
+              <w:top w:w="60" w:type="dxa"/>
+              <w:left w:w="120" w:type="dxa"/>
+              <w:bottom w:w="30" w:type="dxa"/>
+              <w:right w:w="120" w:type="dxa"/>
+            </w:tcMar>
+            <w:vAlign w:val="center"/>
+          </w:tcPr>
+          <w:p>
+            <w:pPr>
+              <w:pStyle w:val="29"/>
+              <w:keepNext w:val="0"/>
+              <w:keepLines w:val="0"/>
+              <w:pageBreakBefore w:val="0"/>
+              <w:widowControl w:val="0"/>
+              <w:kinsoku w:val="0"/>
+              <w:wordWrap/>
+              <w:overflowPunct/>
+              <w:topLinePunct w:val="0"/>
+              <w:autoSpaceDE w:val="0"/>
+              <w:autoSpaceDN w:val="0"/>
+              <w:bidi w:val="0"/>
+              <w:adjustRightInd w:val="0"/>
+              <w:snapToGrid w:val="0"/>
+              <w:spacing w:line="240" w:lineRule="auto"/>
+              <w:ind w:left="0" w:leftChars="0" w:right="0" w:rightChars="0" w:firstLine="0" w:firstLineChars="0"/>
+              <w:jc w:val="left"/>
+              <w:textAlignment w:val="baseline"/>
+            </w:pPr>
+            <w:r>
+              <w:t>2026年6月</w:t>
+            </w:r>
+          </w:p>
+        </w:tc>
+        <w:tc>
+          <w:tcPr>
+            <w:tcW w:w="1585" w:type="dxa"/>
+            <w:tcBorders>
+              <w:top w:val="single" w:color="auto" w:sz="4" w:space="0"/>
+              <w:left w:val="single" w:color="auto" w:sz="4" w:space="0"/>
+              <w:bottom w:val="nil"/>
+              <w:right w:val="nil"/>
+            </w:tcBorders>
+            <w:tcMar>
+              <w:top w:w="60" w:type="dxa"/>
+              <w:left w:w="120" w:type="dxa"/>
+              <w:bottom w:w="30" w:type="dxa"/>
+              <w:right w:w="120" w:type="dxa"/>
+            </w:tcMar>
+            <w:vAlign w:val="center"/>
+          </w:tcPr>
+          <w:p>
+            <w:pPr>
+              <w:pStyle w:val="29"/>
+              <w:keepNext w:val="0"/>
+              <w:keepLines w:val="0"/>
+              <w:pageBreakBefore w:val="0"/>
+              <w:widowControl w:val="0"/>
+              <w:kinsoku w:val="0"/>
+              <w:wordWrap/>
+              <w:overflowPunct/>
+              <w:topLinePunct w:val="0"/>
+              <w:autoSpaceDE w:val="0"/>
+              <w:autoSpaceDN w:val="0"/>
+              <w:bidi w:val="0"/>
+              <w:adjustRightInd w:val="0"/>
+              <w:snapToGrid w:val="0"/>
+              <w:spacing w:line="240" w:lineRule="auto"/>
+              <w:ind w:left="0" w:leftChars="0" w:right="0" w:rightChars="0" w:firstLine="0" w:firstLineChars="0"/>
+              <w:jc w:val="center"/>
+              <w:textAlignment w:val="baseline"/>
+            </w:pPr>
+            <w:r>
+              <w:t>—</w:t>
+            </w:r>
+          </w:p>
+        </w:tc>
+        <w:tc>
+          <w:tcPr>
+            <w:tcW w:w="1052" w:type="dxa"/>
+            <w:tcBorders>
+              <w:top w:val="single" w:color="auto" w:sz="4" w:space="0"/>
+              <w:left w:val="single" w:color="auto" w:sz="4" w:space="0"/>
+              <w:bottom w:val="nil"/>
+              <w:right w:val="single" w:color="auto" w:sz="12" w:space="0"/>
+            </w:tcBorders>
+            <w:tcMar>
+              <w:top w:w="60" w:type="dxa"/>
+              <w:left w:w="120" w:type="dxa"/>
+              <w:bottom w:w="30" w:type="dxa"/>
+              <w:right w:w="120" w:type="dxa"/>
+            </w:tcMar>
+            <w:vAlign w:val="center"/>
+          </w:tcPr>
+          <w:p>
+            <w:pPr>
+              <w:pStyle w:val="29"/>
+              <w:keepNext w:val="0"/>
+              <w:keepLines w:val="0"/>
+              <w:pageBreakBefore w:val="0"/>
+              <w:widowControl w:val="0"/>
+              <w:kinsoku w:val="0"/>
+              <w:wordWrap/>
+              <w:overflowPunct/>
+              <w:topLinePunct w:val="0"/>
+              <w:autoSpaceDE w:val="0"/>
+              <w:autoSpaceDN w:val="0"/>
+              <w:bidi w:val="0"/>
+              <w:adjustRightInd w:val="0"/>
+              <w:snapToGrid w:val="0"/>
+              <w:spacing w:line="240" w:lineRule="auto"/>
+              <w:ind w:left="0" w:leftChars="0" w:right="0" w:rightChars="0" w:firstLine="0" w:firstLineChars="0"/>
+              <w:jc w:val="center"/>
+              <w:textAlignment w:val="baseline"/>
+            </w:pPr>
+            <w:r>
+              <w:t>按计划推进</w:t>
+            </w:r>
+          </w:p>
+        </w:tc>
+      </w:tr>
+      <w:tr>
+        <w:tblPrEx>
+          <w:tblBorders>
+            <w:top w:val="none" w:color="auto" w:sz="0" w:space="0"/>
+            <w:left w:val="none" w:color="auto" w:sz="0" w:space="0"/>
+            <w:bottom w:val="none" w:color="auto" w:sz="0" w:space="0"/>
+            <w:right w:val="none" w:color="auto" w:sz="0" w:space="0"/>
+            <w:insideH w:val="none" w:color="auto" w:sz="0" w:space="0"/>
+            <w:insideV w:val="none" w:color="auto" w:sz="0" w:space="0"/>
+          </w:tblBorders>
+          <w:tblCellMar>
+            <w:top w:w="0" w:type="dxa"/>
+            <w:left w:w="10" w:type="dxa"/>
+            <w:bottom w:w="0" w:type="dxa"/>
+            <w:right w:w="10" w:type="dxa"/>
+          </w:tblCellMar>
+        </w:tblPrEx>
+        <w:trPr>
+          <w:trHeight w:val="0" w:hRule="atLeast"/>
+          <w:jc w:val="center"/>
+        </w:trPr>
+        <w:tc>
+          <w:tcPr>
+            <w:tcW w:w="621" w:type="dxa"/>
+            <w:tcBorders>
+              <w:top w:val="single" w:color="auto" w:sz="4" w:space="0"/>
+              <w:left w:val="single" w:color="auto" w:sz="12" w:space="0"/>
               <w:bottom w:val="single" w:color="auto" w:sz="12" w:space="0"/>
               <w:right w:val="nil"/>
             </w:tcBorders>
@@ -6725,7 +8530,7 @@
         </w:tc>
         <w:tc>
           <w:tcPr>
-            <w:tcW w:w="1514" w:type="dxa"/>
+            <w:tcW w:w="1340" w:type="dxa"/>
             <w:tcBorders>
               <w:top w:val="single" w:color="auto" w:sz="4" w:space="0"/>
               <w:left w:val="single" w:color="auto" w:sz="4" w:space="0"/>
@@ -6768,7 +8573,7 @@
         </w:tc>
         <w:tc>
           <w:tcPr>
-            <w:tcW w:w="1872" w:type="dxa"/>
+            <w:tcW w:w="2433" w:type="dxa"/>
             <w:tcBorders>
               <w:top w:val="single" w:color="auto" w:sz="4" w:space="0"/>
               <w:left w:val="single" w:color="auto" w:sz="4" w:space="0"/>
@@ -6807,6 +8612,27 @@
             <w:r>
               <w:t>质量管理专员</w:t>
             </w:r>
+            <w:r>
+              <w:rPr>
+                <w:rFonts w:hint="eastAsia"/>
+                <w:lang w:eastAsia="zh-CN"/>
+              </w:rPr>
+              <w:t>（</w:t>
+            </w:r>
+            <w:r>
+              <w:rPr>
+                <w:rFonts w:hint="eastAsia"/>
+                <w:lang w:val="en-US" w:eastAsia="zh-CN"/>
+              </w:rPr>
+              <w:t>1人</w:t>
+            </w:r>
+            <w:r>
+              <w:rPr>
+                <w:rFonts w:hint="eastAsia"/>
+                <w:lang w:eastAsia="zh-CN"/>
+              </w:rPr>
+              <w:t>）</w:t>
+            </w:r>
           </w:p>
         </w:tc>
         <w:tc>
@@ -6854,7 +8680,7 @@
         </w:tc>
         <w:tc>
           <w:tcPr>
-            <w:tcW w:w="1403" w:type="dxa"/>
+            <w:tcW w:w="1585" w:type="dxa"/>
             <w:tcBorders>
               <w:top w:val="single" w:color="auto" w:sz="4" w:space="0"/>
               <w:left w:val="single" w:color="auto" w:sz="4" w:space="0"/>
@@ -6897,7 +8723,7 @@
         </w:tc>
         <w:tc>
           <w:tcPr>
-            <w:tcW w:w="1522" w:type="dxa"/>
+            <w:tcW w:w="1052" w:type="dxa"/>
             <w:tcBorders>
               <w:top w:val="single" w:color="auto" w:sz="4" w:space="0"/>
               <w:left w:val="single" w:color="auto" w:sz="4" w:space="0"/>
@@ -6943,7 +8769,20 @@
     <w:p>
       <w:pPr>
         <w:pStyle w:val="29"/>
+        <w:keepNext w:val="0"/>
+        <w:keepLines w:val="0"/>
+        <w:pageBreakBefore w:val="0"/>
+        <w:widowControl w:val="0"/>
+        <w:kinsoku w:val="0"/>
+        <w:wordWrap/>
+        <w:overflowPunct/>
+        <w:topLinePunct w:val="0"/>
+        <w:autoSpaceDE w:val="0"/>
+        <w:autoSpaceDN w:val="0"/>
         <w:bidi w:val="0"/>
+        <w:adjustRightInd w:val="0"/>
+        <w:snapToGrid w:val="0"/>
+        <w:textAlignment w:val="baseline"/>
       </w:pPr>
       <w:r>
         <w:t>人员招聘的考核指标是每季度招聘计划达成率，计算方式为：实际聘用人数/计划招聘人数×100%。目标值是≥95%。</w:t>
@@ -6952,7 +8791,20 @@
     <w:p>
       <w:pPr>
         <w:pStyle w:val="29"/>
+        <w:keepNext w:val="0"/>
+        <w:keepLines w:val="0"/>
+        <w:pageBreakBefore w:val="0"/>
+        <w:widowControl w:val="0"/>
+        <w:kinsoku w:val="0"/>
+        <w:wordWrap/>
+        <w:overflowPunct/>
+        <w:topLinePunct w:val="0"/>
+        <w:autoSpaceDE w:val="0"/>
+        <w:autoSpaceDN w:val="0"/>
         <w:bidi w:val="0"/>
+        <w:adjustRightInd w:val="0"/>
+        <w:snapToGrid w:val="0"/>
+        <w:textAlignment w:val="baseline"/>
       </w:pPr>
       <w:r>
         <w:t>截至2026年</w:t>
@@ -7005,7 +8857,7 @@
       </w:pPr>
       <w:bookmarkStart w:id="10" w:name="heading_9"/>
       <w:bookmarkStart w:id="11" w:name="_Toc9495"/>
-      <w:bookmarkStart w:id="12" w:name="_Toc31226"/>
+      <w:bookmarkStart w:id="12" w:name="_Toc28089"/>
       <w:r>
         <w:t>人员备份详情</w:t>
       </w:r>
@@ -7032,7 +8884,14 @@
         <w:textAlignment w:val="baseline"/>
       </w:pPr>
       <w:r>
-        <w:t>2026年第一季度备份计划执行情况如下：</w:t>
+        <w:rPr>
+          <w:rFonts w:hint="eastAsia"/>
+          <w:lang w:val="en-US" w:eastAsia="zh-CN"/>
+        </w:rPr>
+        <w:t>截止2026年4月，</w:t>
+      </w:r>
+      <w:r>
+        <w:t>备份计划执行情况如下：</w:t>
       </w:r>
     </w:p>
     <w:tbl>
@@ -8151,8 +10010,8 @@
         <w:textAlignment w:val="baseline"/>
       </w:pPr>
       <w:bookmarkStart w:id="13" w:name="heading_12"/>
-      <w:bookmarkStart w:id="14" w:name="_Toc7677"/>
-      <w:bookmarkStart w:id="15" w:name="_Toc31484"/>
+      <w:bookmarkStart w:id="14" w:name="_Toc31484"/>
+      <w:bookmarkStart w:id="15" w:name="_Toc316"/>
       <w:bookmarkStart w:id="16" w:name="_Toc10776"/>
       <w:r>
         <w:t>人员培训情况详情</w:t>
@@ -12295,7 +14154,6 @@
         <w:snapToGrid w:val="0"/>
         <w:textAlignment w:val="baseline"/>
       </w:pPr>
-      <w:bookmarkStart w:id="17" w:name="_Toc30722"/>
       <w:r>
         <w:t>人员培训的考核指标是每季度培训计划完成率，计算方式为：实际培训次数/应培训次数×100%。目标值是≥95%。</w:t>
       </w:r>
@@ -12360,7 +14218,7 @@
         <w:snapToGrid w:val="0"/>
         <w:textAlignment w:val="baseline"/>
         <w:rPr>
-          <w:rFonts w:hint="default" w:eastAsia="宋体"/>
+          <w:rFonts w:hint="eastAsia"/>
           <w:lang w:val="en-US" w:eastAsia="zh-CN"/>
         </w:rPr>
       </w:pPr>
@@ -12391,6 +14249,35 @@
     </w:p>
     <w:p>
       <w:pPr>
+        <w:keepNext w:val="0"/>
+        <w:keepLines w:val="0"/>
+        <w:pageBreakBefore w:val="0"/>
+        <w:widowControl w:val="0"/>
+        <w:kinsoku w:val="0"/>
+        <w:wordWrap/>
+        <w:overflowPunct/>
+        <w:topLinePunct w:val="0"/>
+        <w:autoSpaceDE w:val="0"/>
+        <w:autoSpaceDN w:val="0"/>
+        <w:bidi w:val="0"/>
+        <w:adjustRightInd w:val="0"/>
+        <w:snapToGrid w:val="0"/>
+        <w:textAlignment w:val="baseline"/>
+        <w:rPr>
+          <w:rFonts w:hint="eastAsia"/>
+          <w:lang w:val="en-US" w:eastAsia="zh-CN"/>
+        </w:rPr>
+      </w:pPr>
+      <w:r>
+        <w:rPr>
+          <w:rFonts w:hint="eastAsia"/>
+          <w:lang w:val="en-US" w:eastAsia="zh-CN"/>
+        </w:rPr>
+        <w:br w:type="page"/>
+      </w:r>
+    </w:p>
+    <w:p>
+      <w:pPr>
         <w:pStyle w:val="31"/>
         <w:keepNext w:val="0"/>
         <w:keepLines w:val="0"/>
@@ -12411,6 +14298,7 @@
           <w:lang w:val="en-US" w:eastAsia="zh-CN"/>
         </w:rPr>
       </w:pPr>
+      <w:bookmarkStart w:id="17" w:name="_Toc7420"/>
       <w:r>
         <w:rPr>
           <w:rFonts w:hint="eastAsia"/>
@@ -13664,7 +15552,6 @@
         <w:textAlignment w:val="baseline"/>
       </w:pPr>
       <w:bookmarkStart w:id="18" w:name="_Toc5164"/>
-      <w:bookmarkStart w:id="19" w:name="_Toc26426"/>
       <w:r>
         <w:t>人员绩效考核的考核指标是每季度绩效考核合格率，计算方式为：绩效考核合格人数/绩效考核总人数×100%。目标值是≥90%。</w:t>
       </w:r>
@@ -13702,7 +15589,17 @@
         <w:t>4</w:t>
       </w:r>
       <w:r>
-        <w:t>月底，第一季度对运维人员进行考核，所有人考核成绩均合格，绩效考核合格率为100%，满足考核指标要求。</w:t>
+        <w:t>月底，</w:t>
+      </w:r>
+      <w:r>
+        <w:rPr>
+          <w:rFonts w:hint="eastAsia"/>
+          <w:lang w:val="en-US" w:eastAsia="zh-CN"/>
+        </w:rPr>
+        <w:t>已完成</w:t>
+      </w:r>
+      <w:r>
+        <w:t>第一季度运维人员进行考核，所有人考核成绩均合格，绩效考核合格率为100%，满足考核指标要求。</w:t>
       </w:r>
       <w:r>
         <w:rPr>
@@ -13734,12 +15631,13 @@
           <w:lang w:val="en-US" w:eastAsia="zh-CN"/>
         </w:rPr>
       </w:pPr>
+      <w:bookmarkStart w:id="19" w:name="_Toc11663"/>
       <w:r>
         <w:rPr>
           <w:rFonts w:hint="eastAsia"/>
           <w:lang w:val="en-US" w:eastAsia="zh-CN"/>
         </w:rPr>
-        <w:t>人员技能评定管理</w:t>
+        <w:t>人员能力评价管理</w:t>
       </w:r>
       <w:bookmarkEnd w:id="18"/>
       <w:r>
@@ -13770,7 +15668,14 @@
         <w:textAlignment w:val="baseline"/>
       </w:pPr>
       <w:r>
-        <w:t>技能评定工作按年度计划推进，</w:t>
+        <w:rPr>
+          <w:rFonts w:hint="eastAsia"/>
+          <w:lang w:eastAsia="zh-CN"/>
+        </w:rPr>
+        <w:t>能力评价</w:t>
+      </w:r>
+      <w:r>
+        <w:t>工作按年度计划推进，</w:t>
       </w:r>
       <w:r>
         <w:rPr>
@@ -14134,7 +16039,14 @@
               <w:textAlignment w:val="baseline"/>
             </w:pPr>
             <w:r>
-              <w:t>评定标准确认</w:t>
+              <w:rPr>
+                <w:rFonts w:hint="eastAsia"/>
+                <w:lang w:val="en-US" w:eastAsia="zh-CN"/>
+              </w:rPr>
+              <w:t>评价</w:t>
+            </w:r>
+            <w:r>
+              <w:t>标准确认</w:t>
             </w:r>
           </w:p>
         </w:tc>
@@ -14328,7 +16240,14 @@
               <w:textAlignment w:val="baseline"/>
             </w:pPr>
             <w:r>
-              <w:t>评定流程准备</w:t>
+              <w:rPr>
+                <w:rFonts w:hint="eastAsia"/>
+                <w:lang w:val="en-US" w:eastAsia="zh-CN"/>
+              </w:rPr>
+              <w:t>评价</w:t>
+            </w:r>
+            <w:r>
+              <w:t>流程准备</w:t>
             </w:r>
           </w:p>
         </w:tc>
@@ -14522,7 +16441,14 @@
               <w:textAlignment w:val="baseline"/>
             </w:pPr>
             <w:r>
-              <w:t>评定时间规划</w:t>
+              <w:rPr>
+                <w:rFonts w:hint="eastAsia"/>
+                <w:lang w:val="en-US" w:eastAsia="zh-CN"/>
+              </w:rPr>
+              <w:t>评价</w:t>
+            </w:r>
+            <w:r>
+              <w:t>时间规划</w:t>
             </w:r>
           </w:p>
         </w:tc>
@@ -14676,7 +16602,47 @@
         <w:textAlignment w:val="baseline"/>
       </w:pPr>
       <w:r>
-        <w:t>人员技能评定的考核指标是每年度技能评定覆盖率，计算方式为：实际进行技能评定的人数/应进行技能评定的人数×100%。目标值是≥80%。</w:t>
+        <w:t>人员</w:t>
+      </w:r>
+      <w:r>
+        <w:rPr>
+          <w:rFonts w:hint="eastAsia"/>
+          <w:lang w:eastAsia="zh-CN"/>
+        </w:rPr>
+        <w:t>能力评价</w:t>
+      </w:r>
+      <w:r>
+        <w:t>的考核指标是每年度</w:t>
+      </w:r>
+      <w:r>
+        <w:rPr>
+          <w:rFonts w:hint="eastAsia"/>
+          <w:lang w:eastAsia="zh-CN"/>
+        </w:rPr>
+        <w:t>能力评价</w:t>
+      </w:r>
+      <w:r>
+        <w:t>覆盖率，计算方式为：实际进行</w:t>
+      </w:r>
+      <w:r>
+        <w:rPr>
+          <w:rFonts w:hint="eastAsia"/>
+          <w:lang w:eastAsia="zh-CN"/>
+        </w:rPr>
+        <w:t>能力评价</w:t>
+      </w:r>
+      <w:r>
+        <w:t>的人数/应进行</w:t>
+      </w:r>
+      <w:r>
+        <w:rPr>
+          <w:rFonts w:hint="eastAsia"/>
+          <w:lang w:eastAsia="zh-CN"/>
+        </w:rPr>
+        <w:t>能力评价</w:t>
+      </w:r>
+      <w:r>
+        <w:t>的人数×100%。目标值是≥80%。</w:t>
       </w:r>
     </w:p>
     <w:p>
@@ -14698,7 +16664,14 @@
         <w:textAlignment w:val="baseline"/>
       </w:pPr>
       <w:r>
-        <w:t>技能评定工作将于2026年12月集中开展，</w:t>
+        <w:rPr>
+          <w:rFonts w:hint="eastAsia"/>
+          <w:lang w:val="en-US" w:eastAsia="zh-CN"/>
+        </w:rPr>
+        <w:t>能力评价</w:t>
+      </w:r>
+      <w:r>
+        <w:t>工作将于2026年12月集中开展，</w:t>
       </w:r>
       <w:r>
         <w:rPr>
@@ -14733,7 +16706,7 @@
           <w:lang w:val="en-US" w:eastAsia="zh-CN"/>
         </w:rPr>
       </w:pPr>
-      <w:bookmarkStart w:id="20" w:name="_Toc29544"/>
+      <w:bookmarkStart w:id="20" w:name="_Toc23633"/>
       <w:r>
         <w:rPr>
           <w:rFonts w:hint="eastAsia"/>
@@ -14765,7 +16738,7 @@
           <w:lang w:val="en-US" w:eastAsia="zh-CN"/>
         </w:rPr>
       </w:pPr>
-      <w:bookmarkStart w:id="21" w:name="_Toc3149"/>
+      <w:bookmarkStart w:id="21" w:name="_Toc19150"/>
       <w:r>
         <w:rPr>
           <w:rFonts w:hint="eastAsia"/>
@@ -14778,7 +16751,20 @@
     <w:p>
       <w:pPr>
         <w:pStyle w:val="29"/>
+        <w:keepNext w:val="0"/>
+        <w:keepLines w:val="0"/>
+        <w:pageBreakBefore w:val="0"/>
+        <w:widowControl w:val="0"/>
+        <w:kinsoku w:val="0"/>
+        <w:wordWrap/>
+        <w:overflowPunct/>
+        <w:topLinePunct w:val="0"/>
+        <w:autoSpaceDE w:val="0"/>
+        <w:autoSpaceDN w:val="0"/>
         <w:bidi w:val="0"/>
+        <w:adjustRightInd w:val="0"/>
+        <w:snapToGrid w:val="0"/>
+        <w:textAlignment w:val="baseline"/>
         <w:rPr>
           <w:rFonts w:hint="eastAsia"/>
           <w:lang w:val="en-US" w:eastAsia="zh-CN"/>
@@ -14816,7 +16802,7 @@
           <w:lang w:val="en-US" w:eastAsia="zh-CN"/>
         </w:rPr>
       </w:pPr>
-      <w:bookmarkStart w:id="22" w:name="_Toc26755"/>
+      <w:bookmarkStart w:id="22" w:name="_Toc31354"/>
       <w:r>
         <w:rPr>
           <w:rFonts w:hint="eastAsia"/>
@@ -14908,7 +16894,7 @@
           <w:lang w:val="en-US" w:eastAsia="zh-CN"/>
         </w:rPr>
       </w:pPr>
-      <w:bookmarkStart w:id="23" w:name="_Toc416"/>
+      <w:bookmarkStart w:id="23" w:name="_Toc30651"/>
       <w:r>
         <w:rPr>
           <w:rFonts w:hint="eastAsia"/>
@@ -15000,7 +16986,7 @@
           <w:lang w:val="en-US" w:eastAsia="zh-CN"/>
         </w:rPr>
       </w:pPr>
-      <w:bookmarkStart w:id="24" w:name="_Toc1469"/>
+      <w:bookmarkStart w:id="24" w:name="_Toc8729"/>
       <w:r>
         <w:rPr>
           <w:rFonts w:hint="eastAsia"/>
@@ -15062,7 +17048,7 @@
           <w:lang w:val="en-US" w:eastAsia="zh-CN"/>
         </w:rPr>
       </w:pPr>
-      <w:bookmarkStart w:id="25" w:name="_Toc16634"/>
+      <w:bookmarkStart w:id="25" w:name="_Toc10189"/>
       <w:r>
         <w:rPr>
           <w:rFonts w:hint="eastAsia"/>
@@ -15154,7 +17140,7 @@
           <w:lang w:val="en-US" w:eastAsia="zh-CN"/>
         </w:rPr>
       </w:pPr>
-      <w:bookmarkStart w:id="26" w:name="_Toc22205"/>
+      <w:bookmarkStart w:id="26" w:name="_Toc1723"/>
       <w:r>
         <w:rPr>
           <w:rFonts w:hint="eastAsia"/>
@@ -15246,7 +17232,7 @@
           <w:lang w:val="en-US" w:eastAsia="zh-CN"/>
         </w:rPr>
       </w:pPr>
-      <w:bookmarkStart w:id="27" w:name="_Toc9331"/>
+      <w:bookmarkStart w:id="27" w:name="_Toc24196"/>
       <w:r>
         <w:rPr>
           <w:rFonts w:hint="eastAsia"/>
@@ -15259,13 +17245,27 @@
     <w:p>
       <w:pPr>
         <w:pStyle w:val="31"/>
+        <w:keepNext w:val="0"/>
+        <w:keepLines w:val="0"/>
+        <w:pageBreakBefore w:val="0"/>
+        <w:widowControl w:val="0"/>
+        <w:kinsoku w:val="0"/>
+        <w:wordWrap/>
+        <w:overflowPunct/>
+        <w:topLinePunct w:val="0"/>
+        <w:autoSpaceDE w:val="0"/>
+        <w:autoSpaceDN w:val="0"/>
         <w:bidi w:val="0"/>
+        <w:adjustRightInd w:val="0"/>
+        <w:snapToGrid w:val="0"/>
+        <w:textAlignment w:val="baseline"/>
         <w:rPr>
           <w:rFonts w:hint="eastAsia"/>
           <w:lang w:val="en-US" w:eastAsia="zh-CN"/>
         </w:rPr>
       </w:pPr>
       <w:bookmarkStart w:id="28" w:name="_Toc2447"/>
+      <w:bookmarkStart w:id="29" w:name="_Toc27486"/>
       <w:r>
         <w:rPr>
           <w:rFonts w:hint="eastAsia"/>
@@ -15274,6 +17274,7 @@
         <w:t>研发工作概述</w:t>
       </w:r>
       <w:bookmarkEnd w:id="28"/>
+      <w:bookmarkEnd w:id="29"/>
     </w:p>
     <w:p>
       <w:pPr>
@@ -15303,13 +17304,27 @@
     <w:p>
       <w:pPr>
         <w:pStyle w:val="31"/>
+        <w:keepNext w:val="0"/>
+        <w:keepLines w:val="0"/>
+        <w:pageBreakBefore w:val="0"/>
+        <w:widowControl w:val="0"/>
+        <w:kinsoku w:val="0"/>
+        <w:wordWrap/>
+        <w:overflowPunct/>
+        <w:topLinePunct w:val="0"/>
+        <w:autoSpaceDE w:val="0"/>
+        <w:autoSpaceDN w:val="0"/>
         <w:bidi w:val="0"/>
+        <w:adjustRightInd w:val="0"/>
+        <w:snapToGrid w:val="0"/>
+        <w:textAlignment w:val="baseline"/>
         <w:rPr>
           <w:rFonts w:hint="default"/>
           <w:lang w:val="en-US" w:eastAsia="zh-CN"/>
         </w:rPr>
       </w:pPr>
-      <w:bookmarkStart w:id="29" w:name="_Toc15028"/>
+      <w:bookmarkStart w:id="30" w:name="_Toc15028"/>
+      <w:bookmarkStart w:id="31" w:name="_Toc29282"/>
       <w:r>
         <w:rPr>
           <w:rFonts w:hint="eastAsia"/>
@@ -15317,18 +17332,32 @@
         </w:rPr>
         <w:t>各项目研发进展情况</w:t>
       </w:r>
-      <w:bookmarkEnd w:id="29"/>
+      <w:bookmarkEnd w:id="30"/>
+      <w:bookmarkEnd w:id="31"/>
     </w:p>
     <w:p>
       <w:pPr>
         <w:pStyle w:val="41"/>
+        <w:keepNext w:val="0"/>
+        <w:keepLines w:val="0"/>
+        <w:pageBreakBefore w:val="0"/>
+        <w:widowControl w:val="0"/>
+        <w:kinsoku w:val="0"/>
+        <w:wordWrap/>
+        <w:overflowPunct/>
+        <w:topLinePunct w:val="0"/>
+        <w:autoSpaceDE w:val="0"/>
+        <w:autoSpaceDN w:val="0"/>
         <w:bidi w:val="0"/>
+        <w:adjustRightInd w:val="0"/>
+        <w:snapToGrid w:val="0"/>
+        <w:textAlignment w:val="baseline"/>
         <w:rPr>
           <w:rFonts w:hint="eastAsia"/>
           <w:lang w:val="en-US" w:eastAsia="zh-CN"/>
         </w:rPr>
       </w:pPr>
-      <w:bookmarkStart w:id="30" w:name="_Toc10038"/>
+      <w:bookmarkStart w:id="32" w:name="_Toc10038"/>
       <w:r>
         <w:rPr>
           <w:rFonts w:hint="eastAsia"/>
@@ -15336,7 +17365,7 @@
         </w:rPr>
         <w:t>华数-服务价值台二期研发情况</w:t>
       </w:r>
-      <w:bookmarkEnd w:id="30"/>
+      <w:bookmarkEnd w:id="32"/>
     </w:p>
     <w:tbl>
       <w:tblPr>
@@ -16400,13 +18429,26 @@
     <w:p>
       <w:pPr>
         <w:pStyle w:val="41"/>
+        <w:keepNext w:val="0"/>
+        <w:keepLines w:val="0"/>
+        <w:pageBreakBefore w:val="0"/>
+        <w:widowControl w:val="0"/>
+        <w:kinsoku w:val="0"/>
+        <w:wordWrap/>
+        <w:overflowPunct/>
+        <w:topLinePunct w:val="0"/>
+        <w:autoSpaceDE w:val="0"/>
+        <w:autoSpaceDN w:val="0"/>
         <w:bidi w:val="0"/>
+        <w:adjustRightInd w:val="0"/>
+        <w:snapToGrid w:val="0"/>
+        <w:textAlignment w:val="baseline"/>
         <w:rPr>
           <w:rFonts w:hint="default"/>
           <w:lang w:val="en-US" w:eastAsia="zh-CN"/>
         </w:rPr>
       </w:pPr>
-      <w:bookmarkStart w:id="31" w:name="_Toc4685"/>
+      <w:bookmarkStart w:id="33" w:name="_Toc4685"/>
       <w:r>
         <w:rPr>
           <w:rFonts w:hint="eastAsia"/>
@@ -16414,7 +18456,7 @@
         </w:rPr>
         <w:t>运维工具优化升级情况</w:t>
       </w:r>
-      <w:bookmarkEnd w:id="31"/>
+      <w:bookmarkEnd w:id="33"/>
     </w:p>
     <w:tbl>
       <w:tblPr>
@@ -17490,13 +19532,26 @@
     <w:p>
       <w:pPr>
         <w:pStyle w:val="41"/>
+        <w:keepNext w:val="0"/>
+        <w:keepLines w:val="0"/>
+        <w:pageBreakBefore w:val="0"/>
+        <w:widowControl w:val="0"/>
+        <w:kinsoku w:val="0"/>
+        <w:wordWrap/>
+        <w:overflowPunct/>
+        <w:topLinePunct w:val="0"/>
+        <w:autoSpaceDE w:val="0"/>
+        <w:autoSpaceDN w:val="0"/>
         <w:bidi w:val="0"/>
+        <w:adjustRightInd w:val="0"/>
+        <w:snapToGrid w:val="0"/>
+        <w:textAlignment w:val="baseline"/>
         <w:rPr>
           <w:rFonts w:hint="default"/>
           <w:lang w:val="en-US" w:eastAsia="zh-CN"/>
         </w:rPr>
       </w:pPr>
-      <w:bookmarkStart w:id="32" w:name="_Toc28133"/>
+      <w:bookmarkStart w:id="34" w:name="_Toc28133"/>
       <w:r>
         <w:rPr>
           <w:rFonts w:hint="eastAsia"/>
@@ -17504,7 +19559,7 @@
         </w:rPr>
         <w:t>运维手册研发情况</w:t>
       </w:r>
-      <w:bookmarkEnd w:id="32"/>
+      <w:bookmarkEnd w:id="34"/>
     </w:p>
     <w:tbl>
       <w:tblPr>
@@ -18899,13 +20954,27 @@
     <w:p>
       <w:pPr>
         <w:pStyle w:val="31"/>
+        <w:keepNext w:val="0"/>
+        <w:keepLines w:val="0"/>
+        <w:pageBreakBefore w:val="0"/>
+        <w:widowControl w:val="0"/>
+        <w:kinsoku w:val="0"/>
+        <w:wordWrap/>
+        <w:overflowPunct/>
+        <w:topLinePunct w:val="0"/>
+        <w:autoSpaceDE w:val="0"/>
+        <w:autoSpaceDN w:val="0"/>
         <w:bidi w:val="0"/>
+        <w:adjustRightInd w:val="0"/>
+        <w:snapToGrid w:val="0"/>
+        <w:textAlignment w:val="baseline"/>
         <w:rPr>
           <w:rFonts w:hint="default"/>
           <w:lang w:val="en-US" w:eastAsia="zh-CN"/>
         </w:rPr>
       </w:pPr>
-      <w:bookmarkStart w:id="33" w:name="_Toc14456"/>
+      <w:bookmarkStart w:id="35" w:name="_Toc14456"/>
+      <w:bookmarkStart w:id="36" w:name="_Toc22031"/>
       <w:r>
         <w:rPr>
           <w:rFonts w:hint="eastAsia"/>
@@ -18913,7 +20982,8 @@
         </w:rPr>
         <w:t>研发成果</w:t>
       </w:r>
-      <w:bookmarkEnd w:id="33"/>
+      <w:bookmarkEnd w:id="35"/>
+      <w:bookmarkEnd w:id="36"/>
     </w:p>
     <w:tbl>
       <w:tblPr>
@@ -19183,6 +21253,7 @@
             <w:insideH w:val="none" w:color="auto" w:sz="0" w:space="0"/>
             <w:insideV w:val="none" w:color="auto" w:sz="0" w:space="0"/>
           </w:tblBorders>
+          <w:shd w:val="clear" w:color="auto" w:fill="auto"/>
           <w:tblCellMar>
             <w:top w:w="15" w:type="dxa"/>
             <w:left w:w="15" w:type="dxa"/>
@@ -19406,6 +21477,7 @@
             <w:insideH w:val="none" w:color="auto" w:sz="0" w:space="0"/>
             <w:insideV w:val="none" w:color="auto" w:sz="0" w:space="0"/>
           </w:tblBorders>
+          <w:shd w:val="clear" w:color="auto" w:fill="auto"/>
           <w:tblCellMar>
             <w:top w:w="15" w:type="dxa"/>
             <w:left w:w="15" w:type="dxa"/>
@@ -19629,6 +21701,7 @@
             <w:insideH w:val="none" w:color="auto" w:sz="0" w:space="0"/>
             <w:insideV w:val="none" w:color="auto" w:sz="0" w:space="0"/>
           </w:tblBorders>
+          <w:shd w:val="clear" w:color="auto" w:fill="auto"/>
           <w:tblCellMar>
             <w:top w:w="15" w:type="dxa"/>
             <w:left w:w="15" w:type="dxa"/>
@@ -19857,6 +21930,7 @@
             <w:insideH w:val="none" w:color="auto" w:sz="0" w:space="0"/>
             <w:insideV w:val="none" w:color="auto" w:sz="0" w:space="0"/>
           </w:tblBorders>
+          <w:shd w:val="clear" w:color="auto" w:fill="auto"/>
           <w:tblCellMar>
             <w:top w:w="15" w:type="dxa"/>
             <w:left w:w="15" w:type="dxa"/>
@@ -20085,6 +22159,7 @@
             <w:insideH w:val="none" w:color="auto" w:sz="0" w:space="0"/>
             <w:insideV w:val="none" w:color="auto" w:sz="0" w:space="0"/>
           </w:tblBorders>
+          <w:shd w:val="clear" w:color="auto" w:fill="auto"/>
           <w:tblCellMar>
             <w:top w:w="15" w:type="dxa"/>
             <w:left w:w="15" w:type="dxa"/>
@@ -20135,6 +22210,21 @@
               <w:jc w:val="center"/>
               <w:textAlignment w:val="baseline"/>
               <w:rPr>
+                <w:rFonts w:hint="default" w:ascii="Segoe UI" w:hAnsi="Segoe UI" w:eastAsia="Segoe UI" w:cs="Segoe UI"/>
+                <w:i w:val="0"/>
+                <w:iCs w:val="0"/>
+                <w:caps w:val="0"/>
+                <w:snapToGrid w:val="0"/>
+                <w:color w:val="000000"/>
+                <w:spacing w:val="0"/>
+                <w:kern w:val="0"/>
+                <w:sz w:val="18"/>
+                <w:szCs w:val="18"/>
+                <w:lang w:val="en-US" w:eastAsia="zh-CN"/>
+              </w:rPr>
+            </w:pPr>
+            <w:r>
+              <w:rPr>
                 <w:rFonts w:hint="eastAsia" w:ascii="Segoe UI" w:hAnsi="Segoe UI" w:eastAsia="Segoe UI" w:cs="Segoe UI"/>
                 <w:i w:val="0"/>
                 <w:iCs w:val="0"/>
@@ -20147,7 +22237,8 @@
                 <w:szCs w:val="18"/>
                 <w:lang w:val="en-US" w:eastAsia="zh-CN"/>
               </w:rPr>
-            </w:pPr>
+              <w:t>5</w:t>
+            </w:r>
           </w:p>
         </w:tc>
         <w:tc>
@@ -20291,21 +22382,37 @@
     <w:p>
       <w:pPr>
         <w:pStyle w:val="31"/>
+        <w:keepNext w:val="0"/>
+        <w:keepLines w:val="0"/>
+        <w:pageBreakBefore w:val="0"/>
+        <w:widowControl w:val="0"/>
+        <w:kinsoku w:val="0"/>
+        <w:wordWrap/>
+        <w:overflowPunct/>
+        <w:topLinePunct w:val="0"/>
+        <w:autoSpaceDE w:val="0"/>
+        <w:autoSpaceDN w:val="0"/>
         <w:bidi w:val="0"/>
+        <w:adjustRightInd w:val="0"/>
+        <w:snapToGrid w:val="0"/>
+        <w:textAlignment w:val="baseline"/>
         <w:rPr>
           <w:rFonts w:hint="default"/>
           <w:lang w:val="en-US" w:eastAsia="zh-CN"/>
         </w:rPr>
       </w:pPr>
-      <w:bookmarkStart w:id="34" w:name="_Toc25821"/>
+      <w:bookmarkStart w:id="37" w:name="_Toc772"/>
+      <w:bookmarkStart w:id="38" w:name="_Toc31879"/>
+      <w:bookmarkStart w:id="39" w:name="_Toc3778"/>
       <w:r>
         <w:rPr>
           <w:rFonts w:hint="eastAsia"/>
           <w:lang w:val="en-US" w:eastAsia="zh-CN"/>
         </w:rPr>
-        <w:t>资金使用情况</w:t>
+        <w:t>研发人员投入情况</w:t>
       </w:r>
-      <w:bookmarkEnd w:id="34"/>
+      <w:bookmarkEnd w:id="37"/>
+      <w:bookmarkEnd w:id="38"/>
     </w:p>
     <w:p>
       <w:pPr>
@@ -20324,6 +22431,1291 @@
         <w:adjustRightInd w:val="0"/>
         <w:snapToGrid w:val="0"/>
         <w:textAlignment w:val="baseline"/>
+        <w:rPr>
+          <w:rFonts w:hint="default"/>
+          <w:lang w:val="en-US" w:eastAsia="zh-CN"/>
+        </w:rPr>
+      </w:pPr>
+      <w:r>
+        <w:rPr>
+          <w:rFonts w:hint="eastAsia"/>
+          <w:lang w:val="en-US" w:eastAsia="zh-CN"/>
+        </w:rPr>
+        <w:t>依据2026年运维研发规划，研发人员投入情况如下：</w:t>
+      </w:r>
+    </w:p>
+    <w:tbl>
+      <w:tblPr>
+        <w:tblStyle w:val="20"/>
+        <w:tblW w:w="8214" w:type="dxa"/>
+        <w:jc w:val="center"/>
+        <w:tblBorders>
+          <w:top w:val="none" w:color="auto" w:sz="0" w:space="0"/>
+          <w:left w:val="none" w:color="auto" w:sz="0" w:space="0"/>
+          <w:bottom w:val="none" w:color="auto" w:sz="0" w:space="0"/>
+          <w:right w:val="none" w:color="auto" w:sz="0" w:space="0"/>
+          <w:insideH w:val="none" w:color="auto" w:sz="0" w:space="0"/>
+          <w:insideV w:val="none" w:color="auto" w:sz="0" w:space="0"/>
+        </w:tblBorders>
+        <w:tblLayout w:type="autofit"/>
+        <w:tblCellMar>
+          <w:top w:w="0" w:type="dxa"/>
+          <w:left w:w="10" w:type="dxa"/>
+          <w:bottom w:w="0" w:type="dxa"/>
+          <w:right w:w="10" w:type="dxa"/>
+        </w:tblCellMar>
+      </w:tblPr>
+      <w:tblGrid>
+        <w:gridCol w:w="1870"/>
+        <w:gridCol w:w="1601"/>
+        <w:gridCol w:w="3951"/>
+        <w:gridCol w:w="792"/>
+      </w:tblGrid>
+      <w:tr>
+        <w:tblPrEx>
+          <w:tblBorders>
+            <w:top w:val="none" w:color="auto" w:sz="0" w:space="0"/>
+            <w:left w:val="none" w:color="auto" w:sz="0" w:space="0"/>
+            <w:bottom w:val="none" w:color="auto" w:sz="0" w:space="0"/>
+            <w:right w:val="none" w:color="auto" w:sz="0" w:space="0"/>
+            <w:insideH w:val="none" w:color="auto" w:sz="0" w:space="0"/>
+            <w:insideV w:val="none" w:color="auto" w:sz="0" w:space="0"/>
+          </w:tblBorders>
+          <w:tblCellMar>
+            <w:top w:w="0" w:type="dxa"/>
+            <w:left w:w="10" w:type="dxa"/>
+            <w:bottom w:w="0" w:type="dxa"/>
+            <w:right w:w="10" w:type="dxa"/>
+          </w:tblCellMar>
+        </w:tblPrEx>
+        <w:trPr>
+          <w:trHeight w:val="0" w:hRule="atLeast"/>
+          <w:tblHeader/>
+          <w:jc w:val="center"/>
+        </w:trPr>
+        <w:tc>
+          <w:tcPr>
+            <w:tcW w:w="1870" w:type="dxa"/>
+            <w:tcBorders>
+              <w:top w:val="single" w:color="auto" w:sz="12" w:space="0"/>
+              <w:left w:val="single" w:color="auto" w:sz="12" w:space="0"/>
+              <w:bottom w:val="nil"/>
+              <w:right w:val="nil"/>
+            </w:tcBorders>
+            <w:tcMar>
+              <w:top w:w="60" w:type="dxa"/>
+              <w:left w:w="120" w:type="dxa"/>
+              <w:bottom w:w="30" w:type="dxa"/>
+              <w:right w:w="120" w:type="dxa"/>
+            </w:tcMar>
+            <w:vAlign w:val="center"/>
+          </w:tcPr>
+          <w:p>
+            <w:pPr>
+              <w:pStyle w:val="29"/>
+              <w:keepNext w:val="0"/>
+              <w:keepLines w:val="0"/>
+              <w:pageBreakBefore w:val="0"/>
+              <w:widowControl w:val="0"/>
+              <w:kinsoku w:val="0"/>
+              <w:wordWrap/>
+              <w:overflowPunct/>
+              <w:topLinePunct w:val="0"/>
+              <w:autoSpaceDE w:val="0"/>
+              <w:autoSpaceDN w:val="0"/>
+              <w:bidi w:val="0"/>
+              <w:adjustRightInd w:val="0"/>
+              <w:snapToGrid w:val="0"/>
+              <w:spacing w:line="240" w:lineRule="auto"/>
+              <w:ind w:left="0" w:leftChars="0" w:right="0" w:rightChars="0" w:firstLine="0" w:firstLineChars="0"/>
+              <w:jc w:val="center"/>
+              <w:textAlignment w:val="baseline"/>
+              <w:rPr>
+                <w:b/>
+              </w:rPr>
+            </w:pPr>
+            <w:r>
+              <w:rPr>
+                <w:b/>
+              </w:rPr>
+              <w:t>职位名称</w:t>
+            </w:r>
+          </w:p>
+        </w:tc>
+        <w:tc>
+          <w:tcPr>
+            <w:tcW w:w="1601" w:type="dxa"/>
+            <w:tcBorders>
+              <w:top w:val="single" w:color="auto" w:sz="12" w:space="0"/>
+              <w:left w:val="single" w:color="auto" w:sz="4" w:space="0"/>
+              <w:bottom w:val="nil"/>
+              <w:right w:val="nil"/>
+            </w:tcBorders>
+            <w:tcMar>
+              <w:top w:w="60" w:type="dxa"/>
+              <w:left w:w="120" w:type="dxa"/>
+              <w:bottom w:w="30" w:type="dxa"/>
+              <w:right w:w="120" w:type="dxa"/>
+            </w:tcMar>
+            <w:vAlign w:val="center"/>
+          </w:tcPr>
+          <w:p>
+            <w:pPr>
+              <w:pStyle w:val="29"/>
+              <w:keepNext w:val="0"/>
+              <w:keepLines w:val="0"/>
+              <w:pageBreakBefore w:val="0"/>
+              <w:widowControl w:val="0"/>
+              <w:kinsoku w:val="0"/>
+              <w:wordWrap/>
+              <w:overflowPunct/>
+              <w:topLinePunct w:val="0"/>
+              <w:autoSpaceDE w:val="0"/>
+              <w:autoSpaceDN w:val="0"/>
+              <w:bidi w:val="0"/>
+              <w:adjustRightInd w:val="0"/>
+              <w:snapToGrid w:val="0"/>
+              <w:spacing w:line="240" w:lineRule="auto"/>
+              <w:ind w:left="0" w:leftChars="0" w:right="0" w:rightChars="0" w:firstLine="0" w:firstLineChars="0"/>
+              <w:jc w:val="center"/>
+              <w:textAlignment w:val="baseline"/>
+              <w:rPr>
+                <w:b/>
+              </w:rPr>
+            </w:pPr>
+            <w:r>
+              <w:rPr>
+                <w:b/>
+              </w:rPr>
+              <w:t>所属部门</w:t>
+            </w:r>
+          </w:p>
+        </w:tc>
+        <w:tc>
+          <w:tcPr>
+            <w:tcW w:w="3951" w:type="dxa"/>
+            <w:tcBorders>
+              <w:top w:val="single" w:color="auto" w:sz="12" w:space="0"/>
+              <w:left w:val="single" w:color="auto" w:sz="4" w:space="0"/>
+              <w:bottom w:val="nil"/>
+              <w:right w:val="nil"/>
+            </w:tcBorders>
+            <w:tcMar>
+              <w:top w:w="60" w:type="dxa"/>
+              <w:left w:w="120" w:type="dxa"/>
+              <w:bottom w:w="30" w:type="dxa"/>
+              <w:right w:w="120" w:type="dxa"/>
+            </w:tcMar>
+            <w:vAlign w:val="center"/>
+          </w:tcPr>
+          <w:p>
+            <w:pPr>
+              <w:pStyle w:val="29"/>
+              <w:keepNext w:val="0"/>
+              <w:keepLines w:val="0"/>
+              <w:pageBreakBefore w:val="0"/>
+              <w:widowControl w:val="0"/>
+              <w:kinsoku w:val="0"/>
+              <w:wordWrap/>
+              <w:overflowPunct/>
+              <w:topLinePunct w:val="0"/>
+              <w:autoSpaceDE w:val="0"/>
+              <w:autoSpaceDN w:val="0"/>
+              <w:bidi w:val="0"/>
+              <w:adjustRightInd w:val="0"/>
+              <w:snapToGrid w:val="0"/>
+              <w:spacing w:line="240" w:lineRule="auto"/>
+              <w:ind w:left="0" w:leftChars="0" w:right="0" w:rightChars="0" w:firstLine="0" w:firstLineChars="0"/>
+              <w:jc w:val="center"/>
+              <w:textAlignment w:val="baseline"/>
+              <w:rPr>
+                <w:b/>
+              </w:rPr>
+            </w:pPr>
+            <w:r>
+              <w:rPr>
+                <w:b/>
+              </w:rPr>
+              <w:t>职责描述</w:t>
+            </w:r>
+          </w:p>
+        </w:tc>
+        <w:tc>
+          <w:tcPr>
+            <w:tcW w:w="792" w:type="dxa"/>
+            <w:tcBorders>
+              <w:top w:val="single" w:color="auto" w:sz="12" w:space="0"/>
+              <w:left w:val="single" w:color="auto" w:sz="4" w:space="0"/>
+              <w:bottom w:val="nil"/>
+              <w:right w:val="single" w:color="auto" w:sz="12" w:space="0"/>
+            </w:tcBorders>
+            <w:tcMar>
+              <w:top w:w="60" w:type="dxa"/>
+              <w:left w:w="120" w:type="dxa"/>
+              <w:bottom w:w="30" w:type="dxa"/>
+              <w:right w:w="120" w:type="dxa"/>
+            </w:tcMar>
+            <w:vAlign w:val="center"/>
+          </w:tcPr>
+          <w:p>
+            <w:pPr>
+              <w:pStyle w:val="29"/>
+              <w:keepNext w:val="0"/>
+              <w:keepLines w:val="0"/>
+              <w:pageBreakBefore w:val="0"/>
+              <w:widowControl w:val="0"/>
+              <w:kinsoku w:val="0"/>
+              <w:wordWrap/>
+              <w:overflowPunct/>
+              <w:topLinePunct w:val="0"/>
+              <w:autoSpaceDE w:val="0"/>
+              <w:autoSpaceDN w:val="0"/>
+              <w:bidi w:val="0"/>
+              <w:adjustRightInd w:val="0"/>
+              <w:snapToGrid w:val="0"/>
+              <w:spacing w:line="240" w:lineRule="auto"/>
+              <w:ind w:left="0" w:leftChars="0" w:right="0" w:rightChars="0" w:firstLine="0" w:firstLineChars="0"/>
+              <w:jc w:val="center"/>
+              <w:textAlignment w:val="baseline"/>
+              <w:rPr>
+                <w:b/>
+              </w:rPr>
+            </w:pPr>
+            <w:r>
+              <w:rPr>
+                <w:b/>
+              </w:rPr>
+              <w:t>数量</w:t>
+            </w:r>
+          </w:p>
+        </w:tc>
+      </w:tr>
+      <w:tr>
+        <w:tblPrEx>
+          <w:tblBorders>
+            <w:top w:val="none" w:color="auto" w:sz="0" w:space="0"/>
+            <w:left w:val="none" w:color="auto" w:sz="0" w:space="0"/>
+            <w:bottom w:val="none" w:color="auto" w:sz="0" w:space="0"/>
+            <w:right w:val="none" w:color="auto" w:sz="0" w:space="0"/>
+            <w:insideH w:val="none" w:color="auto" w:sz="0" w:space="0"/>
+            <w:insideV w:val="none" w:color="auto" w:sz="0" w:space="0"/>
+          </w:tblBorders>
+          <w:tblCellMar>
+            <w:top w:w="0" w:type="dxa"/>
+            <w:left w:w="10" w:type="dxa"/>
+            <w:bottom w:w="0" w:type="dxa"/>
+            <w:right w:w="10" w:type="dxa"/>
+          </w:tblCellMar>
+        </w:tblPrEx>
+        <w:trPr>
+          <w:trHeight w:val="0" w:hRule="atLeast"/>
+          <w:jc w:val="center"/>
+        </w:trPr>
+        <w:tc>
+          <w:tcPr>
+            <w:tcW w:w="1870" w:type="dxa"/>
+            <w:tcBorders>
+              <w:top w:val="single" w:color="auto" w:sz="4" w:space="0"/>
+              <w:left w:val="single" w:color="auto" w:sz="12" w:space="0"/>
+              <w:bottom w:val="nil"/>
+              <w:right w:val="nil"/>
+            </w:tcBorders>
+            <w:tcMar>
+              <w:top w:w="60" w:type="dxa"/>
+              <w:left w:w="120" w:type="dxa"/>
+              <w:bottom w:w="30" w:type="dxa"/>
+              <w:right w:w="120" w:type="dxa"/>
+            </w:tcMar>
+            <w:vAlign w:val="center"/>
+          </w:tcPr>
+          <w:p>
+            <w:pPr>
+              <w:pStyle w:val="29"/>
+              <w:keepNext w:val="0"/>
+              <w:keepLines w:val="0"/>
+              <w:pageBreakBefore w:val="0"/>
+              <w:widowControl w:val="0"/>
+              <w:kinsoku w:val="0"/>
+              <w:wordWrap/>
+              <w:overflowPunct/>
+              <w:topLinePunct w:val="0"/>
+              <w:autoSpaceDE w:val="0"/>
+              <w:autoSpaceDN w:val="0"/>
+              <w:bidi w:val="0"/>
+              <w:adjustRightInd w:val="0"/>
+              <w:snapToGrid w:val="0"/>
+              <w:spacing w:line="240" w:lineRule="auto"/>
+              <w:ind w:left="0" w:leftChars="0" w:right="0" w:rightChars="0" w:firstLine="0" w:firstLineChars="0"/>
+              <w:jc w:val="center"/>
+              <w:textAlignment w:val="baseline"/>
+            </w:pPr>
+            <w:r>
+              <w:t>研发部经理</w:t>
+            </w:r>
+          </w:p>
+        </w:tc>
+        <w:tc>
+          <w:tcPr>
+            <w:tcW w:w="1601" w:type="dxa"/>
+            <w:tcBorders>
+              <w:top w:val="single" w:color="auto" w:sz="4" w:space="0"/>
+              <w:left w:val="single" w:color="auto" w:sz="4" w:space="0"/>
+              <w:bottom w:val="nil"/>
+              <w:right w:val="nil"/>
+            </w:tcBorders>
+            <w:tcMar>
+              <w:top w:w="60" w:type="dxa"/>
+              <w:left w:w="120" w:type="dxa"/>
+              <w:bottom w:w="30" w:type="dxa"/>
+              <w:right w:w="120" w:type="dxa"/>
+            </w:tcMar>
+            <w:vAlign w:val="center"/>
+          </w:tcPr>
+          <w:p>
+            <w:pPr>
+              <w:pStyle w:val="29"/>
+              <w:keepNext w:val="0"/>
+              <w:keepLines w:val="0"/>
+              <w:pageBreakBefore w:val="0"/>
+              <w:widowControl w:val="0"/>
+              <w:kinsoku w:val="0"/>
+              <w:wordWrap/>
+              <w:overflowPunct/>
+              <w:topLinePunct w:val="0"/>
+              <w:autoSpaceDE w:val="0"/>
+              <w:autoSpaceDN w:val="0"/>
+              <w:bidi w:val="0"/>
+              <w:adjustRightInd w:val="0"/>
+              <w:snapToGrid w:val="0"/>
+              <w:spacing w:line="240" w:lineRule="auto"/>
+              <w:ind w:left="0" w:leftChars="0" w:right="0" w:rightChars="0" w:firstLine="0" w:firstLineChars="0"/>
+              <w:jc w:val="center"/>
+              <w:textAlignment w:val="baseline"/>
+            </w:pPr>
+            <w:r>
+              <w:t>研发部</w:t>
+            </w:r>
+          </w:p>
+        </w:tc>
+        <w:tc>
+          <w:tcPr>
+            <w:tcW w:w="3951" w:type="dxa"/>
+            <w:tcBorders>
+              <w:top w:val="single" w:color="auto" w:sz="4" w:space="0"/>
+              <w:left w:val="single" w:color="auto" w:sz="4" w:space="0"/>
+              <w:bottom w:val="nil"/>
+              <w:right w:val="nil"/>
+            </w:tcBorders>
+            <w:tcMar>
+              <w:top w:w="60" w:type="dxa"/>
+              <w:left w:w="120" w:type="dxa"/>
+              <w:bottom w:w="30" w:type="dxa"/>
+              <w:right w:w="120" w:type="dxa"/>
+            </w:tcMar>
+            <w:vAlign w:val="center"/>
+          </w:tcPr>
+          <w:p>
+            <w:pPr>
+              <w:pStyle w:val="29"/>
+              <w:keepNext w:val="0"/>
+              <w:keepLines w:val="0"/>
+              <w:pageBreakBefore w:val="0"/>
+              <w:widowControl w:val="0"/>
+              <w:kinsoku w:val="0"/>
+              <w:wordWrap/>
+              <w:overflowPunct/>
+              <w:topLinePunct w:val="0"/>
+              <w:autoSpaceDE w:val="0"/>
+              <w:autoSpaceDN w:val="0"/>
+              <w:bidi w:val="0"/>
+              <w:adjustRightInd w:val="0"/>
+              <w:snapToGrid w:val="0"/>
+              <w:spacing w:line="240" w:lineRule="auto"/>
+              <w:ind w:left="0" w:leftChars="0" w:right="0" w:rightChars="0" w:firstLine="0" w:firstLineChars="0"/>
+              <w:jc w:val="left"/>
+              <w:textAlignment w:val="baseline"/>
+            </w:pPr>
+            <w:r>
+              <w:t>项目总体规划与技术决策</w:t>
+            </w:r>
+          </w:p>
+        </w:tc>
+        <w:tc>
+          <w:tcPr>
+            <w:tcW w:w="792" w:type="dxa"/>
+            <w:tcBorders>
+              <w:top w:val="single" w:color="auto" w:sz="4" w:space="0"/>
+              <w:left w:val="single" w:color="auto" w:sz="4" w:space="0"/>
+              <w:bottom w:val="nil"/>
+              <w:right w:val="single" w:color="auto" w:sz="12" w:space="0"/>
+            </w:tcBorders>
+            <w:tcMar>
+              <w:top w:w="60" w:type="dxa"/>
+              <w:left w:w="120" w:type="dxa"/>
+              <w:bottom w:w="30" w:type="dxa"/>
+              <w:right w:w="120" w:type="dxa"/>
+            </w:tcMar>
+            <w:vAlign w:val="center"/>
+          </w:tcPr>
+          <w:p>
+            <w:pPr>
+              <w:pStyle w:val="29"/>
+              <w:keepNext w:val="0"/>
+              <w:keepLines w:val="0"/>
+              <w:pageBreakBefore w:val="0"/>
+              <w:widowControl w:val="0"/>
+              <w:kinsoku w:val="0"/>
+              <w:wordWrap/>
+              <w:overflowPunct/>
+              <w:topLinePunct w:val="0"/>
+              <w:autoSpaceDE w:val="0"/>
+              <w:autoSpaceDN w:val="0"/>
+              <w:bidi w:val="0"/>
+              <w:adjustRightInd w:val="0"/>
+              <w:snapToGrid w:val="0"/>
+              <w:spacing w:line="240" w:lineRule="auto"/>
+              <w:ind w:left="0" w:leftChars="0" w:right="0" w:rightChars="0" w:firstLine="0" w:firstLineChars="0"/>
+              <w:jc w:val="left"/>
+              <w:textAlignment w:val="baseline"/>
+            </w:pPr>
+            <w:r>
+              <w:t>1人</w:t>
+            </w:r>
+          </w:p>
+        </w:tc>
+      </w:tr>
+      <w:tr>
+        <w:tblPrEx>
+          <w:tblBorders>
+            <w:top w:val="none" w:color="auto" w:sz="0" w:space="0"/>
+            <w:left w:val="none" w:color="auto" w:sz="0" w:space="0"/>
+            <w:bottom w:val="none" w:color="auto" w:sz="0" w:space="0"/>
+            <w:right w:val="none" w:color="auto" w:sz="0" w:space="0"/>
+            <w:insideH w:val="none" w:color="auto" w:sz="0" w:space="0"/>
+            <w:insideV w:val="none" w:color="auto" w:sz="0" w:space="0"/>
+          </w:tblBorders>
+          <w:tblCellMar>
+            <w:top w:w="0" w:type="dxa"/>
+            <w:left w:w="10" w:type="dxa"/>
+            <w:bottom w:w="0" w:type="dxa"/>
+            <w:right w:w="10" w:type="dxa"/>
+          </w:tblCellMar>
+        </w:tblPrEx>
+        <w:trPr>
+          <w:trHeight w:val="0" w:hRule="atLeast"/>
+          <w:jc w:val="center"/>
+        </w:trPr>
+        <w:tc>
+          <w:tcPr>
+            <w:tcW w:w="1870" w:type="dxa"/>
+            <w:tcBorders>
+              <w:top w:val="single" w:color="auto" w:sz="4" w:space="0"/>
+              <w:left w:val="single" w:color="auto" w:sz="12" w:space="0"/>
+              <w:bottom w:val="nil"/>
+              <w:right w:val="nil"/>
+            </w:tcBorders>
+            <w:tcMar>
+              <w:top w:w="60" w:type="dxa"/>
+              <w:left w:w="120" w:type="dxa"/>
+              <w:bottom w:w="30" w:type="dxa"/>
+              <w:right w:w="120" w:type="dxa"/>
+            </w:tcMar>
+            <w:vAlign w:val="center"/>
+          </w:tcPr>
+          <w:p>
+            <w:pPr>
+              <w:pStyle w:val="29"/>
+              <w:keepNext w:val="0"/>
+              <w:keepLines w:val="0"/>
+              <w:pageBreakBefore w:val="0"/>
+              <w:widowControl w:val="0"/>
+              <w:kinsoku w:val="0"/>
+              <w:wordWrap/>
+              <w:overflowPunct/>
+              <w:topLinePunct w:val="0"/>
+              <w:autoSpaceDE w:val="0"/>
+              <w:autoSpaceDN w:val="0"/>
+              <w:bidi w:val="0"/>
+              <w:adjustRightInd w:val="0"/>
+              <w:snapToGrid w:val="0"/>
+              <w:spacing w:line="240" w:lineRule="auto"/>
+              <w:ind w:left="0" w:leftChars="0" w:right="0" w:rightChars="0" w:firstLine="0" w:firstLineChars="0"/>
+              <w:jc w:val="center"/>
+              <w:textAlignment w:val="baseline"/>
+            </w:pPr>
+            <w:r>
+              <w:t>开发工程师</w:t>
+            </w:r>
+          </w:p>
+        </w:tc>
+        <w:tc>
+          <w:tcPr>
+            <w:tcW w:w="1601" w:type="dxa"/>
+            <w:tcBorders>
+              <w:top w:val="single" w:color="auto" w:sz="4" w:space="0"/>
+              <w:left w:val="single" w:color="auto" w:sz="4" w:space="0"/>
+              <w:bottom w:val="nil"/>
+              <w:right w:val="nil"/>
+            </w:tcBorders>
+            <w:tcMar>
+              <w:top w:w="60" w:type="dxa"/>
+              <w:left w:w="120" w:type="dxa"/>
+              <w:bottom w:w="30" w:type="dxa"/>
+              <w:right w:w="120" w:type="dxa"/>
+            </w:tcMar>
+            <w:vAlign w:val="center"/>
+          </w:tcPr>
+          <w:p>
+            <w:pPr>
+              <w:pStyle w:val="29"/>
+              <w:keepNext w:val="0"/>
+              <w:keepLines w:val="0"/>
+              <w:pageBreakBefore w:val="0"/>
+              <w:widowControl w:val="0"/>
+              <w:kinsoku w:val="0"/>
+              <w:wordWrap/>
+              <w:overflowPunct/>
+              <w:topLinePunct w:val="0"/>
+              <w:autoSpaceDE w:val="0"/>
+              <w:autoSpaceDN w:val="0"/>
+              <w:bidi w:val="0"/>
+              <w:adjustRightInd w:val="0"/>
+              <w:snapToGrid w:val="0"/>
+              <w:spacing w:line="240" w:lineRule="auto"/>
+              <w:ind w:left="0" w:leftChars="0" w:right="0" w:rightChars="0" w:firstLine="0" w:firstLineChars="0"/>
+              <w:jc w:val="center"/>
+              <w:textAlignment w:val="baseline"/>
+            </w:pPr>
+            <w:r>
+              <w:t>研发部</w:t>
+            </w:r>
+          </w:p>
+        </w:tc>
+        <w:tc>
+          <w:tcPr>
+            <w:tcW w:w="3951" w:type="dxa"/>
+            <w:tcBorders>
+              <w:top w:val="single" w:color="auto" w:sz="4" w:space="0"/>
+              <w:left w:val="single" w:color="auto" w:sz="4" w:space="0"/>
+              <w:bottom w:val="nil"/>
+              <w:right w:val="nil"/>
+            </w:tcBorders>
+            <w:tcMar>
+              <w:top w:w="60" w:type="dxa"/>
+              <w:left w:w="120" w:type="dxa"/>
+              <w:bottom w:w="30" w:type="dxa"/>
+              <w:right w:w="120" w:type="dxa"/>
+            </w:tcMar>
+            <w:vAlign w:val="center"/>
+          </w:tcPr>
+          <w:p>
+            <w:pPr>
+              <w:pStyle w:val="29"/>
+              <w:keepNext w:val="0"/>
+              <w:keepLines w:val="0"/>
+              <w:pageBreakBefore w:val="0"/>
+              <w:widowControl w:val="0"/>
+              <w:kinsoku w:val="0"/>
+              <w:wordWrap/>
+              <w:overflowPunct/>
+              <w:topLinePunct w:val="0"/>
+              <w:autoSpaceDE w:val="0"/>
+              <w:autoSpaceDN w:val="0"/>
+              <w:bidi w:val="0"/>
+              <w:adjustRightInd w:val="0"/>
+              <w:snapToGrid w:val="0"/>
+              <w:spacing w:line="240" w:lineRule="auto"/>
+              <w:ind w:left="0" w:leftChars="0" w:right="0" w:rightChars="0" w:firstLine="0" w:firstLineChars="0"/>
+              <w:jc w:val="left"/>
+              <w:textAlignment w:val="baseline"/>
+            </w:pPr>
+            <w:r>
+              <w:t>后端开发、API开发、前端开发</w:t>
+            </w:r>
+          </w:p>
+        </w:tc>
+        <w:tc>
+          <w:tcPr>
+            <w:tcW w:w="792" w:type="dxa"/>
+            <w:tcBorders>
+              <w:top w:val="single" w:color="auto" w:sz="4" w:space="0"/>
+              <w:left w:val="single" w:color="auto" w:sz="4" w:space="0"/>
+              <w:bottom w:val="nil"/>
+              <w:right w:val="single" w:color="auto" w:sz="12" w:space="0"/>
+            </w:tcBorders>
+            <w:tcMar>
+              <w:top w:w="60" w:type="dxa"/>
+              <w:left w:w="120" w:type="dxa"/>
+              <w:bottom w:w="30" w:type="dxa"/>
+              <w:right w:w="120" w:type="dxa"/>
+            </w:tcMar>
+            <w:vAlign w:val="center"/>
+          </w:tcPr>
+          <w:p>
+            <w:pPr>
+              <w:pStyle w:val="29"/>
+              <w:keepNext w:val="0"/>
+              <w:keepLines w:val="0"/>
+              <w:pageBreakBefore w:val="0"/>
+              <w:widowControl w:val="0"/>
+              <w:kinsoku w:val="0"/>
+              <w:wordWrap/>
+              <w:overflowPunct/>
+              <w:topLinePunct w:val="0"/>
+              <w:autoSpaceDE w:val="0"/>
+              <w:autoSpaceDN w:val="0"/>
+              <w:bidi w:val="0"/>
+              <w:adjustRightInd w:val="0"/>
+              <w:snapToGrid w:val="0"/>
+              <w:spacing w:line="240" w:lineRule="auto"/>
+              <w:ind w:left="0" w:leftChars="0" w:right="0" w:rightChars="0" w:firstLine="0" w:firstLineChars="0"/>
+              <w:jc w:val="left"/>
+              <w:textAlignment w:val="baseline"/>
+            </w:pPr>
+            <w:r>
+              <w:t>3人</w:t>
+            </w:r>
+          </w:p>
+        </w:tc>
+      </w:tr>
+      <w:tr>
+        <w:tblPrEx>
+          <w:tblBorders>
+            <w:top w:val="none" w:color="auto" w:sz="0" w:space="0"/>
+            <w:left w:val="none" w:color="auto" w:sz="0" w:space="0"/>
+            <w:bottom w:val="none" w:color="auto" w:sz="0" w:space="0"/>
+            <w:right w:val="none" w:color="auto" w:sz="0" w:space="0"/>
+            <w:insideH w:val="none" w:color="auto" w:sz="0" w:space="0"/>
+            <w:insideV w:val="none" w:color="auto" w:sz="0" w:space="0"/>
+          </w:tblBorders>
+          <w:tblCellMar>
+            <w:top w:w="0" w:type="dxa"/>
+            <w:left w:w="10" w:type="dxa"/>
+            <w:bottom w:w="0" w:type="dxa"/>
+            <w:right w:w="10" w:type="dxa"/>
+          </w:tblCellMar>
+        </w:tblPrEx>
+        <w:trPr>
+          <w:trHeight w:val="0" w:hRule="atLeast"/>
+          <w:jc w:val="center"/>
+        </w:trPr>
+        <w:tc>
+          <w:tcPr>
+            <w:tcW w:w="1870" w:type="dxa"/>
+            <w:tcBorders>
+              <w:top w:val="single" w:color="auto" w:sz="4" w:space="0"/>
+              <w:left w:val="single" w:color="auto" w:sz="12" w:space="0"/>
+              <w:bottom w:val="nil"/>
+              <w:right w:val="nil"/>
+            </w:tcBorders>
+            <w:tcMar>
+              <w:top w:w="60" w:type="dxa"/>
+              <w:left w:w="120" w:type="dxa"/>
+              <w:bottom w:w="30" w:type="dxa"/>
+              <w:right w:w="120" w:type="dxa"/>
+            </w:tcMar>
+            <w:vAlign w:val="center"/>
+          </w:tcPr>
+          <w:p>
+            <w:pPr>
+              <w:pStyle w:val="29"/>
+              <w:keepNext w:val="0"/>
+              <w:keepLines w:val="0"/>
+              <w:pageBreakBefore w:val="0"/>
+              <w:widowControl w:val="0"/>
+              <w:kinsoku w:val="0"/>
+              <w:wordWrap/>
+              <w:overflowPunct/>
+              <w:topLinePunct w:val="0"/>
+              <w:autoSpaceDE w:val="0"/>
+              <w:autoSpaceDN w:val="0"/>
+              <w:bidi w:val="0"/>
+              <w:adjustRightInd w:val="0"/>
+              <w:snapToGrid w:val="0"/>
+              <w:spacing w:line="240" w:lineRule="auto"/>
+              <w:ind w:left="0" w:leftChars="0" w:right="0" w:rightChars="0" w:firstLine="0" w:firstLineChars="0"/>
+              <w:jc w:val="center"/>
+              <w:textAlignment w:val="baseline"/>
+            </w:pPr>
+            <w:r>
+              <w:t>需求分析师</w:t>
+            </w:r>
+          </w:p>
+        </w:tc>
+        <w:tc>
+          <w:tcPr>
+            <w:tcW w:w="1601" w:type="dxa"/>
+            <w:tcBorders>
+              <w:top w:val="single" w:color="auto" w:sz="4" w:space="0"/>
+              <w:left w:val="single" w:color="auto" w:sz="4" w:space="0"/>
+              <w:bottom w:val="nil"/>
+              <w:right w:val="nil"/>
+            </w:tcBorders>
+            <w:tcMar>
+              <w:top w:w="60" w:type="dxa"/>
+              <w:left w:w="120" w:type="dxa"/>
+              <w:bottom w:w="30" w:type="dxa"/>
+              <w:right w:w="120" w:type="dxa"/>
+            </w:tcMar>
+            <w:vAlign w:val="center"/>
+          </w:tcPr>
+          <w:p>
+            <w:pPr>
+              <w:pStyle w:val="29"/>
+              <w:keepNext w:val="0"/>
+              <w:keepLines w:val="0"/>
+              <w:pageBreakBefore w:val="0"/>
+              <w:widowControl w:val="0"/>
+              <w:kinsoku w:val="0"/>
+              <w:wordWrap/>
+              <w:overflowPunct/>
+              <w:topLinePunct w:val="0"/>
+              <w:autoSpaceDE w:val="0"/>
+              <w:autoSpaceDN w:val="0"/>
+              <w:bidi w:val="0"/>
+              <w:adjustRightInd w:val="0"/>
+              <w:snapToGrid w:val="0"/>
+              <w:spacing w:line="240" w:lineRule="auto"/>
+              <w:ind w:left="0" w:leftChars="0" w:right="0" w:rightChars="0" w:firstLine="0" w:firstLineChars="0"/>
+              <w:jc w:val="center"/>
+              <w:textAlignment w:val="baseline"/>
+            </w:pPr>
+            <w:r>
+              <w:t>研发部</w:t>
+            </w:r>
+          </w:p>
+        </w:tc>
+        <w:tc>
+          <w:tcPr>
+            <w:tcW w:w="3951" w:type="dxa"/>
+            <w:tcBorders>
+              <w:top w:val="single" w:color="auto" w:sz="4" w:space="0"/>
+              <w:left w:val="single" w:color="auto" w:sz="4" w:space="0"/>
+              <w:bottom w:val="nil"/>
+              <w:right w:val="nil"/>
+            </w:tcBorders>
+            <w:tcMar>
+              <w:top w:w="60" w:type="dxa"/>
+              <w:left w:w="120" w:type="dxa"/>
+              <w:bottom w:w="30" w:type="dxa"/>
+              <w:right w:w="120" w:type="dxa"/>
+            </w:tcMar>
+            <w:vAlign w:val="center"/>
+          </w:tcPr>
+          <w:p>
+            <w:pPr>
+              <w:pStyle w:val="29"/>
+              <w:keepNext w:val="0"/>
+              <w:keepLines w:val="0"/>
+              <w:pageBreakBefore w:val="0"/>
+              <w:widowControl w:val="0"/>
+              <w:kinsoku w:val="0"/>
+              <w:wordWrap/>
+              <w:overflowPunct/>
+              <w:topLinePunct w:val="0"/>
+              <w:autoSpaceDE w:val="0"/>
+              <w:autoSpaceDN w:val="0"/>
+              <w:bidi w:val="0"/>
+              <w:adjustRightInd w:val="0"/>
+              <w:snapToGrid w:val="0"/>
+              <w:spacing w:line="240" w:lineRule="auto"/>
+              <w:ind w:left="0" w:leftChars="0" w:right="0" w:rightChars="0" w:firstLine="0" w:firstLineChars="0"/>
+              <w:jc w:val="left"/>
+              <w:textAlignment w:val="baseline"/>
+            </w:pPr>
+            <w:r>
+              <w:t>收集分析业务需求</w:t>
+            </w:r>
+          </w:p>
+        </w:tc>
+        <w:tc>
+          <w:tcPr>
+            <w:tcW w:w="792" w:type="dxa"/>
+            <w:tcBorders>
+              <w:top w:val="single" w:color="auto" w:sz="4" w:space="0"/>
+              <w:left w:val="single" w:color="auto" w:sz="4" w:space="0"/>
+              <w:bottom w:val="nil"/>
+              <w:right w:val="single" w:color="auto" w:sz="12" w:space="0"/>
+            </w:tcBorders>
+            <w:tcMar>
+              <w:top w:w="60" w:type="dxa"/>
+              <w:left w:w="120" w:type="dxa"/>
+              <w:bottom w:w="30" w:type="dxa"/>
+              <w:right w:w="120" w:type="dxa"/>
+            </w:tcMar>
+            <w:vAlign w:val="center"/>
+          </w:tcPr>
+          <w:p>
+            <w:pPr>
+              <w:pStyle w:val="29"/>
+              <w:keepNext w:val="0"/>
+              <w:keepLines w:val="0"/>
+              <w:pageBreakBefore w:val="0"/>
+              <w:widowControl w:val="0"/>
+              <w:kinsoku w:val="0"/>
+              <w:wordWrap/>
+              <w:overflowPunct/>
+              <w:topLinePunct w:val="0"/>
+              <w:autoSpaceDE w:val="0"/>
+              <w:autoSpaceDN w:val="0"/>
+              <w:bidi w:val="0"/>
+              <w:adjustRightInd w:val="0"/>
+              <w:snapToGrid w:val="0"/>
+              <w:spacing w:line="240" w:lineRule="auto"/>
+              <w:ind w:left="0" w:leftChars="0" w:right="0" w:rightChars="0" w:firstLine="0" w:firstLineChars="0"/>
+              <w:jc w:val="left"/>
+              <w:textAlignment w:val="baseline"/>
+            </w:pPr>
+            <w:r>
+              <w:t>1人</w:t>
+            </w:r>
+          </w:p>
+        </w:tc>
+      </w:tr>
+      <w:tr>
+        <w:tblPrEx>
+          <w:tblBorders>
+            <w:top w:val="none" w:color="auto" w:sz="0" w:space="0"/>
+            <w:left w:val="none" w:color="auto" w:sz="0" w:space="0"/>
+            <w:bottom w:val="none" w:color="auto" w:sz="0" w:space="0"/>
+            <w:right w:val="none" w:color="auto" w:sz="0" w:space="0"/>
+            <w:insideH w:val="none" w:color="auto" w:sz="0" w:space="0"/>
+            <w:insideV w:val="none" w:color="auto" w:sz="0" w:space="0"/>
+          </w:tblBorders>
+          <w:tblCellMar>
+            <w:top w:w="0" w:type="dxa"/>
+            <w:left w:w="10" w:type="dxa"/>
+            <w:bottom w:w="0" w:type="dxa"/>
+            <w:right w:w="10" w:type="dxa"/>
+          </w:tblCellMar>
+        </w:tblPrEx>
+        <w:trPr>
+          <w:trHeight w:val="0" w:hRule="atLeast"/>
+          <w:jc w:val="center"/>
+        </w:trPr>
+        <w:tc>
+          <w:tcPr>
+            <w:tcW w:w="1870" w:type="dxa"/>
+            <w:tcBorders>
+              <w:top w:val="single" w:color="auto" w:sz="4" w:space="0"/>
+              <w:left w:val="single" w:color="auto" w:sz="12" w:space="0"/>
+              <w:bottom w:val="nil"/>
+              <w:right w:val="nil"/>
+            </w:tcBorders>
+            <w:tcMar>
+              <w:top w:w="60" w:type="dxa"/>
+              <w:left w:w="120" w:type="dxa"/>
+              <w:bottom w:w="30" w:type="dxa"/>
+              <w:right w:w="120" w:type="dxa"/>
+            </w:tcMar>
+            <w:vAlign w:val="center"/>
+          </w:tcPr>
+          <w:p>
+            <w:pPr>
+              <w:pStyle w:val="29"/>
+              <w:keepNext w:val="0"/>
+              <w:keepLines w:val="0"/>
+              <w:pageBreakBefore w:val="0"/>
+              <w:widowControl w:val="0"/>
+              <w:kinsoku w:val="0"/>
+              <w:wordWrap/>
+              <w:overflowPunct/>
+              <w:topLinePunct w:val="0"/>
+              <w:autoSpaceDE w:val="0"/>
+              <w:autoSpaceDN w:val="0"/>
+              <w:bidi w:val="0"/>
+              <w:adjustRightInd w:val="0"/>
+              <w:snapToGrid w:val="0"/>
+              <w:spacing w:line="240" w:lineRule="auto"/>
+              <w:ind w:left="0" w:leftChars="0" w:right="0" w:rightChars="0" w:firstLine="0" w:firstLineChars="0"/>
+              <w:jc w:val="center"/>
+              <w:textAlignment w:val="baseline"/>
+            </w:pPr>
+            <w:r>
+              <w:t>运维项目经理</w:t>
+            </w:r>
+          </w:p>
+        </w:tc>
+        <w:tc>
+          <w:tcPr>
+            <w:tcW w:w="1601" w:type="dxa"/>
+            <w:tcBorders>
+              <w:top w:val="single" w:color="auto" w:sz="4" w:space="0"/>
+              <w:left w:val="single" w:color="auto" w:sz="4" w:space="0"/>
+              <w:bottom w:val="nil"/>
+              <w:right w:val="nil"/>
+            </w:tcBorders>
+            <w:tcMar>
+              <w:top w:w="60" w:type="dxa"/>
+              <w:left w:w="120" w:type="dxa"/>
+              <w:bottom w:w="30" w:type="dxa"/>
+              <w:right w:w="120" w:type="dxa"/>
+            </w:tcMar>
+            <w:vAlign w:val="center"/>
+          </w:tcPr>
+          <w:p>
+            <w:pPr>
+              <w:pStyle w:val="29"/>
+              <w:keepNext w:val="0"/>
+              <w:keepLines w:val="0"/>
+              <w:pageBreakBefore w:val="0"/>
+              <w:widowControl w:val="0"/>
+              <w:kinsoku w:val="0"/>
+              <w:wordWrap/>
+              <w:overflowPunct/>
+              <w:topLinePunct w:val="0"/>
+              <w:autoSpaceDE w:val="0"/>
+              <w:autoSpaceDN w:val="0"/>
+              <w:bidi w:val="0"/>
+              <w:adjustRightInd w:val="0"/>
+              <w:snapToGrid w:val="0"/>
+              <w:spacing w:line="240" w:lineRule="auto"/>
+              <w:ind w:left="0" w:leftChars="0" w:right="0" w:rightChars="0" w:firstLine="0" w:firstLineChars="0"/>
+              <w:jc w:val="center"/>
+              <w:textAlignment w:val="baseline"/>
+            </w:pPr>
+            <w:r>
+              <w:t>运维部</w:t>
+            </w:r>
+          </w:p>
+        </w:tc>
+        <w:tc>
+          <w:tcPr>
+            <w:tcW w:w="3951" w:type="dxa"/>
+            <w:tcBorders>
+              <w:top w:val="single" w:color="auto" w:sz="4" w:space="0"/>
+              <w:left w:val="single" w:color="auto" w:sz="4" w:space="0"/>
+              <w:bottom w:val="nil"/>
+              <w:right w:val="nil"/>
+            </w:tcBorders>
+            <w:tcMar>
+              <w:top w:w="60" w:type="dxa"/>
+              <w:left w:w="120" w:type="dxa"/>
+              <w:bottom w:w="30" w:type="dxa"/>
+              <w:right w:w="120" w:type="dxa"/>
+            </w:tcMar>
+            <w:vAlign w:val="center"/>
+          </w:tcPr>
+          <w:p>
+            <w:pPr>
+              <w:pStyle w:val="29"/>
+              <w:keepNext w:val="0"/>
+              <w:keepLines w:val="0"/>
+              <w:pageBreakBefore w:val="0"/>
+              <w:widowControl w:val="0"/>
+              <w:kinsoku w:val="0"/>
+              <w:wordWrap/>
+              <w:overflowPunct/>
+              <w:topLinePunct w:val="0"/>
+              <w:autoSpaceDE w:val="0"/>
+              <w:autoSpaceDN w:val="0"/>
+              <w:bidi w:val="0"/>
+              <w:adjustRightInd w:val="0"/>
+              <w:snapToGrid w:val="0"/>
+              <w:spacing w:line="240" w:lineRule="auto"/>
+              <w:ind w:left="0" w:leftChars="0" w:right="0" w:rightChars="0" w:firstLine="0" w:firstLineChars="0"/>
+              <w:jc w:val="left"/>
+              <w:textAlignment w:val="baseline"/>
+            </w:pPr>
+            <w:r>
+              <w:t>协调业务资源，参与设计与测试</w:t>
+            </w:r>
+          </w:p>
+        </w:tc>
+        <w:tc>
+          <w:tcPr>
+            <w:tcW w:w="792" w:type="dxa"/>
+            <w:tcBorders>
+              <w:top w:val="single" w:color="auto" w:sz="4" w:space="0"/>
+              <w:left w:val="single" w:color="auto" w:sz="4" w:space="0"/>
+              <w:bottom w:val="nil"/>
+              <w:right w:val="single" w:color="auto" w:sz="12" w:space="0"/>
+            </w:tcBorders>
+            <w:tcMar>
+              <w:top w:w="60" w:type="dxa"/>
+              <w:left w:w="120" w:type="dxa"/>
+              <w:bottom w:w="30" w:type="dxa"/>
+              <w:right w:w="120" w:type="dxa"/>
+            </w:tcMar>
+            <w:vAlign w:val="center"/>
+          </w:tcPr>
+          <w:p>
+            <w:pPr>
+              <w:pStyle w:val="29"/>
+              <w:keepNext w:val="0"/>
+              <w:keepLines w:val="0"/>
+              <w:pageBreakBefore w:val="0"/>
+              <w:widowControl w:val="0"/>
+              <w:kinsoku w:val="0"/>
+              <w:wordWrap/>
+              <w:overflowPunct/>
+              <w:topLinePunct w:val="0"/>
+              <w:autoSpaceDE w:val="0"/>
+              <w:autoSpaceDN w:val="0"/>
+              <w:bidi w:val="0"/>
+              <w:adjustRightInd w:val="0"/>
+              <w:snapToGrid w:val="0"/>
+              <w:spacing w:line="240" w:lineRule="auto"/>
+              <w:ind w:left="0" w:leftChars="0" w:right="0" w:rightChars="0" w:firstLine="0" w:firstLineChars="0"/>
+              <w:jc w:val="left"/>
+              <w:textAlignment w:val="baseline"/>
+            </w:pPr>
+            <w:r>
+              <w:t>1人</w:t>
+            </w:r>
+          </w:p>
+        </w:tc>
+      </w:tr>
+      <w:tr>
+        <w:tblPrEx>
+          <w:tblBorders>
+            <w:top w:val="none" w:color="auto" w:sz="0" w:space="0"/>
+            <w:left w:val="none" w:color="auto" w:sz="0" w:space="0"/>
+            <w:bottom w:val="none" w:color="auto" w:sz="0" w:space="0"/>
+            <w:right w:val="none" w:color="auto" w:sz="0" w:space="0"/>
+            <w:insideH w:val="none" w:color="auto" w:sz="0" w:space="0"/>
+            <w:insideV w:val="none" w:color="auto" w:sz="0" w:space="0"/>
+          </w:tblBorders>
+          <w:tblCellMar>
+            <w:top w:w="0" w:type="dxa"/>
+            <w:left w:w="10" w:type="dxa"/>
+            <w:bottom w:w="0" w:type="dxa"/>
+            <w:right w:w="10" w:type="dxa"/>
+          </w:tblCellMar>
+        </w:tblPrEx>
+        <w:trPr>
+          <w:trHeight w:val="0" w:hRule="atLeast"/>
+          <w:jc w:val="center"/>
+        </w:trPr>
+        <w:tc>
+          <w:tcPr>
+            <w:tcW w:w="1870" w:type="dxa"/>
+            <w:tcBorders>
+              <w:top w:val="single" w:color="auto" w:sz="4" w:space="0"/>
+              <w:left w:val="single" w:color="auto" w:sz="12" w:space="0"/>
+              <w:bottom w:val="single" w:color="auto" w:sz="12" w:space="0"/>
+              <w:right w:val="nil"/>
+            </w:tcBorders>
+            <w:tcMar>
+              <w:top w:w="60" w:type="dxa"/>
+              <w:left w:w="120" w:type="dxa"/>
+              <w:bottom w:w="30" w:type="dxa"/>
+              <w:right w:w="120" w:type="dxa"/>
+            </w:tcMar>
+            <w:vAlign w:val="center"/>
+          </w:tcPr>
+          <w:p>
+            <w:pPr>
+              <w:pStyle w:val="29"/>
+              <w:keepNext w:val="0"/>
+              <w:keepLines w:val="0"/>
+              <w:pageBreakBefore w:val="0"/>
+              <w:widowControl w:val="0"/>
+              <w:kinsoku w:val="0"/>
+              <w:wordWrap/>
+              <w:overflowPunct/>
+              <w:topLinePunct w:val="0"/>
+              <w:autoSpaceDE w:val="0"/>
+              <w:autoSpaceDN w:val="0"/>
+              <w:bidi w:val="0"/>
+              <w:adjustRightInd w:val="0"/>
+              <w:snapToGrid w:val="0"/>
+              <w:spacing w:line="240" w:lineRule="auto"/>
+              <w:ind w:left="0" w:leftChars="0" w:right="0" w:rightChars="0" w:firstLine="0" w:firstLineChars="0"/>
+              <w:jc w:val="center"/>
+              <w:textAlignment w:val="baseline"/>
+            </w:pPr>
+            <w:r>
+              <w:t>质量管理专员</w:t>
+            </w:r>
+          </w:p>
+        </w:tc>
+        <w:tc>
+          <w:tcPr>
+            <w:tcW w:w="1601" w:type="dxa"/>
+            <w:tcBorders>
+              <w:top w:val="single" w:color="auto" w:sz="4" w:space="0"/>
+              <w:left w:val="single" w:color="auto" w:sz="4" w:space="0"/>
+              <w:bottom w:val="single" w:color="auto" w:sz="12" w:space="0"/>
+              <w:right w:val="nil"/>
+            </w:tcBorders>
+            <w:tcMar>
+              <w:top w:w="60" w:type="dxa"/>
+              <w:left w:w="120" w:type="dxa"/>
+              <w:bottom w:w="30" w:type="dxa"/>
+              <w:right w:w="120" w:type="dxa"/>
+            </w:tcMar>
+            <w:vAlign w:val="center"/>
+          </w:tcPr>
+          <w:p>
+            <w:pPr>
+              <w:pStyle w:val="29"/>
+              <w:keepNext w:val="0"/>
+              <w:keepLines w:val="0"/>
+              <w:pageBreakBefore w:val="0"/>
+              <w:widowControl w:val="0"/>
+              <w:kinsoku w:val="0"/>
+              <w:wordWrap/>
+              <w:overflowPunct/>
+              <w:topLinePunct w:val="0"/>
+              <w:autoSpaceDE w:val="0"/>
+              <w:autoSpaceDN w:val="0"/>
+              <w:bidi w:val="0"/>
+              <w:adjustRightInd w:val="0"/>
+              <w:snapToGrid w:val="0"/>
+              <w:spacing w:line="240" w:lineRule="auto"/>
+              <w:ind w:left="0" w:leftChars="0" w:right="0" w:rightChars="0" w:firstLine="0" w:firstLineChars="0"/>
+              <w:jc w:val="center"/>
+              <w:textAlignment w:val="baseline"/>
+            </w:pPr>
+            <w:r>
+              <w:t>质量管理部</w:t>
+            </w:r>
+          </w:p>
+        </w:tc>
+        <w:tc>
+          <w:tcPr>
+            <w:tcW w:w="3951" w:type="dxa"/>
+            <w:tcBorders>
+              <w:top w:val="single" w:color="auto" w:sz="4" w:space="0"/>
+              <w:left w:val="single" w:color="auto" w:sz="4" w:space="0"/>
+              <w:bottom w:val="single" w:color="auto" w:sz="12" w:space="0"/>
+              <w:right w:val="nil"/>
+            </w:tcBorders>
+            <w:tcMar>
+              <w:top w:w="60" w:type="dxa"/>
+              <w:left w:w="120" w:type="dxa"/>
+              <w:bottom w:w="30" w:type="dxa"/>
+              <w:right w:w="120" w:type="dxa"/>
+            </w:tcMar>
+            <w:vAlign w:val="center"/>
+          </w:tcPr>
+          <w:p>
+            <w:pPr>
+              <w:pStyle w:val="29"/>
+              <w:keepNext w:val="0"/>
+              <w:keepLines w:val="0"/>
+              <w:pageBreakBefore w:val="0"/>
+              <w:widowControl w:val="0"/>
+              <w:kinsoku w:val="0"/>
+              <w:wordWrap/>
+              <w:overflowPunct/>
+              <w:topLinePunct w:val="0"/>
+              <w:autoSpaceDE w:val="0"/>
+              <w:autoSpaceDN w:val="0"/>
+              <w:bidi w:val="0"/>
+              <w:adjustRightInd w:val="0"/>
+              <w:snapToGrid w:val="0"/>
+              <w:spacing w:line="240" w:lineRule="auto"/>
+              <w:ind w:left="0" w:leftChars="0" w:right="0" w:rightChars="0" w:firstLine="0" w:firstLineChars="0"/>
+              <w:jc w:val="left"/>
+              <w:textAlignment w:val="baseline"/>
+            </w:pPr>
+            <w:r>
+              <w:t>监督研发过程质量</w:t>
+            </w:r>
+          </w:p>
+        </w:tc>
+        <w:tc>
+          <w:tcPr>
+            <w:tcW w:w="792" w:type="dxa"/>
+            <w:tcBorders>
+              <w:top w:val="single" w:color="auto" w:sz="4" w:space="0"/>
+              <w:left w:val="single" w:color="auto" w:sz="4" w:space="0"/>
+              <w:bottom w:val="single" w:color="auto" w:sz="12" w:space="0"/>
+              <w:right w:val="single" w:color="auto" w:sz="12" w:space="0"/>
+            </w:tcBorders>
+            <w:tcMar>
+              <w:top w:w="60" w:type="dxa"/>
+              <w:left w:w="120" w:type="dxa"/>
+              <w:bottom w:w="30" w:type="dxa"/>
+              <w:right w:w="120" w:type="dxa"/>
+            </w:tcMar>
+            <w:vAlign w:val="center"/>
+          </w:tcPr>
+          <w:p>
+            <w:pPr>
+              <w:pStyle w:val="29"/>
+              <w:keepNext w:val="0"/>
+              <w:keepLines w:val="0"/>
+              <w:pageBreakBefore w:val="0"/>
+              <w:widowControl w:val="0"/>
+              <w:kinsoku w:val="0"/>
+              <w:wordWrap/>
+              <w:overflowPunct/>
+              <w:topLinePunct w:val="0"/>
+              <w:autoSpaceDE w:val="0"/>
+              <w:autoSpaceDN w:val="0"/>
+              <w:bidi w:val="0"/>
+              <w:adjustRightInd w:val="0"/>
+              <w:snapToGrid w:val="0"/>
+              <w:spacing w:line="240" w:lineRule="auto"/>
+              <w:ind w:left="0" w:leftChars="0" w:right="0" w:rightChars="0" w:firstLine="0" w:firstLineChars="0"/>
+              <w:jc w:val="left"/>
+              <w:textAlignment w:val="baseline"/>
+            </w:pPr>
+            <w:r>
+              <w:t>1人</w:t>
+            </w:r>
+          </w:p>
+        </w:tc>
+      </w:tr>
+    </w:tbl>
+    <w:p>
+      <w:pPr>
+        <w:pStyle w:val="31"/>
+        <w:keepNext w:val="0"/>
+        <w:keepLines w:val="0"/>
+        <w:pageBreakBefore w:val="0"/>
+        <w:widowControl w:val="0"/>
+        <w:kinsoku w:val="0"/>
+        <w:wordWrap/>
+        <w:overflowPunct/>
+        <w:topLinePunct w:val="0"/>
+        <w:autoSpaceDE w:val="0"/>
+        <w:autoSpaceDN w:val="0"/>
+        <w:bidi w:val="0"/>
+        <w:adjustRightInd w:val="0"/>
+        <w:snapToGrid w:val="0"/>
+        <w:textAlignment w:val="baseline"/>
+        <w:rPr>
+          <w:rFonts w:hint="default"/>
+          <w:lang w:val="en-US" w:eastAsia="zh-CN"/>
+        </w:rPr>
+      </w:pPr>
+      <w:bookmarkStart w:id="40" w:name="_Toc11428"/>
+      <w:bookmarkStart w:id="41" w:name="_Toc8597"/>
+      <w:r>
+        <w:rPr>
+          <w:rFonts w:hint="eastAsia"/>
+          <w:lang w:val="en-US" w:eastAsia="zh-CN"/>
+        </w:rPr>
+        <w:t>研发经费使用情况</w:t>
+      </w:r>
+      <w:bookmarkEnd w:id="40"/>
+      <w:bookmarkEnd w:id="41"/>
+    </w:p>
+    <w:p>
+      <w:pPr>
+        <w:pStyle w:val="29"/>
+        <w:keepNext w:val="0"/>
+        <w:keepLines w:val="0"/>
+        <w:pageBreakBefore w:val="0"/>
+        <w:widowControl w:val="0"/>
+        <w:kinsoku w:val="0"/>
+        <w:wordWrap/>
+        <w:overflowPunct/>
+        <w:topLinePunct w:val="0"/>
+        <w:autoSpaceDE w:val="0"/>
+        <w:autoSpaceDN w:val="0"/>
+        <w:bidi w:val="0"/>
+        <w:adjustRightInd w:val="0"/>
+        <w:snapToGrid w:val="0"/>
+        <w:textAlignment w:val="baseline"/>
+        <w:rPr>
+          <w:rFonts w:hint="default"/>
+          <w:lang w:val="en-US" w:eastAsia="zh-CN"/>
+        </w:rPr>
       </w:pPr>
       <w:r>
         <w:t>2026年度研发预算119万元。截至</w:t>
@@ -20362,13 +23754,26 @@
     <w:p>
       <w:pPr>
         <w:pStyle w:val="31"/>
+        <w:keepNext w:val="0"/>
+        <w:keepLines w:val="0"/>
+        <w:pageBreakBefore w:val="0"/>
+        <w:widowControl w:val="0"/>
+        <w:kinsoku w:val="0"/>
+        <w:wordWrap/>
+        <w:overflowPunct/>
+        <w:topLinePunct w:val="0"/>
+        <w:autoSpaceDE w:val="0"/>
+        <w:autoSpaceDN w:val="0"/>
         <w:bidi w:val="0"/>
+        <w:adjustRightInd w:val="0"/>
+        <w:snapToGrid w:val="0"/>
+        <w:textAlignment w:val="baseline"/>
         <w:rPr>
           <w:rFonts w:hint="default"/>
           <w:lang w:val="en-US" w:eastAsia="zh-CN"/>
         </w:rPr>
       </w:pPr>
-      <w:bookmarkStart w:id="35" w:name="_Toc3778"/>
+      <w:bookmarkStart w:id="42" w:name="_Toc574"/>
       <w:r>
         <w:rPr>
           <w:rFonts w:hint="eastAsia"/>
@@ -20383,7 +23788,8 @@
         </w:rPr>
         <w:t>工作计划</w:t>
       </w:r>
-      <w:bookmarkEnd w:id="35"/>
+      <w:bookmarkEnd w:id="39"/>
+      <w:bookmarkEnd w:id="42"/>
     </w:p>
     <w:p>
       <w:pPr>
@@ -20547,7 +23953,7 @@
           <w:lang w:val="en-US" w:eastAsia="zh-CN"/>
         </w:rPr>
       </w:pPr>
-      <w:bookmarkStart w:id="36" w:name="_Toc32556"/>
+      <w:bookmarkStart w:id="43" w:name="_Toc25915"/>
       <w:r>
         <w:rPr>
           <w:rFonts w:hint="eastAsia"/>
@@ -20555,18 +23961,31 @@
         </w:rPr>
         <w:t>过程管理报告</w:t>
       </w:r>
-      <w:bookmarkEnd w:id="36"/>
+      <w:bookmarkEnd w:id="43"/>
     </w:p>
     <w:p>
       <w:pPr>
         <w:pStyle w:val="31"/>
+        <w:keepNext w:val="0"/>
+        <w:keepLines w:val="0"/>
+        <w:pageBreakBefore w:val="0"/>
+        <w:widowControl w:val="0"/>
+        <w:kinsoku w:val="0"/>
+        <w:wordWrap/>
+        <w:overflowPunct/>
+        <w:topLinePunct w:val="0"/>
+        <w:autoSpaceDE w:val="0"/>
+        <w:autoSpaceDN w:val="0"/>
         <w:bidi w:val="0"/>
+        <w:adjustRightInd w:val="0"/>
+        <w:snapToGrid w:val="0"/>
+        <w:textAlignment w:val="baseline"/>
         <w:rPr>
           <w:rFonts w:hint="eastAsia"/>
           <w:lang w:val="en-US" w:eastAsia="zh-CN"/>
         </w:rPr>
       </w:pPr>
-      <w:bookmarkStart w:id="37" w:name="_Toc32342"/>
+      <w:bookmarkStart w:id="44" w:name="_Toc4104"/>
       <w:r>
         <w:rPr>
           <w:rFonts w:hint="eastAsia"/>
@@ -20574,11 +23993,25 @@
         </w:rPr>
         <w:t>过程框架管理报告</w:t>
       </w:r>
-      <w:bookmarkEnd w:id="37"/>
+      <w:bookmarkEnd w:id="44"/>
     </w:p>
     <w:p>
       <w:pPr>
         <w:pStyle w:val="29"/>
+        <w:keepNext w:val="0"/>
+        <w:keepLines w:val="0"/>
+        <w:pageBreakBefore w:val="0"/>
+        <w:widowControl w:val="0"/>
+        <w:kinsoku w:val="0"/>
+        <w:wordWrap/>
+        <w:overflowPunct/>
+        <w:topLinePunct w:val="0"/>
+        <w:autoSpaceDE w:val="0"/>
+        <w:autoSpaceDN w:val="0"/>
+        <w:bidi w:val="0"/>
+        <w:adjustRightInd w:val="0"/>
+        <w:snapToGrid w:val="0"/>
+        <w:textAlignment w:val="baseline"/>
         <w:rPr>
           <w:rFonts w:hint="eastAsia"/>
           <w:lang w:val="en-US" w:eastAsia="zh-CN"/>
@@ -20595,13 +24028,26 @@
     <w:p>
       <w:pPr>
         <w:pStyle w:val="31"/>
+        <w:keepNext w:val="0"/>
+        <w:keepLines w:val="0"/>
+        <w:pageBreakBefore w:val="0"/>
+        <w:widowControl w:val="0"/>
+        <w:kinsoku w:val="0"/>
+        <w:wordWrap/>
+        <w:overflowPunct/>
+        <w:topLinePunct w:val="0"/>
+        <w:autoSpaceDE w:val="0"/>
+        <w:autoSpaceDN w:val="0"/>
         <w:bidi w:val="0"/>
+        <w:adjustRightInd w:val="0"/>
+        <w:snapToGrid w:val="0"/>
+        <w:textAlignment w:val="baseline"/>
         <w:rPr>
           <w:rFonts w:hint="eastAsia"/>
           <w:lang w:val="en-US" w:eastAsia="zh-CN"/>
         </w:rPr>
       </w:pPr>
-      <w:bookmarkStart w:id="38" w:name="_Toc8182"/>
+      <w:bookmarkStart w:id="45" w:name="_Toc11329"/>
       <w:r>
         <w:rPr>
           <w:rFonts w:hint="eastAsia"/>
@@ -20609,11 +24055,25 @@
         </w:rPr>
         <w:t>服务级别管理报告</w:t>
       </w:r>
-      <w:bookmarkEnd w:id="38"/>
+      <w:bookmarkEnd w:id="45"/>
     </w:p>
     <w:p>
       <w:pPr>
         <w:pStyle w:val="29"/>
+        <w:keepNext w:val="0"/>
+        <w:keepLines w:val="0"/>
+        <w:pageBreakBefore w:val="0"/>
+        <w:widowControl w:val="0"/>
+        <w:kinsoku w:val="0"/>
+        <w:wordWrap/>
+        <w:overflowPunct/>
+        <w:topLinePunct w:val="0"/>
+        <w:autoSpaceDE w:val="0"/>
+        <w:autoSpaceDN w:val="0"/>
+        <w:bidi w:val="0"/>
+        <w:adjustRightInd w:val="0"/>
+        <w:snapToGrid w:val="0"/>
+        <w:textAlignment w:val="baseline"/>
         <w:rPr>
           <w:rFonts w:hint="eastAsia"/>
           <w:lang w:val="en-US" w:eastAsia="zh-CN"/>
@@ -20630,13 +24090,26 @@
     <w:p>
       <w:pPr>
         <w:pStyle w:val="31"/>
+        <w:keepNext w:val="0"/>
+        <w:keepLines w:val="0"/>
+        <w:pageBreakBefore w:val="0"/>
+        <w:widowControl w:val="0"/>
+        <w:kinsoku w:val="0"/>
+        <w:wordWrap/>
+        <w:overflowPunct/>
+        <w:topLinePunct w:val="0"/>
+        <w:autoSpaceDE w:val="0"/>
+        <w:autoSpaceDN w:val="0"/>
         <w:bidi w:val="0"/>
+        <w:adjustRightInd w:val="0"/>
+        <w:snapToGrid w:val="0"/>
+        <w:textAlignment w:val="baseline"/>
         <w:rPr>
           <w:rFonts w:hint="eastAsia"/>
           <w:lang w:val="en-US" w:eastAsia="zh-CN"/>
         </w:rPr>
       </w:pPr>
-      <w:bookmarkStart w:id="39" w:name="_Toc2542"/>
+      <w:bookmarkStart w:id="46" w:name="_Toc31206"/>
       <w:r>
         <w:rPr>
           <w:rFonts w:hint="eastAsia"/>
@@ -20644,11 +24117,25 @@
         </w:rPr>
         <w:t>服务报告管理报告</w:t>
       </w:r>
-      <w:bookmarkEnd w:id="39"/>
+      <w:bookmarkEnd w:id="46"/>
     </w:p>
     <w:p>
       <w:pPr>
         <w:pStyle w:val="29"/>
+        <w:keepNext w:val="0"/>
+        <w:keepLines w:val="0"/>
+        <w:pageBreakBefore w:val="0"/>
+        <w:widowControl w:val="0"/>
+        <w:kinsoku w:val="0"/>
+        <w:wordWrap/>
+        <w:overflowPunct/>
+        <w:topLinePunct w:val="0"/>
+        <w:autoSpaceDE w:val="0"/>
+        <w:autoSpaceDN w:val="0"/>
+        <w:bidi w:val="0"/>
+        <w:adjustRightInd w:val="0"/>
+        <w:snapToGrid w:val="0"/>
+        <w:textAlignment w:val="baseline"/>
         <w:rPr>
           <w:rFonts w:hint="eastAsia"/>
           <w:lang w:val="en-US" w:eastAsia="zh-CN"/>
@@ -20665,13 +24152,26 @@
     <w:p>
       <w:pPr>
         <w:pStyle w:val="31"/>
+        <w:keepNext w:val="0"/>
+        <w:keepLines w:val="0"/>
+        <w:pageBreakBefore w:val="0"/>
+        <w:widowControl w:val="0"/>
+        <w:kinsoku w:val="0"/>
+        <w:wordWrap/>
+        <w:overflowPunct/>
+        <w:topLinePunct w:val="0"/>
+        <w:autoSpaceDE w:val="0"/>
+        <w:autoSpaceDN w:val="0"/>
         <w:bidi w:val="0"/>
+        <w:adjustRightInd w:val="0"/>
+        <w:snapToGrid w:val="0"/>
+        <w:textAlignment w:val="baseline"/>
         <w:rPr>
           <w:rFonts w:hint="eastAsia"/>
           <w:lang w:val="en-US" w:eastAsia="zh-CN"/>
         </w:rPr>
       </w:pPr>
-      <w:bookmarkStart w:id="40" w:name="_Toc6895"/>
+      <w:bookmarkStart w:id="47" w:name="_Toc378"/>
       <w:r>
         <w:rPr>
           <w:rFonts w:hint="eastAsia"/>
@@ -20679,11 +24179,25 @@
         </w:rPr>
         <w:t>事件管理报告</w:t>
       </w:r>
-      <w:bookmarkEnd w:id="40"/>
+      <w:bookmarkEnd w:id="47"/>
     </w:p>
     <w:p>
       <w:pPr>
         <w:pStyle w:val="29"/>
+        <w:keepNext w:val="0"/>
+        <w:keepLines w:val="0"/>
+        <w:pageBreakBefore w:val="0"/>
+        <w:widowControl w:val="0"/>
+        <w:kinsoku w:val="0"/>
+        <w:wordWrap/>
+        <w:overflowPunct/>
+        <w:topLinePunct w:val="0"/>
+        <w:autoSpaceDE w:val="0"/>
+        <w:autoSpaceDN w:val="0"/>
+        <w:bidi w:val="0"/>
+        <w:adjustRightInd w:val="0"/>
+        <w:snapToGrid w:val="0"/>
+        <w:textAlignment w:val="baseline"/>
         <w:rPr>
           <w:rFonts w:hint="eastAsia"/>
           <w:lang w:val="en-US" w:eastAsia="zh-CN"/>
@@ -20700,13 +24214,26 @@
     <w:p>
       <w:pPr>
         <w:pStyle w:val="31"/>
+        <w:keepNext w:val="0"/>
+        <w:keepLines w:val="0"/>
+        <w:pageBreakBefore w:val="0"/>
+        <w:widowControl w:val="0"/>
+        <w:kinsoku w:val="0"/>
+        <w:wordWrap/>
+        <w:overflowPunct/>
+        <w:topLinePunct w:val="0"/>
+        <w:autoSpaceDE w:val="0"/>
+        <w:autoSpaceDN w:val="0"/>
         <w:bidi w:val="0"/>
+        <w:adjustRightInd w:val="0"/>
+        <w:snapToGrid w:val="0"/>
+        <w:textAlignment w:val="baseline"/>
         <w:rPr>
           <w:rFonts w:hint="eastAsia"/>
           <w:lang w:val="en-US" w:eastAsia="zh-CN"/>
         </w:rPr>
       </w:pPr>
-      <w:bookmarkStart w:id="41" w:name="_Toc2275"/>
+      <w:bookmarkStart w:id="48" w:name="_Toc21223"/>
       <w:r>
         <w:rPr>
           <w:rFonts w:hint="eastAsia"/>
@@ -20714,11 +24241,25 @@
         </w:rPr>
         <w:t>问题管理报告</w:t>
       </w:r>
-      <w:bookmarkEnd w:id="41"/>
+      <w:bookmarkEnd w:id="48"/>
     </w:p>
     <w:p>
       <w:pPr>
         <w:pStyle w:val="29"/>
+        <w:keepNext w:val="0"/>
+        <w:keepLines w:val="0"/>
+        <w:pageBreakBefore w:val="0"/>
+        <w:widowControl w:val="0"/>
+        <w:kinsoku w:val="0"/>
+        <w:wordWrap/>
+        <w:overflowPunct/>
+        <w:topLinePunct w:val="0"/>
+        <w:autoSpaceDE w:val="0"/>
+        <w:autoSpaceDN w:val="0"/>
+        <w:bidi w:val="0"/>
+        <w:adjustRightInd w:val="0"/>
+        <w:snapToGrid w:val="0"/>
+        <w:textAlignment w:val="baseline"/>
         <w:rPr>
           <w:rFonts w:hint="eastAsia"/>
           <w:lang w:val="en-US" w:eastAsia="zh-CN"/>
@@ -20735,13 +24276,26 @@
     <w:p>
       <w:pPr>
         <w:pStyle w:val="31"/>
+        <w:keepNext w:val="0"/>
+        <w:keepLines w:val="0"/>
+        <w:pageBreakBefore w:val="0"/>
+        <w:widowControl w:val="0"/>
+        <w:kinsoku w:val="0"/>
+        <w:wordWrap/>
+        <w:overflowPunct/>
+        <w:topLinePunct w:val="0"/>
+        <w:autoSpaceDE w:val="0"/>
+        <w:autoSpaceDN w:val="0"/>
         <w:bidi w:val="0"/>
+        <w:adjustRightInd w:val="0"/>
+        <w:snapToGrid w:val="0"/>
+        <w:textAlignment w:val="baseline"/>
         <w:rPr>
           <w:rFonts w:hint="eastAsia"/>
           <w:lang w:val="en-US" w:eastAsia="zh-CN"/>
         </w:rPr>
       </w:pPr>
-      <w:bookmarkStart w:id="42" w:name="_Toc29452"/>
+      <w:bookmarkStart w:id="49" w:name="_Toc14615"/>
       <w:r>
         <w:rPr>
           <w:rFonts w:hint="eastAsia"/>
@@ -20749,11 +24303,25 @@
         </w:rPr>
         <w:t>变更管理报告</w:t>
       </w:r>
-      <w:bookmarkEnd w:id="42"/>
+      <w:bookmarkEnd w:id="49"/>
     </w:p>
     <w:p>
       <w:pPr>
         <w:pStyle w:val="29"/>
+        <w:keepNext w:val="0"/>
+        <w:keepLines w:val="0"/>
+        <w:pageBreakBefore w:val="0"/>
+        <w:widowControl w:val="0"/>
+        <w:kinsoku w:val="0"/>
+        <w:wordWrap/>
+        <w:overflowPunct/>
+        <w:topLinePunct w:val="0"/>
+        <w:autoSpaceDE w:val="0"/>
+        <w:autoSpaceDN w:val="0"/>
+        <w:bidi w:val="0"/>
+        <w:adjustRightInd w:val="0"/>
+        <w:snapToGrid w:val="0"/>
+        <w:textAlignment w:val="baseline"/>
         <w:rPr>
           <w:rFonts w:hint="eastAsia"/>
           <w:lang w:val="en-US" w:eastAsia="zh-CN"/>
@@ -20770,13 +24338,26 @@
     <w:p>
       <w:pPr>
         <w:pStyle w:val="31"/>
+        <w:keepNext w:val="0"/>
+        <w:keepLines w:val="0"/>
+        <w:pageBreakBefore w:val="0"/>
+        <w:widowControl w:val="0"/>
+        <w:kinsoku w:val="0"/>
+        <w:wordWrap/>
+        <w:overflowPunct/>
+        <w:topLinePunct w:val="0"/>
+        <w:autoSpaceDE w:val="0"/>
+        <w:autoSpaceDN w:val="0"/>
         <w:bidi w:val="0"/>
+        <w:adjustRightInd w:val="0"/>
+        <w:snapToGrid w:val="0"/>
+        <w:textAlignment w:val="baseline"/>
         <w:rPr>
           <w:rFonts w:hint="eastAsia"/>
           <w:lang w:val="en-US" w:eastAsia="zh-CN"/>
         </w:rPr>
       </w:pPr>
-      <w:bookmarkStart w:id="43" w:name="_Toc5044"/>
+      <w:bookmarkStart w:id="50" w:name="_Toc32334"/>
       <w:r>
         <w:rPr>
           <w:rFonts w:hint="eastAsia"/>
@@ -20784,11 +24365,25 @@
         </w:rPr>
         <w:t>发布管理报告</w:t>
       </w:r>
-      <w:bookmarkEnd w:id="43"/>
+      <w:bookmarkEnd w:id="50"/>
     </w:p>
     <w:p>
       <w:pPr>
         <w:pStyle w:val="29"/>
+        <w:keepNext w:val="0"/>
+        <w:keepLines w:val="0"/>
+        <w:pageBreakBefore w:val="0"/>
+        <w:widowControl w:val="0"/>
+        <w:kinsoku w:val="0"/>
+        <w:wordWrap/>
+        <w:overflowPunct/>
+        <w:topLinePunct w:val="0"/>
+        <w:autoSpaceDE w:val="0"/>
+        <w:autoSpaceDN w:val="0"/>
+        <w:bidi w:val="0"/>
+        <w:adjustRightInd w:val="0"/>
+        <w:snapToGrid w:val="0"/>
+        <w:textAlignment w:val="baseline"/>
         <w:rPr>
           <w:rFonts w:hint="eastAsia"/>
           <w:lang w:val="en-US" w:eastAsia="zh-CN"/>
@@ -20805,13 +24400,26 @@
     <w:p>
       <w:pPr>
         <w:pStyle w:val="31"/>
+        <w:keepNext w:val="0"/>
+        <w:keepLines w:val="0"/>
+        <w:pageBreakBefore w:val="0"/>
+        <w:widowControl w:val="0"/>
+        <w:kinsoku w:val="0"/>
+        <w:wordWrap/>
+        <w:overflowPunct/>
+        <w:topLinePunct w:val="0"/>
+        <w:autoSpaceDE w:val="0"/>
+        <w:autoSpaceDN w:val="0"/>
         <w:bidi w:val="0"/>
+        <w:adjustRightInd w:val="0"/>
+        <w:snapToGrid w:val="0"/>
+        <w:textAlignment w:val="baseline"/>
         <w:rPr>
           <w:rFonts w:hint="eastAsia"/>
           <w:lang w:val="en-US" w:eastAsia="zh-CN"/>
         </w:rPr>
       </w:pPr>
-      <w:bookmarkStart w:id="44" w:name="_Toc25289"/>
+      <w:bookmarkStart w:id="51" w:name="_Toc29121"/>
       <w:r>
         <w:rPr>
           <w:rFonts w:hint="eastAsia"/>
@@ -20819,11 +24427,12 @@
         </w:rPr>
         <w:t>配置管理报告</w:t>
       </w:r>
-      <w:bookmarkEnd w:id="44"/>
+      <w:bookmarkEnd w:id="51"/>
     </w:p>
     <w:p>
       <w:pPr>
         <w:pStyle w:val="29"/>
+        <w:bidi w:val="0"/>
         <w:rPr>
           <w:rFonts w:hint="eastAsia"/>
           <w:lang w:val="en-US" w:eastAsia="zh-CN"/>
@@ -20840,13 +24449,26 @@
     <w:p>
       <w:pPr>
         <w:pStyle w:val="31"/>
+        <w:keepNext w:val="0"/>
+        <w:keepLines w:val="0"/>
+        <w:pageBreakBefore w:val="0"/>
+        <w:widowControl w:val="0"/>
+        <w:kinsoku w:val="0"/>
+        <w:wordWrap/>
+        <w:overflowPunct/>
+        <w:topLinePunct w:val="0"/>
+        <w:autoSpaceDE w:val="0"/>
+        <w:autoSpaceDN w:val="0"/>
         <w:bidi w:val="0"/>
+        <w:adjustRightInd w:val="0"/>
+        <w:snapToGrid w:val="0"/>
+        <w:textAlignment w:val="baseline"/>
         <w:rPr>
           <w:rFonts w:hint="eastAsia"/>
           <w:lang w:val="en-US" w:eastAsia="zh-CN"/>
         </w:rPr>
       </w:pPr>
-      <w:bookmarkStart w:id="45" w:name="_Toc14098"/>
+      <w:bookmarkStart w:id="52" w:name="_Toc3791"/>
       <w:r>
         <w:rPr>
           <w:rFonts w:hint="eastAsia"/>
@@ -20854,11 +24476,25 @@
         </w:rPr>
         <w:t>服务可用性和连续性管理报告</w:t>
       </w:r>
-      <w:bookmarkEnd w:id="45"/>
+      <w:bookmarkEnd w:id="52"/>
     </w:p>
     <w:p>
       <w:pPr>
         <w:pStyle w:val="29"/>
+        <w:keepNext w:val="0"/>
+        <w:keepLines w:val="0"/>
+        <w:pageBreakBefore w:val="0"/>
+        <w:widowControl w:val="0"/>
+        <w:kinsoku w:val="0"/>
+        <w:wordWrap/>
+        <w:overflowPunct/>
+        <w:topLinePunct w:val="0"/>
+        <w:autoSpaceDE w:val="0"/>
+        <w:autoSpaceDN w:val="0"/>
+        <w:bidi w:val="0"/>
+        <w:adjustRightInd w:val="0"/>
+        <w:snapToGrid w:val="0"/>
+        <w:textAlignment w:val="baseline"/>
         <w:rPr>
           <w:rFonts w:hint="eastAsia"/>
           <w:lang w:val="en-US" w:eastAsia="zh-CN"/>
@@ -20869,28 +24505,32 @@
           <w:rFonts w:hint="eastAsia"/>
           <w:lang w:val="en-US" w:eastAsia="zh-CN"/>
         </w:rPr>
-        <w:t>截止2026年4月，每月服务可用率均</w:t>
-      </w:r>
-      <w:bookmarkStart w:id="55" w:name="_GoBack"/>
-      <w:bookmarkEnd w:id="55"/>
-      <w:r>
-        <w:rPr>
-          <w:rFonts w:hint="eastAsia"/>
-          <w:lang w:val="en-US" w:eastAsia="zh-CN"/>
-        </w:rPr>
-        <w:t>为100%，达成≥90%的考核目标；服务故障中断次数为0次，优于≤1次的约束要求，证明基础设施稳定，业务连续性得到有力保障。</w:t>
+        <w:t>截止2026年4月，每月服务可用率均为100%，达成≥90%的考核目标；服务故障中断次数为0次，优于≤1次的约束要求，证明基础设施稳定，业务连续性得到有力保障。</w:t>
       </w:r>
     </w:p>
     <w:p>
       <w:pPr>
         <w:pStyle w:val="31"/>
+        <w:keepNext w:val="0"/>
+        <w:keepLines w:val="0"/>
+        <w:pageBreakBefore w:val="0"/>
+        <w:widowControl w:val="0"/>
+        <w:kinsoku w:val="0"/>
+        <w:wordWrap/>
+        <w:overflowPunct/>
+        <w:topLinePunct w:val="0"/>
+        <w:autoSpaceDE w:val="0"/>
+        <w:autoSpaceDN w:val="0"/>
         <w:bidi w:val="0"/>
+        <w:adjustRightInd w:val="0"/>
+        <w:snapToGrid w:val="0"/>
+        <w:textAlignment w:val="baseline"/>
         <w:rPr>
           <w:rFonts w:hint="eastAsia"/>
           <w:lang w:val="en-US" w:eastAsia="zh-CN"/>
         </w:rPr>
       </w:pPr>
-      <w:bookmarkStart w:id="46" w:name="_Toc14223"/>
+      <w:bookmarkStart w:id="53" w:name="_Toc20320"/>
       <w:r>
         <w:rPr>
           <w:rFonts w:hint="eastAsia"/>
@@ -20898,11 +24538,25 @@
         </w:rPr>
         <w:t>容量管理报告</w:t>
       </w:r>
-      <w:bookmarkEnd w:id="46"/>
+      <w:bookmarkEnd w:id="53"/>
     </w:p>
     <w:p>
       <w:pPr>
         <w:pStyle w:val="29"/>
+        <w:keepNext w:val="0"/>
+        <w:keepLines w:val="0"/>
+        <w:pageBreakBefore w:val="0"/>
+        <w:widowControl w:val="0"/>
+        <w:kinsoku w:val="0"/>
+        <w:wordWrap/>
+        <w:overflowPunct/>
+        <w:topLinePunct w:val="0"/>
+        <w:autoSpaceDE w:val="0"/>
+        <w:autoSpaceDN w:val="0"/>
+        <w:bidi w:val="0"/>
+        <w:adjustRightInd w:val="0"/>
+        <w:snapToGrid w:val="0"/>
+        <w:textAlignment w:val="baseline"/>
         <w:rPr>
           <w:rFonts w:hint="default"/>
           <w:lang w:val="en-US" w:eastAsia="zh-CN"/>
@@ -20919,13 +24573,26 @@
     <w:p>
       <w:pPr>
         <w:pStyle w:val="31"/>
+        <w:keepNext w:val="0"/>
+        <w:keepLines w:val="0"/>
+        <w:pageBreakBefore w:val="0"/>
+        <w:widowControl w:val="0"/>
+        <w:kinsoku w:val="0"/>
+        <w:wordWrap/>
+        <w:overflowPunct/>
+        <w:topLinePunct w:val="0"/>
+        <w:autoSpaceDE w:val="0"/>
+        <w:autoSpaceDN w:val="0"/>
         <w:bidi w:val="0"/>
+        <w:adjustRightInd w:val="0"/>
+        <w:snapToGrid w:val="0"/>
+        <w:textAlignment w:val="baseline"/>
         <w:rPr>
           <w:rFonts w:hint="eastAsia"/>
           <w:lang w:val="en-US" w:eastAsia="zh-CN"/>
         </w:rPr>
       </w:pPr>
-      <w:bookmarkStart w:id="47" w:name="_Toc14396"/>
+      <w:bookmarkStart w:id="54" w:name="_Toc3242"/>
       <w:r>
         <w:rPr>
           <w:rFonts w:hint="eastAsia"/>
@@ -20933,11 +24600,25 @@
         </w:rPr>
         <w:t>信息安全管理报告</w:t>
       </w:r>
-      <w:bookmarkEnd w:id="47"/>
+      <w:bookmarkEnd w:id="54"/>
     </w:p>
     <w:p>
       <w:pPr>
         <w:pStyle w:val="29"/>
+        <w:keepNext w:val="0"/>
+        <w:keepLines w:val="0"/>
+        <w:pageBreakBefore w:val="0"/>
+        <w:widowControl w:val="0"/>
+        <w:kinsoku w:val="0"/>
+        <w:wordWrap/>
+        <w:overflowPunct/>
+        <w:topLinePunct w:val="0"/>
+        <w:autoSpaceDE w:val="0"/>
+        <w:autoSpaceDN w:val="0"/>
+        <w:bidi w:val="0"/>
+        <w:adjustRightInd w:val="0"/>
+        <w:snapToGrid w:val="0"/>
+        <w:textAlignment w:val="baseline"/>
         <w:rPr>
           <w:rFonts w:hint="default"/>
           <w:lang w:val="en-US" w:eastAsia="zh-CN"/>
@@ -20973,7 +24654,7 @@
           <w:lang w:val="en-US" w:eastAsia="zh-CN"/>
         </w:rPr>
       </w:pPr>
-      <w:bookmarkStart w:id="48" w:name="_Toc310"/>
+      <w:bookmarkStart w:id="55" w:name="_Toc17735"/>
       <w:r>
         <w:rPr>
           <w:rFonts w:hint="eastAsia"/>
@@ -20981,12 +24662,25 @@
         </w:rPr>
         <w:t>交付管理报告</w:t>
       </w:r>
-      <w:bookmarkEnd w:id="48"/>
+      <w:bookmarkEnd w:id="55"/>
     </w:p>
     <w:p>
       <w:pPr>
         <w:pStyle w:val="29"/>
+        <w:keepNext w:val="0"/>
+        <w:keepLines w:val="0"/>
+        <w:pageBreakBefore w:val="0"/>
+        <w:widowControl w:val="0"/>
+        <w:kinsoku w:val="0"/>
+        <w:wordWrap/>
+        <w:overflowPunct/>
+        <w:topLinePunct w:val="0"/>
+        <w:autoSpaceDE w:val="0"/>
+        <w:autoSpaceDN w:val="0"/>
         <w:bidi w:val="0"/>
+        <w:adjustRightInd w:val="0"/>
+        <w:snapToGrid w:val="0"/>
+        <w:textAlignment w:val="baseline"/>
         <w:rPr>
           <w:rFonts w:hint="eastAsia" w:eastAsia="宋体"/>
           <w:lang w:val="en-US" w:eastAsia="zh-CN"/>
@@ -21025,7 +24719,7 @@
           <w:lang w:val="en-US" w:eastAsia="zh-CN"/>
         </w:rPr>
       </w:pPr>
-      <w:bookmarkStart w:id="49" w:name="_Toc4347"/>
+      <w:bookmarkStart w:id="56" w:name="_Toc16817"/>
       <w:r>
         <w:rPr>
           <w:rFonts w:hint="eastAsia"/>
@@ -21033,12 +24727,25 @@
         </w:rPr>
         <w:t>应急管理报告</w:t>
       </w:r>
-      <w:bookmarkEnd w:id="49"/>
+      <w:bookmarkEnd w:id="56"/>
     </w:p>
     <w:p>
       <w:pPr>
         <w:pStyle w:val="29"/>
+        <w:keepNext w:val="0"/>
+        <w:keepLines w:val="0"/>
+        <w:pageBreakBefore w:val="0"/>
+        <w:widowControl w:val="0"/>
+        <w:kinsoku w:val="0"/>
+        <w:wordWrap/>
+        <w:overflowPunct/>
+        <w:topLinePunct w:val="0"/>
+        <w:autoSpaceDE w:val="0"/>
+        <w:autoSpaceDN w:val="0"/>
         <w:bidi w:val="0"/>
+        <w:adjustRightInd w:val="0"/>
+        <w:snapToGrid w:val="0"/>
+        <w:textAlignment w:val="baseline"/>
         <w:rPr>
           <w:rFonts w:hint="eastAsia"/>
           <w:lang w:val="en-US" w:eastAsia="zh-CN"/>
@@ -21070,7 +24777,7 @@
           <w:lang w:val="en-US" w:eastAsia="zh-CN"/>
         </w:rPr>
       </w:pPr>
-      <w:bookmarkStart w:id="50" w:name="_Toc32387"/>
+      <w:bookmarkStart w:id="57" w:name="_Toc12960"/>
       <w:r>
         <w:rPr>
           <w:rFonts w:hint="eastAsia"/>
@@ -21078,7 +24785,7 @@
         </w:rPr>
         <w:t>质量管理报告</w:t>
       </w:r>
-      <w:bookmarkEnd w:id="50"/>
+      <w:bookmarkEnd w:id="57"/>
     </w:p>
     <w:p>
       <w:pPr>
@@ -21102,7 +24809,7 @@
           <w:lang w:val="en-US" w:eastAsia="zh-CN"/>
         </w:rPr>
       </w:pPr>
-      <w:bookmarkStart w:id="51" w:name="_Toc2193"/>
+      <w:bookmarkStart w:id="58" w:name="_Toc25217"/>
       <w:r>
         <w:rPr>
           <w:rFonts w:hint="eastAsia"/>
@@ -21110,12 +24817,25 @@
         </w:rPr>
         <w:t>内审</w:t>
       </w:r>
-      <w:bookmarkEnd w:id="51"/>
+      <w:bookmarkEnd w:id="58"/>
     </w:p>
     <w:p>
       <w:pPr>
         <w:pStyle w:val="29"/>
+        <w:keepNext w:val="0"/>
+        <w:keepLines w:val="0"/>
+        <w:pageBreakBefore w:val="0"/>
+        <w:widowControl w:val="0"/>
+        <w:kinsoku w:val="0"/>
+        <w:wordWrap/>
+        <w:overflowPunct/>
+        <w:topLinePunct w:val="0"/>
+        <w:autoSpaceDE w:val="0"/>
+        <w:autoSpaceDN w:val="0"/>
         <w:bidi w:val="0"/>
+        <w:adjustRightInd w:val="0"/>
+        <w:snapToGrid w:val="0"/>
+        <w:textAlignment w:val="baseline"/>
         <w:rPr>
           <w:rFonts w:hint="eastAsia"/>
           <w:lang w:val="en-US" w:eastAsia="zh-CN"/>
@@ -21147,7 +24867,7 @@
           <w:lang w:val="en-US" w:eastAsia="zh-CN"/>
         </w:rPr>
       </w:pPr>
-      <w:bookmarkStart w:id="52" w:name="_Toc14054"/>
+      <w:bookmarkStart w:id="59" w:name="_Toc27461"/>
       <w:r>
         <w:rPr>
           <w:rFonts w:hint="eastAsia"/>
@@ -21155,12 +24875,25 @@
         </w:rPr>
         <w:t>管评</w:t>
       </w:r>
-      <w:bookmarkEnd w:id="52"/>
+      <w:bookmarkEnd w:id="59"/>
     </w:p>
     <w:p>
       <w:pPr>
         <w:pStyle w:val="29"/>
+        <w:keepNext w:val="0"/>
+        <w:keepLines w:val="0"/>
+        <w:pageBreakBefore w:val="0"/>
+        <w:widowControl w:val="0"/>
+        <w:kinsoku w:val="0"/>
+        <w:wordWrap/>
+        <w:overflowPunct/>
+        <w:topLinePunct w:val="0"/>
+        <w:autoSpaceDE w:val="0"/>
+        <w:autoSpaceDN w:val="0"/>
         <w:bidi w:val="0"/>
+        <w:adjustRightInd w:val="0"/>
+        <w:snapToGrid w:val="0"/>
+        <w:textAlignment w:val="baseline"/>
         <w:rPr>
           <w:rFonts w:hint="eastAsia"/>
           <w:lang w:val="en-US" w:eastAsia="zh-CN"/>
@@ -21192,7 +24925,7 @@
           <w:lang w:val="en-US" w:eastAsia="zh-CN"/>
         </w:rPr>
       </w:pPr>
-      <w:bookmarkStart w:id="53" w:name="_Toc14624"/>
+      <w:bookmarkStart w:id="60" w:name="_Toc26225"/>
       <w:r>
         <w:rPr>
           <w:rFonts w:hint="eastAsia"/>
@@ -21200,12 +24933,25 @@
         </w:rPr>
         <w:t>客户满意度</w:t>
       </w:r>
-      <w:bookmarkEnd w:id="53"/>
+      <w:bookmarkEnd w:id="60"/>
     </w:p>
     <w:p>
       <w:pPr>
         <w:pStyle w:val="29"/>
+        <w:keepNext w:val="0"/>
+        <w:keepLines w:val="0"/>
+        <w:pageBreakBefore w:val="0"/>
+        <w:widowControl w:val="0"/>
+        <w:kinsoku w:val="0"/>
+        <w:wordWrap/>
+        <w:overflowPunct/>
+        <w:topLinePunct w:val="0"/>
+        <w:autoSpaceDE w:val="0"/>
+        <w:autoSpaceDN w:val="0"/>
         <w:bidi w:val="0"/>
+        <w:adjustRightInd w:val="0"/>
+        <w:snapToGrid w:val="0"/>
+        <w:textAlignment w:val="baseline"/>
         <w:rPr>
           <w:rFonts w:hint="default"/>
           <w:lang w:val="en-US" w:eastAsia="zh-CN"/>
@@ -21244,7 +24990,7 @@
           <w:lang w:val="en-US" w:eastAsia="zh-CN"/>
         </w:rPr>
       </w:pPr>
-      <w:bookmarkStart w:id="54" w:name="_Toc29366"/>
+      <w:bookmarkStart w:id="61" w:name="_Toc22645"/>
       <w:r>
         <w:rPr>
           <w:rFonts w:hint="eastAsia"/>
@@ -21252,14 +24998,27 @@
         </w:rPr>
         <w:t>客户投诉</w:t>
       </w:r>
-      <w:bookmarkEnd w:id="54"/>
+      <w:bookmarkEnd w:id="61"/>
     </w:p>
     <w:p>
       <w:pPr>
         <w:pStyle w:val="29"/>
+        <w:keepNext w:val="0"/>
+        <w:keepLines w:val="0"/>
+        <w:pageBreakBefore w:val="0"/>
+        <w:widowControl w:val="0"/>
+        <w:kinsoku w:val="0"/>
+        <w:wordWrap/>
+        <w:overflowPunct/>
+        <w:topLinePunct w:val="0"/>
+        <w:autoSpaceDE w:val="0"/>
+        <w:autoSpaceDN w:val="0"/>
         <w:bidi w:val="0"/>
+        <w:adjustRightInd w:val="0"/>
+        <w:snapToGrid w:val="0"/>
+        <w:textAlignment w:val="baseline"/>
         <w:rPr>
-          <w:rFonts w:hint="default"/>
+          <w:rFonts w:hint="eastAsia"/>
           <w:lang w:val="en-US" w:eastAsia="zh-CN"/>
         </w:rPr>
       </w:pPr>
@@ -21268,7 +25027,7 @@
           <w:rFonts w:hint="eastAsia"/>
           <w:lang w:val="en-US" w:eastAsia="zh-CN"/>
         </w:rPr>
-        <w:t>截止目前没有发生客户投诉。</w:t>
+        <w:t>截止2026年4月，公司客户投诉管理机制运行平稳。所有项目累计客户投诉数量为0次，优于年度目标（全年不超过2次）的阶段控制要求。质量管理部持续开展投诉统一登记与监测，未发生需立案处理的客户投诉事件。后续将继续强化服务过程管控与风险预警，巩固“零投诉”成果，确保全年投诉指标达成，支撑客户满意度目标的实现。</w:t>
       </w:r>
     </w:p>
     <w:sectPr>
